--- a/Knowledge/3-Work knowledge/1-Software Engineering/1-Testing/5-My Source/1-ISTQB Foundation Level/1-Testing terms/10-pipeline, CI - CD pipeline and Software Delivery Pipeline.docx
+++ b/Knowledge/3-Work knowledge/1-Software Engineering/1-Testing/5-My Source/1-ISTQB Foundation Level/1-Testing terms/10-pipeline, CI - CD pipeline and Software Delivery Pipeline.docx
@@ -70,7 +70,26 @@
           <w:szCs w:val="14"/>
           <w:shd w:val="clear" w:color="auto" w:fill="B7B7B7"/>
         </w:rPr>
-        <w:t>(GPT-5-Standard) at [8/13/2025]</w:t>
+        <w:t>(GPT</w:t>
+      </w:r>
+      <w:r>
+        <w:rPr>
+          <w:rFonts w:ascii="Cambria Math" w:hAnsi="Cambria Math" w:cs="Cambria Math"/>
+          <w:b/>
+          <w:sz w:val="14"/>
+          <w:szCs w:val="14"/>
+          <w:shd w:val="clear" w:color="auto" w:fill="B7B7B7"/>
+        </w:rPr>
+        <w:t>‑</w:t>
+      </w:r>
+      <w:r>
+        <w:rPr>
+          <w:b/>
+          <w:sz w:val="14"/>
+          <w:szCs w:val="14"/>
+          <w:shd w:val="clear" w:color="auto" w:fill="B7B7B7"/>
+        </w:rPr>
+        <w:t>5 Mini) at [8/13/2025]</w:t>
       </w:r>
     </w:p>
     <w:p>
@@ -207,8 +226,8 @@
     </w:p>
     <w:p>
       <w:r>
-        <w:pict w14:anchorId="477C591F">
-          <v:rect id="_x0000_i1026" style="width:0;height:1.5pt" o:hralign="center" o:hrstd="t" o:hr="t" fillcolor="#a0a0a0" stroked="f"/>
+        <w:pict w14:anchorId="60A89356">
+          <v:rect id="_x0000_i1119" style="width:0;height:1.5pt" o:hralign="center" o:hrstd="t" o:hr="t" fillcolor="#a0a0a0" stroked="f"/>
         </w:pict>
       </w:r>
     </w:p>
@@ -264,7 +283,26 @@
           <w:szCs w:val="14"/>
           <w:shd w:val="clear" w:color="auto" w:fill="B7B7B7"/>
         </w:rPr>
-        <w:t>(GPT-5-Standard) at [8/13/2025]</w:t>
+        <w:t>(GPT</w:t>
+      </w:r>
+      <w:r>
+        <w:rPr>
+          <w:rFonts w:ascii="Cambria Math" w:hAnsi="Cambria Math" w:cs="Cambria Math"/>
+          <w:b/>
+          <w:sz w:val="14"/>
+          <w:szCs w:val="14"/>
+          <w:shd w:val="clear" w:color="auto" w:fill="B7B7B7"/>
+        </w:rPr>
+        <w:t>‑</w:t>
+      </w:r>
+      <w:r>
+        <w:rPr>
+          <w:b/>
+          <w:sz w:val="14"/>
+          <w:szCs w:val="14"/>
+          <w:shd w:val="clear" w:color="auto" w:fill="B7B7B7"/>
+        </w:rPr>
+        <w:t>5 Mini) at [8/13/2025]</w:t>
       </w:r>
     </w:p>
     <w:p>
@@ -376,8 +414,8 @@
     </w:p>
     <w:p>
       <w:r>
-        <w:pict w14:anchorId="0873CDBC">
-          <v:rect id="_x0000_i1027" style="width:0;height:1.5pt" o:hralign="center" o:hrstd="t" o:hr="t" fillcolor="#a0a0a0" stroked="f"/>
+        <w:pict w14:anchorId="3E2934DE">
+          <v:rect id="_x0000_i1120" style="width:0;height:1.5pt" o:hralign="center" o:hrstd="t" o:hr="t" fillcolor="#a0a0a0" stroked="f"/>
         </w:pict>
       </w:r>
     </w:p>
@@ -390,19 +428,19 @@
       <w:bookmarkStart w:id="3" w:name="_l2yhvse4h7kt" w:colFirst="0" w:colLast="0"/>
       <w:bookmarkEnd w:id="3"/>
       <w:r>
+        <w:t>Typical Pipeline Stages</w:t>
+      </w:r>
+    </w:p>
+    <w:p>
+      <w:pPr>
+        <w:spacing w:before="240" w:after="240"/>
+      </w:pPr>
+      <w:r>
+        <w:rPr>
+          <w:b/>
+          <w:shd w:val="clear" w:color="auto" w:fill="B7B7B7"/>
+        </w:rPr>
         <w:lastRenderedPageBreak/>
-        <w:t>Typical Pipeline Stages</w:t>
-      </w:r>
-    </w:p>
-    <w:p>
-      <w:pPr>
-        <w:spacing w:before="240" w:after="240"/>
-      </w:pPr>
-      <w:r>
-        <w:rPr>
-          <w:b/>
-          <w:shd w:val="clear" w:color="auto" w:fill="B7B7B7"/>
-        </w:rPr>
         <w:t># Source</w:t>
       </w:r>
       <w:r>
@@ -434,7 +472,26 @@
           <w:szCs w:val="14"/>
           <w:shd w:val="clear" w:color="auto" w:fill="B7B7B7"/>
         </w:rPr>
-        <w:t>(GPT-5-Standard) at [8/13/2025]</w:t>
+        <w:t>(GPT</w:t>
+      </w:r>
+      <w:r>
+        <w:rPr>
+          <w:rFonts w:ascii="Cambria Math" w:hAnsi="Cambria Math" w:cs="Cambria Math"/>
+          <w:b/>
+          <w:sz w:val="14"/>
+          <w:szCs w:val="14"/>
+          <w:shd w:val="clear" w:color="auto" w:fill="B7B7B7"/>
+        </w:rPr>
+        <w:t>‑</w:t>
+      </w:r>
+      <w:r>
+        <w:rPr>
+          <w:b/>
+          <w:sz w:val="14"/>
+          <w:szCs w:val="14"/>
+          <w:shd w:val="clear" w:color="auto" w:fill="B7B7B7"/>
+        </w:rPr>
+        <w:t>5 Mini) at [8/13/2025]</w:t>
       </w:r>
     </w:p>
     <w:p>
@@ -642,8 +699,8 @@
     </w:p>
     <w:p>
       <w:r>
-        <w:pict w14:anchorId="5DA8661C">
-          <v:rect id="_x0000_i1028" style="width:0;height:1.5pt" o:hralign="center" o:hrstd="t" o:hr="t" fillcolor="#a0a0a0" stroked="f"/>
+        <w:pict w14:anchorId="4DDDFCB8">
+          <v:rect id="_x0000_i1121" style="width:0;height:1.5pt" o:hralign="center" o:hrstd="t" o:hr="t" fillcolor="#a0a0a0" stroked="f"/>
         </w:pict>
       </w:r>
     </w:p>
@@ -699,7 +756,26 @@
           <w:szCs w:val="14"/>
           <w:shd w:val="clear" w:color="auto" w:fill="B7B7B7"/>
         </w:rPr>
-        <w:t>(GPT-5-Standard) at [8/13/2025]</w:t>
+        <w:t>(GPT</w:t>
+      </w:r>
+      <w:r>
+        <w:rPr>
+          <w:rFonts w:ascii="Cambria Math" w:hAnsi="Cambria Math" w:cs="Cambria Math"/>
+          <w:b/>
+          <w:sz w:val="14"/>
+          <w:szCs w:val="14"/>
+          <w:shd w:val="clear" w:color="auto" w:fill="B7B7B7"/>
+        </w:rPr>
+        <w:t>‑</w:t>
+      </w:r>
+      <w:r>
+        <w:rPr>
+          <w:b/>
+          <w:sz w:val="14"/>
+          <w:szCs w:val="14"/>
+          <w:shd w:val="clear" w:color="auto" w:fill="B7B7B7"/>
+        </w:rPr>
+        <w:t>5 Mini) at [8/13/2025]</w:t>
       </w:r>
     </w:p>
     <w:p>
@@ -708,7 +784,7 @@
           <w:noProof/>
         </w:rPr>
         <w:drawing>
-          <wp:inline distT="114300" distB="114300" distL="114300" distR="114300" wp14:anchorId="20621E95" wp14:editId="6F3C0EDF">
+          <wp:inline distT="114300" distB="114300" distL="114300" distR="114300" wp14:anchorId="19676C2E" wp14:editId="2FADEB1E">
             <wp:extent cx="5943600" cy="685800"/>
             <wp:effectExtent l="0" t="0" r="0" b="0"/>
             <wp:docPr id="1" name="image1.png"/>
@@ -760,8 +836,8 @@
     <w:p/>
     <w:p>
       <w:r>
-        <w:pict w14:anchorId="6E136B8F">
-          <v:rect id="_x0000_i1029" style="width:0;height:1.5pt" o:hralign="center" o:hrstd="t" o:hr="t" fillcolor="#a0a0a0" stroked="f"/>
+        <w:pict w14:anchorId="5834F10A">
+          <v:rect id="_x0000_i1122" style="width:0;height:1.5pt" o:hralign="center" o:hrstd="t" o:hr="t" fillcolor="#a0a0a0" stroked="f"/>
         </w:pict>
       </w:r>
     </w:p>
@@ -817,7 +893,26 @@
           <w:szCs w:val="14"/>
           <w:shd w:val="clear" w:color="auto" w:fill="B7B7B7"/>
         </w:rPr>
-        <w:t>(GPT-5-Standard) at [8/13/2025]</w:t>
+        <w:t>(GPT</w:t>
+      </w:r>
+      <w:r>
+        <w:rPr>
+          <w:rFonts w:ascii="Cambria Math" w:hAnsi="Cambria Math" w:cs="Cambria Math"/>
+          <w:b/>
+          <w:sz w:val="14"/>
+          <w:szCs w:val="14"/>
+          <w:shd w:val="clear" w:color="auto" w:fill="B7B7B7"/>
+        </w:rPr>
+        <w:t>‑</w:t>
+      </w:r>
+      <w:r>
+        <w:rPr>
+          <w:b/>
+          <w:sz w:val="14"/>
+          <w:szCs w:val="14"/>
+          <w:shd w:val="clear" w:color="auto" w:fill="B7B7B7"/>
+        </w:rPr>
+        <w:t>5 Mini) at [8/13/2025]</w:t>
       </w:r>
     </w:p>
     <w:p>
@@ -833,7 +928,6 @@
           <w:rFonts w:ascii="Roboto Mono" w:eastAsia="Roboto Mono" w:hAnsi="Roboto Mono" w:cs="Roboto Mono"/>
           <w:b/>
         </w:rPr>
-        <w:lastRenderedPageBreak/>
         <w:t>Speed</w:t>
       </w:r>
       <w:r>
@@ -888,6 +982,7 @@
           <w:rFonts w:ascii="Roboto Mono" w:eastAsia="Roboto Mono" w:hAnsi="Roboto Mono" w:cs="Roboto Mono"/>
           <w:b/>
         </w:rPr>
+        <w:lastRenderedPageBreak/>
         <w:t>Reliability</w:t>
       </w:r>
       <w:r>
@@ -933,8 +1028,8 @@
     </w:p>
     <w:p>
       <w:r>
-        <w:pict w14:anchorId="7A12322D">
-          <v:rect id="_x0000_i1030" style="width:0;height:1.5pt" o:hralign="center" o:bullet="t" o:hrstd="t" o:hr="t" fillcolor="#a0a0a0" stroked="f"/>
+        <w:pict w14:anchorId="020FF071">
+          <v:rect id="_x0000_i1123" style="width:0;height:1.5pt" o:hralign="center" o:bullet="t" o:hrstd="t" o:hr="t" fillcolor="#a0a0a0" stroked="f"/>
         </w:pict>
       </w:r>
     </w:p>
@@ -989,16 +1084,17 @@
           <w:szCs w:val="14"/>
           <w:shd w:val="clear" w:color="auto" w:fill="B7B7B7"/>
         </w:rPr>
-        <w:t>(GPT-5-Standard) at [9/</w:t>
-      </w:r>
-      <w:r>
-        <w:rPr>
+        <w:t>(GPT</w:t>
+      </w:r>
+      <w:r>
+        <w:rPr>
+          <w:rFonts w:ascii="Cambria Math" w:hAnsi="Cambria Math" w:cs="Cambria Math"/>
           <w:b/>
           <w:sz w:val="14"/>
           <w:szCs w:val="14"/>
           <w:shd w:val="clear" w:color="auto" w:fill="B7B7B7"/>
         </w:rPr>
-        <w:t>8</w:t>
+        <w:t>‑</w:t>
       </w:r>
       <w:r>
         <w:rPr>
@@ -1007,7 +1103,7 @@
           <w:szCs w:val="14"/>
           <w:shd w:val="clear" w:color="auto" w:fill="B7B7B7"/>
         </w:rPr>
-        <w:t>/2025]</w:t>
+        <w:t>5 Mini) at [9/8/2025]</w:t>
       </w:r>
     </w:p>
     <w:p>
@@ -1084,8 +1180,8 @@
           <w:rFonts w:ascii="Roboto Mono" w:hAnsi="Roboto Mono"/>
           <w:lang w:val="en-US"/>
         </w:rPr>
-        <w:pict w14:anchorId="72AAFC02">
-          <v:rect id="_x0000_i1031" style="width:0;height:1.5pt" o:hralign="center" o:hrstd="t" o:hr="t" fillcolor="#a0a0a0" stroked="f"/>
+        <w:pict w14:anchorId="3887D06E">
+          <v:rect id="_x0000_i1124" style="width:0;height:1.5pt" o:hralign="center" o:hrstd="t" o:hr="t" fillcolor="#a0a0a0" stroked="f"/>
         </w:pict>
       </w:r>
     </w:p>
@@ -1143,7 +1239,26 @@
           <w:szCs w:val="14"/>
           <w:shd w:val="clear" w:color="auto" w:fill="B7B7B7"/>
         </w:rPr>
-        <w:t>(GPT-5-Standard) at [9/8/2025]</w:t>
+        <w:t>(GPT</w:t>
+      </w:r>
+      <w:r>
+        <w:rPr>
+          <w:rFonts w:ascii="Cambria Math" w:hAnsi="Cambria Math" w:cs="Cambria Math"/>
+          <w:b/>
+          <w:sz w:val="14"/>
+          <w:szCs w:val="14"/>
+          <w:shd w:val="clear" w:color="auto" w:fill="B7B7B7"/>
+        </w:rPr>
+        <w:t>‑</w:t>
+      </w:r>
+      <w:r>
+        <w:rPr>
+          <w:b/>
+          <w:sz w:val="14"/>
+          <w:szCs w:val="14"/>
+          <w:shd w:val="clear" w:color="auto" w:fill="B7B7B7"/>
+        </w:rPr>
+        <w:t>5 Mini) at [9/8/2025]</w:t>
       </w:r>
     </w:p>
     <w:p>
@@ -1412,7 +1527,26 @@
           <w:szCs w:val="14"/>
           <w:shd w:val="clear" w:color="auto" w:fill="B7B7B7"/>
         </w:rPr>
-        <w:t>(GPT-5-Standard) at [9/8/2025]</w:t>
+        <w:t>(GPT</w:t>
+      </w:r>
+      <w:r>
+        <w:rPr>
+          <w:rFonts w:ascii="Cambria Math" w:hAnsi="Cambria Math" w:cs="Cambria Math"/>
+          <w:b/>
+          <w:sz w:val="14"/>
+          <w:szCs w:val="14"/>
+          <w:shd w:val="clear" w:color="auto" w:fill="B7B7B7"/>
+        </w:rPr>
+        <w:t>‑</w:t>
+      </w:r>
+      <w:r>
+        <w:rPr>
+          <w:b/>
+          <w:sz w:val="14"/>
+          <w:szCs w:val="14"/>
+          <w:shd w:val="clear" w:color="auto" w:fill="B7B7B7"/>
+        </w:rPr>
+        <w:t>5 Mini) at [9/8/2025]</w:t>
       </w:r>
     </w:p>
     <w:p>
@@ -1460,7 +1594,6 @@
           <w:bCs/>
           <w:lang w:val="en-US"/>
         </w:rPr>
-        <w:lastRenderedPageBreak/>
         <w:t>Combining code changes from different developers, teams, or modules into a single shared build</w:t>
       </w:r>
       <w:r>
@@ -1483,8 +1616,8 @@
           <w:rFonts w:ascii="Roboto Mono" w:hAnsi="Roboto Mono"/>
           <w:lang w:val="en-US"/>
         </w:rPr>
-        <w:pict w14:anchorId="3128D751">
-          <v:rect id="_x0000_i1032" style="width:0;height:1.5pt" o:hralign="center" o:hrstd="t" o:hr="t" fillcolor="#a0a0a0" stroked="f"/>
+        <w:pict w14:anchorId="4D53DA56">
+          <v:rect id="_x0000_i1125" style="width:0;height:1.5pt" o:hralign="center" o:hrstd="t" o:hr="t" fillcolor="#a0a0a0" stroked="f"/>
         </w:pict>
       </w:r>
     </w:p>
@@ -1520,7 +1653,7 @@
       <w:pPr>
         <w:numPr>
           <w:ilvl w:val="0"/>
-          <w:numId w:val="27"/>
+          <w:numId w:val="25"/>
         </w:numPr>
         <w:rPr>
           <w:rFonts w:ascii="Roboto Mono" w:hAnsi="Roboto Mono"/>
@@ -1539,7 +1672,7 @@
       <w:pPr>
         <w:numPr>
           <w:ilvl w:val="0"/>
-          <w:numId w:val="27"/>
+          <w:numId w:val="25"/>
         </w:numPr>
         <w:rPr>
           <w:rFonts w:ascii="Roboto Mono" w:hAnsi="Roboto Mono"/>
@@ -1574,7 +1707,7 @@
       <w:pPr>
         <w:numPr>
           <w:ilvl w:val="0"/>
-          <w:numId w:val="27"/>
+          <w:numId w:val="25"/>
         </w:numPr>
         <w:rPr>
           <w:rFonts w:ascii="Roboto Mono" w:hAnsi="Roboto Mono"/>
@@ -1588,6 +1721,7 @@
           <w:bCs/>
           <w:lang w:val="en-US"/>
         </w:rPr>
+        <w:lastRenderedPageBreak/>
         <w:t>Integration</w:t>
       </w:r>
       <w:r>
@@ -1610,8 +1744,8 @@
           <w:rFonts w:ascii="Roboto Mono" w:hAnsi="Roboto Mono"/>
           <w:lang w:val="en-US"/>
         </w:rPr>
-        <w:pict w14:anchorId="06D913EC">
-          <v:rect id="_x0000_i1033" style="width:0;height:1.5pt" o:hralign="center" o:hrstd="t" o:hr="t" fillcolor="#a0a0a0" stroked="f"/>
+        <w:pict w14:anchorId="24EC05F0">
+          <v:rect id="_x0000_i1126" style="width:0;height:1.5pt" o:hralign="center" o:hrstd="t" o:hr="t" fillcolor="#a0a0a0" stroked="f"/>
         </w:pict>
       </w:r>
     </w:p>
@@ -1657,7 +1791,7 @@
           <w:noProof/>
         </w:rPr>
         <w:drawing>
-          <wp:inline distT="0" distB="0" distL="0" distR="0" wp14:anchorId="5D3948F7" wp14:editId="23983C47">
+          <wp:inline distT="0" distB="0" distL="0" distR="0" wp14:anchorId="3E219F89" wp14:editId="2AF2291B">
             <wp:extent cx="5943600" cy="1735455"/>
             <wp:effectExtent l="0" t="0" r="0" b="0"/>
             <wp:docPr id="1352640785" name="Picture 1"/>
@@ -1984,8 +2118,8 @@
           <w:rFonts w:ascii="Roboto Mono" w:hAnsi="Roboto Mono"/>
           <w:lang w:val="en-US"/>
         </w:rPr>
-        <w:pict w14:anchorId="50DE01E0">
-          <v:rect id="_x0000_i1034" style="width:0;height:1.5pt" o:hralign="center" o:hrstd="t" o:hr="t" fillcolor="#a0a0a0" stroked="f"/>
+        <w:pict w14:anchorId="0DAC82DC">
+          <v:rect id="_x0000_i1127" style="width:0;height:1.5pt" o:hralign="center" o:hrstd="t" o:hr="t" fillcolor="#a0a0a0" stroked="f"/>
         </w:pict>
       </w:r>
     </w:p>
@@ -2161,7 +2295,93 @@
           <w:szCs w:val="14"/>
           <w:shd w:val="clear" w:color="auto" w:fill="B7B7B7"/>
         </w:rPr>
-        <w:t>(GPT-5-Standard) at [9/8/2025]</w:t>
+        <w:t>(GPT</w:t>
+      </w:r>
+      <w:r>
+        <w:rPr>
+          <w:rFonts w:ascii="Cambria Math" w:hAnsi="Cambria Math" w:cs="Cambria Math"/>
+          <w:b/>
+          <w:sz w:val="14"/>
+          <w:szCs w:val="14"/>
+          <w:shd w:val="clear" w:color="auto" w:fill="B7B7B7"/>
+        </w:rPr>
+        <w:t>‑</w:t>
+      </w:r>
+      <w:r>
+        <w:rPr>
+          <w:b/>
+          <w:sz w:val="14"/>
+          <w:szCs w:val="14"/>
+          <w:shd w:val="clear" w:color="auto" w:fill="B7B7B7"/>
+        </w:rPr>
+        <w:t>5 Mini) at [9/8/2025]</w:t>
+      </w:r>
+    </w:p>
+    <w:p>
+      <w:pPr>
+        <w:rPr>
+          <w:rFonts w:ascii="Roboto Mono" w:hAnsi="Roboto Mono"/>
+          <w:lang w:val="en-US"/>
+        </w:rPr>
+      </w:pPr>
+      <w:r>
+        <w:rPr>
+          <w:rFonts w:ascii="Roboto Mono" w:hAnsi="Roboto Mono"/>
+          <w:lang w:val="en-US"/>
+        </w:rPr>
+        <w:t xml:space="preserve">An </w:t>
+      </w:r>
+      <w:r>
+        <w:rPr>
+          <w:rFonts w:ascii="Roboto Mono" w:hAnsi="Roboto Mono"/>
+          <w:b/>
+          <w:bCs/>
+          <w:lang w:val="en-US"/>
+        </w:rPr>
+        <w:t>automatic build</w:t>
+      </w:r>
+      <w:r>
+        <w:rPr>
+          <w:rFonts w:ascii="Roboto Mono" w:hAnsi="Roboto Mono"/>
+          <w:lang w:val="en-US"/>
+        </w:rPr>
+        <w:t xml:space="preserve"> means: as soon as you change the code (for example, push to GitHub), a tool automatically takes care of turning that code into something usable — without you doing manual steps on your machine.</w:t>
+      </w:r>
+    </w:p>
+    <w:p>
+      <w:pPr>
+        <w:rPr>
+          <w:rFonts w:ascii="Roboto Mono" w:hAnsi="Roboto Mono"/>
+          <w:lang w:val="en-US"/>
+        </w:rPr>
+      </w:pPr>
+      <w:r>
+        <w:rPr>
+          <w:rFonts w:ascii="Roboto Mono" w:hAnsi="Roboto Mono"/>
+          <w:lang w:val="en-US"/>
+        </w:rPr>
+        <w:pict w14:anchorId="2E24EE04">
+          <v:rect id="_x0000_i1128" style="width:0;height:1.5pt" o:hralign="center" o:hrstd="t" o:hr="t" fillcolor="#a0a0a0" stroked="f"/>
+        </w:pict>
+      </w:r>
+    </w:p>
+    <w:p>
+      <w:pPr>
+        <w:rPr>
+          <w:rFonts w:ascii="Roboto Mono" w:hAnsi="Roboto Mono"/>
+          <w:b/>
+          <w:bCs/>
+          <w:lang w:val="en-US"/>
+        </w:rPr>
+      </w:pPr>
+      <w:r>
+        <w:rPr>
+          <w:rFonts w:ascii="Roboto Mono" w:hAnsi="Roboto Mono"/>
+          <w:b/>
+          <w:bCs/>
+          <w:lang w:val="en-US"/>
+        </w:rPr>
+        <w:t>In other words</w:t>
       </w:r>
     </w:p>
     <w:p>
@@ -2177,73 +2397,6 @@
           <w:lang w:val="en-US"/>
         </w:rPr>
         <w:lastRenderedPageBreak/>
-        <w:t xml:space="preserve">An </w:t>
-      </w:r>
-      <w:r>
-        <w:rPr>
-          <w:rFonts w:ascii="Roboto Mono" w:hAnsi="Roboto Mono"/>
-          <w:b/>
-          <w:bCs/>
-          <w:lang w:val="en-US"/>
-        </w:rPr>
-        <w:t>automatic build</w:t>
-      </w:r>
-      <w:r>
-        <w:rPr>
-          <w:rFonts w:ascii="Roboto Mono" w:hAnsi="Roboto Mono"/>
-          <w:lang w:val="en-US"/>
-        </w:rPr>
-        <w:t xml:space="preserve"> means: as soon as you change the code (for example, push to GitHub), a tool automatically takes care of turning that code into something usable — without you doing manual steps on your machine.</w:t>
-      </w:r>
-    </w:p>
-    <w:p>
-      <w:pPr>
-        <w:rPr>
-          <w:rFonts w:ascii="Roboto Mono" w:hAnsi="Roboto Mono"/>
-          <w:lang w:val="en-US"/>
-        </w:rPr>
-      </w:pPr>
-      <w:r>
-        <w:rPr>
-          <w:rFonts w:ascii="Roboto Mono" w:hAnsi="Roboto Mono"/>
-          <w:lang w:val="en-US"/>
-        </w:rPr>
-        <w:pict w14:anchorId="6812C933">
-          <v:rect id="_x0000_i1035" style="width:0;height:1.5pt" o:hralign="center" o:hrstd="t" o:hr="t" fillcolor="#a0a0a0" stroked="f"/>
-        </w:pict>
-      </w:r>
-    </w:p>
-    <w:p>
-      <w:pPr>
-        <w:rPr>
-          <w:rFonts w:ascii="Roboto Mono" w:hAnsi="Roboto Mono"/>
-          <w:b/>
-          <w:bCs/>
-          <w:lang w:val="en-US"/>
-        </w:rPr>
-      </w:pPr>
-      <w:r>
-        <w:rPr>
-          <w:rFonts w:ascii="Roboto Mono" w:hAnsi="Roboto Mono"/>
-          <w:b/>
-          <w:bCs/>
-          <w:lang w:val="en-US"/>
-        </w:rPr>
-        <w:t>In other words</w:t>
-      </w:r>
-    </w:p>
-    <w:p>
-      <w:pPr>
-        <w:rPr>
-          <w:rFonts w:ascii="Roboto Mono" w:hAnsi="Roboto Mono"/>
-          <w:lang w:val="en-US"/>
-        </w:rPr>
-      </w:pPr>
-      <w:r>
-        <w:rPr>
-          <w:rFonts w:ascii="Roboto Mono" w:hAnsi="Roboto Mono"/>
-          <w:lang w:val="en-US"/>
-        </w:rPr>
         <w:t>A “build” is the process of:</w:t>
       </w:r>
     </w:p>
@@ -2459,8 +2612,8 @@
           <w:rFonts w:ascii="Roboto Mono" w:hAnsi="Roboto Mono"/>
           <w:lang w:val="en-US"/>
         </w:rPr>
-        <w:pict w14:anchorId="33BDA9F5">
-          <v:rect id="_x0000_i1036" style="width:0;height:1.5pt" o:hralign="center" o:hrstd="t" o:hr="t" fillcolor="#a0a0a0" stroked="f"/>
+        <w:pict w14:anchorId="59CBDCDA">
+          <v:rect id="_x0000_i1129" style="width:0;height:1.5pt" o:hralign="center" o:hrstd="t" o:hr="t" fillcolor="#a0a0a0" stroked="f"/>
         </w:pict>
       </w:r>
     </w:p>
@@ -2498,7 +2651,7 @@
           <w:noProof/>
         </w:rPr>
         <w:drawing>
-          <wp:inline distT="0" distB="0" distL="0" distR="0" wp14:anchorId="10CCEB52" wp14:editId="15F465D8">
+          <wp:inline distT="0" distB="0" distL="0" distR="0" wp14:anchorId="271FBE96" wp14:editId="07DF48CD">
             <wp:extent cx="5943600" cy="796290"/>
             <wp:effectExtent l="0" t="0" r="0" b="3810"/>
             <wp:docPr id="1266099484" name="Picture 1"/>
@@ -2760,8 +2913,8 @@
           <w:rFonts w:ascii="Roboto Mono" w:hAnsi="Roboto Mono"/>
           <w:lang w:val="en-US"/>
         </w:rPr>
-        <w:pict w14:anchorId="0E2DDC39">
-          <v:rect id="_x0000_i1037" style="width:0;height:1.5pt" o:hralign="center" o:hrstd="t" o:hr="t" fillcolor="#a0a0a0" stroked="f"/>
+        <w:pict w14:anchorId="7CE48962">
+          <v:rect id="_x0000_i1130" style="width:0;height:1.5pt" o:hralign="center" o:hrstd="t" o:hr="t" fillcolor="#a0a0a0" stroked="f"/>
         </w:pict>
       </w:r>
     </w:p>
@@ -2819,7 +2972,26 @@
           <w:szCs w:val="14"/>
           <w:shd w:val="clear" w:color="auto" w:fill="B7B7B7"/>
         </w:rPr>
-        <w:t>(GPT-5-Standard) at [9/8/2025]</w:t>
+        <w:t>(GPT</w:t>
+      </w:r>
+      <w:r>
+        <w:rPr>
+          <w:rFonts w:ascii="Cambria Math" w:hAnsi="Cambria Math" w:cs="Cambria Math"/>
+          <w:b/>
+          <w:sz w:val="14"/>
+          <w:szCs w:val="14"/>
+          <w:shd w:val="clear" w:color="auto" w:fill="B7B7B7"/>
+        </w:rPr>
+        <w:t>‑</w:t>
+      </w:r>
+      <w:r>
+        <w:rPr>
+          <w:b/>
+          <w:sz w:val="14"/>
+          <w:szCs w:val="14"/>
+          <w:shd w:val="clear" w:color="auto" w:fill="B7B7B7"/>
+        </w:rPr>
+        <w:t>5 Mini) at [9/8/2025]</w:t>
       </w:r>
     </w:p>
     <w:p>
@@ -2897,8 +3069,8 @@
           <w:rFonts w:ascii="Roboto Mono" w:hAnsi="Roboto Mono"/>
           <w:lang w:val="en-US"/>
         </w:rPr>
-        <w:pict w14:anchorId="5C0042BC">
-          <v:rect id="_x0000_i1038" style="width:0;height:1.5pt" o:hralign="center" o:hrstd="t" o:hr="t" fillcolor="#a0a0a0" stroked="f"/>
+        <w:pict w14:anchorId="66776DE9">
+          <v:rect id="_x0000_i1131" style="width:0;height:1.5pt" o:hralign="center" o:hrstd="t" o:hr="t" fillcolor="#a0a0a0" stroked="f"/>
         </w:pict>
       </w:r>
     </w:p>
@@ -2918,7 +3090,6 @@
           <w:bCs/>
           <w:lang w:val="en-US"/>
         </w:rPr>
-        <w:lastRenderedPageBreak/>
         <w:t>In simple terms</w:t>
       </w:r>
     </w:p>
@@ -2926,7 +3097,7 @@
       <w:pPr>
         <w:numPr>
           <w:ilvl w:val="0"/>
-          <w:numId w:val="17"/>
+          <w:numId w:val="15"/>
         </w:numPr>
         <w:rPr>
           <w:rFonts w:ascii="Roboto Mono" w:hAnsi="Roboto Mono"/>
@@ -2945,7 +3116,7 @@
       <w:pPr>
         <w:numPr>
           <w:ilvl w:val="0"/>
-          <w:numId w:val="17"/>
+          <w:numId w:val="15"/>
         </w:numPr>
         <w:rPr>
           <w:rFonts w:ascii="Roboto Mono" w:hAnsi="Roboto Mono"/>
@@ -2980,7 +3151,7 @@
       <w:pPr>
         <w:numPr>
           <w:ilvl w:val="0"/>
-          <w:numId w:val="17"/>
+          <w:numId w:val="15"/>
         </w:numPr>
         <w:rPr>
           <w:rFonts w:ascii="Roboto Mono" w:hAnsi="Roboto Mono"/>
@@ -2999,7 +3170,7 @@
       <w:pPr>
         <w:numPr>
           <w:ilvl w:val="0"/>
-          <w:numId w:val="17"/>
+          <w:numId w:val="15"/>
         </w:numPr>
         <w:rPr>
           <w:rFonts w:ascii="Roboto Mono" w:hAnsi="Roboto Mono"/>
@@ -3042,8 +3213,9 @@
           <w:rFonts w:ascii="Roboto Mono" w:hAnsi="Roboto Mono"/>
           <w:lang w:val="en-US"/>
         </w:rPr>
-        <w:pict w14:anchorId="110D0B3A">
-          <v:rect id="_x0000_i1039" style="width:0;height:1.5pt" o:hralign="center" o:hrstd="t" o:hr="t" fillcolor="#a0a0a0" stroked="f"/>
+        <w:lastRenderedPageBreak/>
+        <w:pict w14:anchorId="0EC0607C">
+          <v:rect id="_x0000_i1132" style="width:0;height:1.5pt" o:hralign="center" o:hrstd="t" o:hr="t" fillcolor="#a0a0a0" stroked="f"/>
         </w:pict>
       </w:r>
     </w:p>
@@ -3080,7 +3252,7 @@
           <w:noProof/>
         </w:rPr>
         <w:drawing>
-          <wp:inline distT="0" distB="0" distL="0" distR="0" wp14:anchorId="0F0A2172" wp14:editId="658B6158">
+          <wp:inline distT="0" distB="0" distL="0" distR="0" wp14:anchorId="1BF89ED1" wp14:editId="2BF17033">
             <wp:extent cx="5943600" cy="1699260"/>
             <wp:effectExtent l="0" t="0" r="0" b="0"/>
             <wp:docPr id="1939461217" name="Picture 1"/>
@@ -3285,7 +3457,23 @@
                 <w:rFonts w:ascii="Roboto Mono" w:hAnsi="Roboto Mono"/>
                 <w:lang w:val="en-US"/>
               </w:rPr>
-              <w:t>Does add(2, 3) return 5?</w:t>
+              <w:t xml:space="preserve">Does </w:t>
+            </w:r>
+            <w:proofErr w:type="gramStart"/>
+            <w:r>
+              <w:rPr>
+                <w:rFonts w:ascii="Roboto Mono" w:hAnsi="Roboto Mono"/>
+                <w:lang w:val="en-US"/>
+              </w:rPr>
+              <w:t>add(</w:t>
+            </w:r>
+            <w:proofErr w:type="gramEnd"/>
+            <w:r>
+              <w:rPr>
+                <w:rFonts w:ascii="Roboto Mono" w:hAnsi="Roboto Mono"/>
+                <w:lang w:val="en-US"/>
+              </w:rPr>
+              <w:t>2, 3) return 5?</w:t>
             </w:r>
           </w:p>
         </w:tc>
@@ -3522,8 +3710,8 @@
           <w:rFonts w:ascii="Roboto Mono" w:hAnsi="Roboto Mono"/>
           <w:lang w:val="en-US"/>
         </w:rPr>
-        <w:pict w14:anchorId="3C747D3F">
-          <v:rect id="_x0000_i1040" style="width:0;height:1.5pt" o:hralign="center" o:hrstd="t" o:hr="t" fillcolor="#a0a0a0" stroked="f"/>
+        <w:pict w14:anchorId="05422A8D">
+          <v:rect id="_x0000_i1133" style="width:0;height:1.5pt" o:hralign="center" o:hrstd="t" o:hr="t" fillcolor="#a0a0a0" stroked="f"/>
         </w:pict>
       </w:r>
     </w:p>
@@ -3562,7 +3750,7 @@
       <w:pPr>
         <w:numPr>
           <w:ilvl w:val="0"/>
-          <w:numId w:val="18"/>
+          <w:numId w:val="16"/>
         </w:numPr>
         <w:rPr>
           <w:rFonts w:ascii="Roboto Mono" w:hAnsi="Roboto Mono"/>
@@ -3606,7 +3794,7 @@
       <w:pPr>
         <w:numPr>
           <w:ilvl w:val="0"/>
-          <w:numId w:val="18"/>
+          <w:numId w:val="16"/>
         </w:numPr>
         <w:rPr>
           <w:rFonts w:ascii="Roboto Mono" w:hAnsi="Roboto Mono"/>
@@ -3625,7 +3813,7 @@
       <w:pPr>
         <w:numPr>
           <w:ilvl w:val="0"/>
-          <w:numId w:val="18"/>
+          <w:numId w:val="16"/>
         </w:numPr>
         <w:rPr>
           <w:rFonts w:ascii="Roboto Mono" w:hAnsi="Roboto Mono"/>
@@ -3644,7 +3832,7 @@
       <w:pPr>
         <w:numPr>
           <w:ilvl w:val="0"/>
-          <w:numId w:val="18"/>
+          <w:numId w:val="16"/>
         </w:numPr>
         <w:rPr>
           <w:rFonts w:ascii="Roboto Mono" w:hAnsi="Roboto Mono"/>
@@ -3716,8 +3904,8 @@
           <w:rFonts w:ascii="Roboto Mono" w:hAnsi="Roboto Mono"/>
           <w:lang w:val="en-US"/>
         </w:rPr>
-        <w:pict w14:anchorId="5BF5B72C">
-          <v:rect id="_x0000_i1041" style="width:0;height:1.5pt" o:hralign="center" o:hrstd="t" o:hr="t" fillcolor="#a0a0a0" stroked="f"/>
+        <w:pict w14:anchorId="56670ADC">
+          <v:rect id="_x0000_i1134" style="width:0;height:1.5pt" o:hralign="center" o:hrstd="t" o:hr="t" fillcolor="#a0a0a0" stroked="f"/>
         </w:pict>
       </w:r>
     </w:p>
@@ -3734,7 +3922,6 @@
         <w:pStyle w:val="Heading4"/>
       </w:pPr>
       <w:r>
-        <w:lastRenderedPageBreak/>
         <w:t>CI promotes</w:t>
       </w:r>
     </w:p>
@@ -3778,7 +3965,26 @@
           <w:szCs w:val="14"/>
           <w:shd w:val="clear" w:color="auto" w:fill="B7B7B7"/>
         </w:rPr>
-        <w:t>(GPT-5-Standard) at [9/8/2025]</w:t>
+        <w:t>(GPT</w:t>
+      </w:r>
+      <w:r>
+        <w:rPr>
+          <w:rFonts w:ascii="Cambria Math" w:hAnsi="Cambria Math" w:cs="Cambria Math"/>
+          <w:b/>
+          <w:sz w:val="14"/>
+          <w:szCs w:val="14"/>
+          <w:shd w:val="clear" w:color="auto" w:fill="B7B7B7"/>
+        </w:rPr>
+        <w:t>‑</w:t>
+      </w:r>
+      <w:r>
+        <w:rPr>
+          <w:b/>
+          <w:sz w:val="14"/>
+          <w:szCs w:val="14"/>
+          <w:shd w:val="clear" w:color="auto" w:fill="B7B7B7"/>
+        </w:rPr>
+        <w:t>5 Mini) at [9/8/2025]</w:t>
       </w:r>
     </w:p>
     <w:p>
@@ -3878,8 +4084,8 @@
           <w:rFonts w:ascii="Roboto Mono" w:hAnsi="Roboto Mono"/>
           <w:lang w:val="en-US"/>
         </w:rPr>
-        <w:pict w14:anchorId="0E6E6B36">
-          <v:rect id="_x0000_i1042" style="width:0;height:1.5pt" o:hralign="center" o:hrstd="t" o:hr="t" fillcolor="#a0a0a0" stroked="f"/>
+        <w:pict w14:anchorId="4A187722">
+          <v:rect id="_x0000_i1135" style="width:0;height:1.5pt" o:hralign="center" o:hrstd="t" o:hr="t" fillcolor="#a0a0a0" stroked="f"/>
         </w:pict>
       </w:r>
     </w:p>
@@ -3909,6 +4115,793 @@
           <w:lang w:val="en-US"/>
         </w:rPr>
         <w:t xml:space="preserve"> Example in CI/CD</w:t>
+      </w:r>
+    </w:p>
+    <w:p>
+      <w:pPr>
+        <w:numPr>
+          <w:ilvl w:val="0"/>
+          <w:numId w:val="19"/>
+        </w:numPr>
+        <w:rPr>
+          <w:rFonts w:ascii="Roboto Mono" w:hAnsi="Roboto Mono"/>
+          <w:lang w:val="en-US"/>
+        </w:rPr>
+      </w:pPr>
+      <w:r>
+        <w:rPr>
+          <w:rFonts w:ascii="Roboto Mono" w:hAnsi="Roboto Mono"/>
+          <w:lang w:val="en-US"/>
+        </w:rPr>
+        <w:t xml:space="preserve">Developer commits code </w:t>
+      </w:r>
+      <w:r>
+        <w:rPr>
+          <w:lang w:val="en-US"/>
+        </w:rPr>
+        <w:t>→</w:t>
+      </w:r>
+      <w:r>
+        <w:rPr>
+          <w:rFonts w:ascii="Roboto Mono" w:hAnsi="Roboto Mono"/>
+          <w:lang w:val="en-US"/>
+        </w:rPr>
+        <w:t xml:space="preserve"> CI builds it.</w:t>
+      </w:r>
+    </w:p>
+    <w:p>
+      <w:pPr>
+        <w:numPr>
+          <w:ilvl w:val="0"/>
+          <w:numId w:val="19"/>
+        </w:numPr>
+        <w:rPr>
+          <w:rFonts w:ascii="Roboto Mono" w:hAnsi="Roboto Mono"/>
+          <w:lang w:val="en-US"/>
+        </w:rPr>
+      </w:pPr>
+      <w:r>
+        <w:rPr>
+          <w:rFonts w:ascii="Roboto Mono" w:hAnsi="Roboto Mono"/>
+          <w:lang w:val="en-US"/>
+        </w:rPr>
+        <w:lastRenderedPageBreak/>
+        <w:t xml:space="preserve">The build </w:t>
+      </w:r>
+      <w:r>
+        <w:rPr>
+          <w:rFonts w:ascii="Roboto Mono" w:hAnsi="Roboto Mono"/>
+          <w:b/>
+          <w:bCs/>
+          <w:lang w:val="en-US"/>
+        </w:rPr>
+        <w:t>passes tests</w:t>
+      </w:r>
+      <w:r>
+        <w:rPr>
+          <w:rFonts w:ascii="Roboto Mono" w:hAnsi="Roboto Mono"/>
+          <w:lang w:val="en-US"/>
+        </w:rPr>
+        <w:t xml:space="preserve"> </w:t>
+      </w:r>
+      <w:r>
+        <w:rPr>
+          <w:lang w:val="en-US"/>
+        </w:rPr>
+        <w:t>→</w:t>
+      </w:r>
+      <w:r>
+        <w:rPr>
+          <w:rFonts w:ascii="Roboto Mono" w:hAnsi="Roboto Mono"/>
+          <w:lang w:val="en-US"/>
+        </w:rPr>
+        <w:t xml:space="preserve"> it gets </w:t>
+      </w:r>
+      <w:r>
+        <w:rPr>
+          <w:rFonts w:ascii="Roboto Mono" w:hAnsi="Roboto Mono"/>
+          <w:b/>
+          <w:bCs/>
+          <w:lang w:val="en-US"/>
+        </w:rPr>
+        <w:t>promoted</w:t>
+      </w:r>
+      <w:r>
+        <w:rPr>
+          <w:rFonts w:ascii="Roboto Mono" w:hAnsi="Roboto Mono"/>
+          <w:lang w:val="en-US"/>
+        </w:rPr>
+        <w:t xml:space="preserve"> to the next environment:</w:t>
+      </w:r>
+    </w:p>
+    <w:p>
+      <w:pPr>
+        <w:numPr>
+          <w:ilvl w:val="1"/>
+          <w:numId w:val="19"/>
+        </w:numPr>
+        <w:rPr>
+          <w:rFonts w:ascii="Roboto Mono" w:hAnsi="Roboto Mono"/>
+          <w:lang w:val="en-US"/>
+        </w:rPr>
+      </w:pPr>
+      <w:r>
+        <w:rPr>
+          <w:rFonts w:ascii="Roboto Mono" w:hAnsi="Roboto Mono"/>
+          <w:lang w:val="en-US"/>
+        </w:rPr>
+        <w:t xml:space="preserve">From </w:t>
+      </w:r>
+      <w:r>
+        <w:rPr>
+          <w:rFonts w:ascii="Roboto Mono" w:hAnsi="Roboto Mono"/>
+          <w:b/>
+          <w:bCs/>
+          <w:lang w:val="en-US"/>
+        </w:rPr>
+        <w:t xml:space="preserve">dev </w:t>
+      </w:r>
+      <w:r>
+        <w:rPr>
+          <w:b/>
+          <w:bCs/>
+          <w:lang w:val="en-US"/>
+        </w:rPr>
+        <w:t>→</w:t>
+      </w:r>
+      <w:r>
+        <w:rPr>
+          <w:rFonts w:ascii="Roboto Mono" w:hAnsi="Roboto Mono"/>
+          <w:b/>
+          <w:bCs/>
+          <w:lang w:val="en-US"/>
+        </w:rPr>
+        <w:t xml:space="preserve"> test</w:t>
+      </w:r>
+    </w:p>
+    <w:p>
+      <w:pPr>
+        <w:numPr>
+          <w:ilvl w:val="1"/>
+          <w:numId w:val="19"/>
+        </w:numPr>
+        <w:rPr>
+          <w:rFonts w:ascii="Roboto Mono" w:hAnsi="Roboto Mono"/>
+          <w:lang w:val="en-US"/>
+        </w:rPr>
+      </w:pPr>
+      <w:r>
+        <w:rPr>
+          <w:rFonts w:ascii="Roboto Mono" w:hAnsi="Roboto Mono"/>
+          <w:lang w:val="en-US"/>
+        </w:rPr>
+        <w:t xml:space="preserve">From </w:t>
+      </w:r>
+      <w:r>
+        <w:rPr>
+          <w:rFonts w:ascii="Roboto Mono" w:hAnsi="Roboto Mono"/>
+          <w:b/>
+          <w:bCs/>
+          <w:lang w:val="en-US"/>
+        </w:rPr>
+        <w:t xml:space="preserve">test </w:t>
+      </w:r>
+      <w:r>
+        <w:rPr>
+          <w:b/>
+          <w:bCs/>
+          <w:lang w:val="en-US"/>
+        </w:rPr>
+        <w:t>→</w:t>
+      </w:r>
+      <w:r>
+        <w:rPr>
+          <w:rFonts w:ascii="Roboto Mono" w:hAnsi="Roboto Mono"/>
+          <w:b/>
+          <w:bCs/>
+          <w:lang w:val="en-US"/>
+        </w:rPr>
+        <w:t xml:space="preserve"> staging</w:t>
+      </w:r>
+    </w:p>
+    <w:p>
+      <w:pPr>
+        <w:numPr>
+          <w:ilvl w:val="1"/>
+          <w:numId w:val="19"/>
+        </w:numPr>
+        <w:rPr>
+          <w:rFonts w:ascii="Roboto Mono" w:hAnsi="Roboto Mono"/>
+          <w:lang w:val="en-US"/>
+        </w:rPr>
+      </w:pPr>
+      <w:r>
+        <w:rPr>
+          <w:rFonts w:ascii="Roboto Mono" w:hAnsi="Roboto Mono"/>
+          <w:lang w:val="en-US"/>
+        </w:rPr>
+        <w:t xml:space="preserve">From </w:t>
+      </w:r>
+      <w:r>
+        <w:rPr>
+          <w:rFonts w:ascii="Roboto Mono" w:hAnsi="Roboto Mono"/>
+          <w:b/>
+          <w:bCs/>
+          <w:lang w:val="en-US"/>
+        </w:rPr>
+        <w:t xml:space="preserve">staging </w:t>
+      </w:r>
+      <w:r>
+        <w:rPr>
+          <w:b/>
+          <w:bCs/>
+          <w:lang w:val="en-US"/>
+        </w:rPr>
+        <w:t>→</w:t>
+      </w:r>
+      <w:r>
+        <w:rPr>
+          <w:rFonts w:ascii="Roboto Mono" w:hAnsi="Roboto Mono"/>
+          <w:b/>
+          <w:bCs/>
+          <w:lang w:val="en-US"/>
+        </w:rPr>
+        <w:t xml:space="preserve"> production</w:t>
+      </w:r>
+    </w:p>
+    <w:p>
+      <w:pPr>
+        <w:rPr>
+          <w:rFonts w:ascii="Roboto Mono" w:hAnsi="Roboto Mono"/>
+          <w:lang w:val="en-US"/>
+        </w:rPr>
+      </w:pPr>
+      <w:proofErr w:type="gramStart"/>
+      <w:r>
+        <w:rPr>
+          <w:rFonts w:ascii="Roboto Mono" w:hAnsi="Roboto Mono"/>
+          <w:lang w:val="en-US"/>
+        </w:rPr>
+        <w:t>So</w:t>
+      </w:r>
+      <w:proofErr w:type="gramEnd"/>
+      <w:r>
+        <w:rPr>
+          <w:rFonts w:ascii="Roboto Mono" w:hAnsi="Roboto Mono"/>
+          <w:lang w:val="en-US"/>
+        </w:rPr>
+        <w:t xml:space="preserve"> </w:t>
+      </w:r>
+      <w:r>
+        <w:rPr>
+          <w:rFonts w:ascii="Roboto Mono" w:hAnsi="Roboto Mono"/>
+          <w:b/>
+          <w:bCs/>
+          <w:lang w:val="en-US"/>
+        </w:rPr>
+        <w:t>promotion</w:t>
+      </w:r>
+      <w:r>
+        <w:rPr>
+          <w:rFonts w:ascii="Roboto Mono" w:hAnsi="Roboto Mono"/>
+          <w:lang w:val="en-US"/>
+        </w:rPr>
+        <w:t xml:space="preserve"> = saying </w:t>
+      </w:r>
+      <w:r>
+        <w:rPr>
+          <w:rFonts w:ascii="Roboto Mono" w:hAnsi="Roboto Mono"/>
+          <w:i/>
+          <w:iCs/>
+          <w:lang w:val="en-US"/>
+        </w:rPr>
+        <w:t>“this build is good, let’s advance it forward.”</w:t>
+      </w:r>
+    </w:p>
+    <w:p>
+      <w:pPr>
+        <w:rPr>
+          <w:rFonts w:ascii="Roboto Mono" w:hAnsi="Roboto Mono"/>
+          <w:lang w:val="en-US"/>
+        </w:rPr>
+      </w:pPr>
+      <w:r>
+        <w:rPr>
+          <w:rFonts w:ascii="Roboto Mono" w:hAnsi="Roboto Mono"/>
+          <w:lang w:val="en-US"/>
+        </w:rPr>
+        <w:pict w14:anchorId="279F2BB2">
+          <v:rect id="_x0000_i1136" style="width:0;height:1.5pt" o:hralign="center" o:hrstd="t" o:hr="t" fillcolor="#a0a0a0" stroked="f"/>
+        </w:pict>
+      </w:r>
+    </w:p>
+    <w:p>
+      <w:pPr>
+        <w:rPr>
+          <w:rFonts w:ascii="Roboto Mono" w:hAnsi="Roboto Mono"/>
+          <w:b/>
+          <w:bCs/>
+          <w:lang w:val="en-US"/>
+        </w:rPr>
+      </w:pPr>
+      <w:r>
+        <w:rPr>
+          <w:rFonts w:ascii="Segoe UI Emoji" w:hAnsi="Segoe UI Emoji" w:cs="Segoe UI Emoji"/>
+          <w:b/>
+          <w:bCs/>
+          <w:lang w:val="en-US"/>
+        </w:rPr>
+        <w:t>🔹</w:t>
+      </w:r>
+      <w:r>
+        <w:rPr>
+          <w:rFonts w:ascii="Roboto Mono" w:hAnsi="Roboto Mono"/>
+          <w:b/>
+          <w:bCs/>
+          <w:lang w:val="en-US"/>
+        </w:rPr>
+        <w:t xml:space="preserve"> When people say “CI promotes …” they usually mean:</w:t>
+      </w:r>
+    </w:p>
+    <w:p>
+      <w:pPr>
+        <w:numPr>
+          <w:ilvl w:val="0"/>
+          <w:numId w:val="20"/>
+        </w:numPr>
+        <w:rPr>
+          <w:rFonts w:ascii="Roboto Mono" w:hAnsi="Roboto Mono"/>
+          <w:lang w:val="en-US"/>
+        </w:rPr>
+      </w:pPr>
+      <w:r>
+        <w:rPr>
+          <w:rFonts w:ascii="Roboto Mono" w:hAnsi="Roboto Mono"/>
+          <w:lang w:val="en-US"/>
+        </w:rPr>
+        <w:t xml:space="preserve">CI </w:t>
+      </w:r>
+      <w:r>
+        <w:rPr>
+          <w:rFonts w:ascii="Roboto Mono" w:hAnsi="Roboto Mono"/>
+          <w:b/>
+          <w:bCs/>
+          <w:lang w:val="en-US"/>
+        </w:rPr>
+        <w:t>promotes code quality</w:t>
+      </w:r>
+      <w:r>
+        <w:rPr>
+          <w:rFonts w:ascii="Roboto Mono" w:hAnsi="Roboto Mono"/>
+          <w:lang w:val="en-US"/>
+        </w:rPr>
+        <w:t xml:space="preserve"> </w:t>
+      </w:r>
+      <w:r>
+        <w:rPr>
+          <w:lang w:val="en-US"/>
+        </w:rPr>
+        <w:t>→</w:t>
+      </w:r>
+      <w:r>
+        <w:rPr>
+          <w:rFonts w:ascii="Roboto Mono" w:hAnsi="Roboto Mono"/>
+          <w:lang w:val="en-US"/>
+        </w:rPr>
+        <w:t xml:space="preserve"> because it enforces frequent testing.</w:t>
+      </w:r>
+    </w:p>
+    <w:p>
+      <w:pPr>
+        <w:numPr>
+          <w:ilvl w:val="0"/>
+          <w:numId w:val="20"/>
+        </w:numPr>
+        <w:rPr>
+          <w:rFonts w:ascii="Roboto Mono" w:hAnsi="Roboto Mono"/>
+          <w:lang w:val="en-US"/>
+        </w:rPr>
+      </w:pPr>
+      <w:r>
+        <w:rPr>
+          <w:rFonts w:ascii="Roboto Mono" w:hAnsi="Roboto Mono"/>
+          <w:lang w:val="en-US"/>
+        </w:rPr>
+        <w:t xml:space="preserve">CI </w:t>
+      </w:r>
+      <w:r>
+        <w:rPr>
+          <w:rFonts w:ascii="Roboto Mono" w:hAnsi="Roboto Mono"/>
+          <w:b/>
+          <w:bCs/>
+          <w:lang w:val="en-US"/>
+        </w:rPr>
+        <w:t>promotes automation</w:t>
+      </w:r>
+      <w:r>
+        <w:rPr>
+          <w:rFonts w:ascii="Roboto Mono" w:hAnsi="Roboto Mono"/>
+          <w:lang w:val="en-US"/>
+        </w:rPr>
+        <w:t xml:space="preserve"> </w:t>
+      </w:r>
+      <w:r>
+        <w:rPr>
+          <w:lang w:val="en-US"/>
+        </w:rPr>
+        <w:t>→</w:t>
+      </w:r>
+      <w:r>
+        <w:rPr>
+          <w:rFonts w:ascii="Roboto Mono" w:hAnsi="Roboto Mono"/>
+          <w:lang w:val="en-US"/>
+        </w:rPr>
+        <w:t xml:space="preserve"> less manual effort.</w:t>
+      </w:r>
+    </w:p>
+    <w:p>
+      <w:pPr>
+        <w:numPr>
+          <w:ilvl w:val="0"/>
+          <w:numId w:val="20"/>
+        </w:numPr>
+        <w:rPr>
+          <w:rFonts w:ascii="Roboto Mono" w:hAnsi="Roboto Mono"/>
+          <w:lang w:val="en-US"/>
+        </w:rPr>
+      </w:pPr>
+      <w:r>
+        <w:rPr>
+          <w:rFonts w:ascii="Roboto Mono" w:hAnsi="Roboto Mono"/>
+          <w:lang w:val="en-US"/>
+        </w:rPr>
+        <w:t xml:space="preserve">CI </w:t>
+      </w:r>
+      <w:r>
+        <w:rPr>
+          <w:rFonts w:ascii="Roboto Mono" w:hAnsi="Roboto Mono"/>
+          <w:b/>
+          <w:bCs/>
+          <w:lang w:val="en-US"/>
+        </w:rPr>
+        <w:t>promotes rapid feedback</w:t>
+      </w:r>
+      <w:r>
+        <w:rPr>
+          <w:rFonts w:ascii="Roboto Mono" w:hAnsi="Roboto Mono"/>
+          <w:lang w:val="en-US"/>
+        </w:rPr>
+        <w:t xml:space="preserve"> </w:t>
+      </w:r>
+      <w:r>
+        <w:rPr>
+          <w:lang w:val="en-US"/>
+        </w:rPr>
+        <w:t>→</w:t>
+      </w:r>
+      <w:r>
+        <w:rPr>
+          <w:rFonts w:ascii="Roboto Mono" w:hAnsi="Roboto Mono"/>
+          <w:lang w:val="en-US"/>
+        </w:rPr>
+        <w:t xml:space="preserve"> developers know quickly if something broke.</w:t>
+      </w:r>
+    </w:p>
+    <w:p>
+      <w:pPr>
+        <w:numPr>
+          <w:ilvl w:val="0"/>
+          <w:numId w:val="20"/>
+        </w:numPr>
+        <w:rPr>
+          <w:rFonts w:ascii="Roboto Mono" w:hAnsi="Roboto Mono"/>
+          <w:lang w:val="en-US"/>
+        </w:rPr>
+      </w:pPr>
+      <w:r>
+        <w:rPr>
+          <w:rFonts w:ascii="Roboto Mono" w:hAnsi="Roboto Mono"/>
+          <w:lang w:val="en-US"/>
+        </w:rPr>
+        <w:t xml:space="preserve">CI </w:t>
+      </w:r>
+      <w:r>
+        <w:rPr>
+          <w:rFonts w:ascii="Roboto Mono" w:hAnsi="Roboto Mono"/>
+          <w:b/>
+          <w:bCs/>
+          <w:lang w:val="en-US"/>
+        </w:rPr>
+        <w:t>promotes reliable releases</w:t>
+      </w:r>
+      <w:r>
+        <w:rPr>
+          <w:rFonts w:ascii="Roboto Mono" w:hAnsi="Roboto Mono"/>
+          <w:lang w:val="en-US"/>
+        </w:rPr>
+        <w:t xml:space="preserve"> </w:t>
+      </w:r>
+      <w:r>
+        <w:rPr>
+          <w:lang w:val="en-US"/>
+        </w:rPr>
+        <w:t>→</w:t>
+      </w:r>
+      <w:r>
+        <w:rPr>
+          <w:rFonts w:ascii="Roboto Mono" w:hAnsi="Roboto Mono"/>
+          <w:lang w:val="en-US"/>
+        </w:rPr>
+        <w:t xml:space="preserve"> builds are tested at each step before promotion to production.</w:t>
+      </w:r>
+    </w:p>
+    <w:p>
+      <w:pPr>
+        <w:rPr>
+          <w:rFonts w:ascii="Roboto Mono" w:hAnsi="Roboto Mono"/>
+          <w:lang w:val="en-US"/>
+        </w:rPr>
+      </w:pPr>
+      <w:r>
+        <w:rPr>
+          <w:rFonts w:ascii="Roboto Mono" w:hAnsi="Roboto Mono"/>
+          <w:lang w:val="en-US"/>
+        </w:rPr>
+        <w:pict w14:anchorId="205C0510">
+          <v:rect id="_x0000_i1137" style="width:0;height:1.5pt" o:hralign="center" o:hrstd="t" o:hr="t" fillcolor="#a0a0a0" stroked="f"/>
+        </w:pict>
+      </w:r>
+    </w:p>
+    <w:p>
+      <w:pPr>
+        <w:rPr>
+          <w:rFonts w:ascii="Roboto Mono" w:hAnsi="Roboto Mono"/>
+          <w:lang w:val="en-US"/>
+        </w:rPr>
+      </w:pPr>
+      <w:r>
+        <w:rPr>
+          <w:rFonts w:ascii="Segoe UI Emoji" w:hAnsi="Segoe UI Emoji" w:cs="Segoe UI Emoji"/>
+          <w:lang w:val="en-US"/>
+        </w:rPr>
+        <w:t>💡</w:t>
+      </w:r>
+      <w:r>
+        <w:rPr>
+          <w:rFonts w:ascii="Roboto Mono" w:hAnsi="Roboto Mono"/>
+          <w:lang w:val="en-US"/>
+        </w:rPr>
+        <w:t xml:space="preserve"> </w:t>
+      </w:r>
+      <w:r>
+        <w:rPr>
+          <w:rFonts w:ascii="Roboto Mono" w:hAnsi="Roboto Mono"/>
+          <w:b/>
+          <w:bCs/>
+          <w:lang w:val="en-US"/>
+        </w:rPr>
+        <w:t>In short:</w:t>
+      </w:r>
+    </w:p>
+    <w:p>
+      <w:pPr>
+        <w:rPr>
+          <w:rFonts w:ascii="Roboto Mono" w:hAnsi="Roboto Mono"/>
+          <w:lang w:val="en-US"/>
+        </w:rPr>
+      </w:pPr>
+      <w:r>
+        <w:rPr>
+          <w:rFonts w:ascii="Roboto Mono" w:hAnsi="Roboto Mono"/>
+          <w:lang w:val="en-US"/>
+        </w:rPr>
+        <w:t xml:space="preserve">In CI, “promote” means either </w:t>
+      </w:r>
+      <w:r>
+        <w:rPr>
+          <w:rFonts w:ascii="Roboto Mono" w:hAnsi="Roboto Mono"/>
+          <w:i/>
+          <w:iCs/>
+          <w:lang w:val="en-US"/>
+        </w:rPr>
+        <w:t>moving builds forward</w:t>
+      </w:r>
+      <w:r>
+        <w:rPr>
+          <w:rFonts w:ascii="Roboto Mono" w:hAnsi="Roboto Mono"/>
+          <w:lang w:val="en-US"/>
+        </w:rPr>
+        <w:t xml:space="preserve"> in the pipeline or </w:t>
+      </w:r>
+      <w:r>
+        <w:rPr>
+          <w:rFonts w:ascii="Roboto Mono" w:hAnsi="Roboto Mono"/>
+          <w:i/>
+          <w:iCs/>
+          <w:lang w:val="en-US"/>
+        </w:rPr>
+        <w:t>encouraging better practices</w:t>
+      </w:r>
+      <w:r>
+        <w:rPr>
+          <w:rFonts w:ascii="Roboto Mono" w:hAnsi="Roboto Mono"/>
+          <w:lang w:val="en-US"/>
+        </w:rPr>
+        <w:t xml:space="preserve"> like quality, automation, and fast feedback.</w:t>
+      </w:r>
+    </w:p>
+    <w:p>
+      <w:pPr>
+        <w:rPr>
+          <w:rFonts w:ascii="Roboto Mono" w:hAnsi="Roboto Mono"/>
+          <w:lang w:val="en-US"/>
+        </w:rPr>
+      </w:pPr>
+      <w:r>
+        <w:rPr>
+          <w:rFonts w:ascii="Roboto Mono" w:hAnsi="Roboto Mono"/>
+          <w:lang w:val="en-US"/>
+        </w:rPr>
+        <w:pict w14:anchorId="053AEF8A">
+          <v:rect id="_x0000_i1138" style="width:0;height:1.5pt" o:hralign="center" o:hrstd="t" o:hr="t" fillcolor="#a0a0a0" stroked="f"/>
+        </w:pict>
+      </w:r>
+    </w:p>
+    <w:p>
+      <w:pPr>
+        <w:rPr>
+          <w:rFonts w:ascii="Roboto Mono" w:hAnsi="Roboto Mono"/>
+          <w:lang w:val="en-US"/>
+        </w:rPr>
+      </w:pPr>
+    </w:p>
+    <w:p>
+      <w:pPr>
+        <w:rPr>
+          <w:rFonts w:ascii="Roboto Mono" w:hAnsi="Roboto Mono"/>
+          <w:lang w:val="en-US"/>
+        </w:rPr>
+      </w:pPr>
+    </w:p>
+    <w:p>
+      <w:pPr>
+        <w:rPr>
+          <w:rFonts w:ascii="Roboto Mono" w:hAnsi="Roboto Mono"/>
+          <w:lang w:val="en-US"/>
+        </w:rPr>
+      </w:pPr>
+    </w:p>
+    <w:p>
+      <w:pPr>
+        <w:rPr>
+          <w:rFonts w:ascii="Roboto Mono" w:hAnsi="Roboto Mono"/>
+          <w:lang w:val="en-US"/>
+        </w:rPr>
+      </w:pPr>
+    </w:p>
+    <w:p>
+      <w:pPr>
+        <w:rPr>
+          <w:rFonts w:ascii="Roboto Mono" w:hAnsi="Roboto Mono"/>
+          <w:lang w:val="en-US"/>
+        </w:rPr>
+      </w:pPr>
+    </w:p>
+    <w:p>
+      <w:pPr>
+        <w:rPr>
+          <w:rFonts w:ascii="Roboto Mono" w:hAnsi="Roboto Mono"/>
+          <w:lang w:val="en-US"/>
+        </w:rPr>
+      </w:pPr>
+    </w:p>
+    <w:p>
+      <w:pPr>
+        <w:rPr>
+          <w:rFonts w:ascii="Roboto Mono" w:hAnsi="Roboto Mono"/>
+          <w:lang w:val="en-US"/>
+        </w:rPr>
+      </w:pPr>
+    </w:p>
+    <w:p>
+      <w:pPr>
+        <w:pStyle w:val="Heading4"/>
+      </w:pPr>
+      <w:r>
+        <w:t>CI promotes shift left</w:t>
+      </w:r>
+    </w:p>
+    <w:p>
+      <w:pPr>
+        <w:spacing w:before="240" w:after="240"/>
+      </w:pPr>
+      <w:r>
+        <w:rPr>
+          <w:b/>
+          <w:shd w:val="clear" w:color="auto" w:fill="B7B7B7"/>
+        </w:rPr>
+        <w:t># Source</w:t>
+      </w:r>
+      <w:r>
+        <w:rPr>
+          <w:shd w:val="clear" w:color="auto" w:fill="B7B7B7"/>
+        </w:rPr>
+        <w:t xml:space="preserve">: </w:t>
+      </w:r>
+      <w:proofErr w:type="spellStart"/>
+      <w:r>
+        <w:rPr>
+          <w:b/>
+          <w:shd w:val="clear" w:color="auto" w:fill="B7B7B7"/>
+        </w:rPr>
+        <w:t>Chatgpt</w:t>
+      </w:r>
+      <w:proofErr w:type="spellEnd"/>
+      <w:r>
+        <w:rPr>
+          <w:b/>
+          <w:shd w:val="clear" w:color="auto" w:fill="B7B7B7"/>
+        </w:rPr>
+        <w:t xml:space="preserve"> </w:t>
+      </w:r>
+      <w:r>
+        <w:rPr>
+          <w:b/>
+          <w:sz w:val="14"/>
+          <w:szCs w:val="14"/>
+          <w:shd w:val="clear" w:color="auto" w:fill="B7B7B7"/>
+        </w:rPr>
+        <w:t>(GPT</w:t>
+      </w:r>
+      <w:r>
+        <w:rPr>
+          <w:rFonts w:ascii="Cambria Math" w:hAnsi="Cambria Math" w:cs="Cambria Math"/>
+          <w:b/>
+          <w:sz w:val="14"/>
+          <w:szCs w:val="14"/>
+          <w:shd w:val="clear" w:color="auto" w:fill="B7B7B7"/>
+        </w:rPr>
+        <w:t>‑</w:t>
+      </w:r>
+      <w:r>
+        <w:rPr>
+          <w:b/>
+          <w:sz w:val="14"/>
+          <w:szCs w:val="14"/>
+          <w:shd w:val="clear" w:color="auto" w:fill="B7B7B7"/>
+        </w:rPr>
+        <w:t>5 Mini) at [9/8/2025]</w:t>
+      </w:r>
+    </w:p>
+    <w:p>
+      <w:pPr>
+        <w:rPr>
+          <w:rFonts w:ascii="Roboto Mono" w:hAnsi="Roboto Mono"/>
+          <w:lang w:val="en-US"/>
+        </w:rPr>
+      </w:pPr>
+      <w:r>
+        <w:rPr>
+          <w:rFonts w:ascii="Roboto Mono" w:hAnsi="Roboto Mono"/>
+          <w:lang w:val="en-US"/>
+        </w:rPr>
+        <w:t xml:space="preserve">When people say </w:t>
+      </w:r>
+      <w:r>
+        <w:rPr>
+          <w:rFonts w:ascii="Roboto Mono" w:hAnsi="Roboto Mono"/>
+          <w:b/>
+          <w:bCs/>
+          <w:lang w:val="en-US"/>
+        </w:rPr>
+        <w:t>“CI promotes shift left”</w:t>
+      </w:r>
+      <w:r>
+        <w:rPr>
+          <w:rFonts w:ascii="Roboto Mono" w:hAnsi="Roboto Mono"/>
+          <w:lang w:val="en-US"/>
+        </w:rPr>
+        <w:t>, they mean:</w:t>
       </w:r>
     </w:p>
     <w:p>
@@ -3925,9 +4918,34 @@
       <w:r>
         <w:rPr>
           <w:rFonts w:ascii="Roboto Mono" w:hAnsi="Roboto Mono"/>
-          <w:lang w:val="en-US"/>
-        </w:rPr>
-        <w:t xml:space="preserve">Developer commits code </w:t>
+          <w:b/>
+          <w:bCs/>
+          <w:lang w:val="en-US"/>
+        </w:rPr>
+        <w:t>CI</w:t>
+      </w:r>
+      <w:r>
+        <w:rPr>
+          <w:rFonts w:ascii="Roboto Mono" w:hAnsi="Roboto Mono"/>
+          <w:lang w:val="en-US"/>
+        </w:rPr>
+        <w:t xml:space="preserve"> (Continuous Integration) encourages </w:t>
+      </w:r>
+      <w:r>
+        <w:rPr>
+          <w:rFonts w:ascii="Roboto Mono" w:hAnsi="Roboto Mono"/>
+          <w:b/>
+          <w:bCs/>
+          <w:lang w:val="en-US"/>
+        </w:rPr>
+        <w:t>testing and quality checks to happen earlier</w:t>
+      </w:r>
+      <w:r>
+        <w:rPr>
+          <w:rFonts w:ascii="Roboto Mono" w:hAnsi="Roboto Mono"/>
+          <w:lang w:val="en-US"/>
+        </w:rPr>
+        <w:t xml:space="preserve"> in the software development process — i.e., “to the left” on the typical left-to-right timeline (plan </w:t>
       </w:r>
       <w:r>
         <w:rPr>
@@ -3940,7 +4958,59 @@
           <w:rFonts w:ascii="Roboto Mono" w:hAnsi="Roboto Mono"/>
           <w:lang w:val="en-US"/>
         </w:rPr>
-        <w:t xml:space="preserve"> CI builds it.</w:t>
+        <w:t xml:space="preserve"> code </w:t>
+      </w:r>
+      <w:r>
+        <w:rPr>
+          <w:lang w:val="en-US"/>
+        </w:rPr>
+        <w:t>→</w:t>
+      </w:r>
+      <w:r>
+        <w:rPr>
+          <w:rFonts w:ascii="Roboto Mono" w:hAnsi="Roboto Mono"/>
+          <w:lang w:val="en-US"/>
+        </w:rPr>
+        <w:t xml:space="preserve"> build </w:t>
+      </w:r>
+      <w:r>
+        <w:rPr>
+          <w:lang w:val="en-US"/>
+        </w:rPr>
+        <w:t>→</w:t>
+      </w:r>
+      <w:r>
+        <w:rPr>
+          <w:rFonts w:ascii="Roboto Mono" w:hAnsi="Roboto Mono"/>
+          <w:lang w:val="en-US"/>
+        </w:rPr>
+        <w:t xml:space="preserve"> test </w:t>
+      </w:r>
+      <w:r>
+        <w:rPr>
+          <w:lang w:val="en-US"/>
+        </w:rPr>
+        <w:t>→</w:t>
+      </w:r>
+      <w:r>
+        <w:rPr>
+          <w:rFonts w:ascii="Roboto Mono" w:hAnsi="Roboto Mono"/>
+          <w:lang w:val="en-US"/>
+        </w:rPr>
+        <w:t xml:space="preserve"> release </w:t>
+      </w:r>
+      <w:r>
+        <w:rPr>
+          <w:lang w:val="en-US"/>
+        </w:rPr>
+        <w:t>→</w:t>
+      </w:r>
+      <w:r>
+        <w:rPr>
+          <w:rFonts w:ascii="Roboto Mono" w:hAnsi="Roboto Mono"/>
+          <w:lang w:val="en-US"/>
+        </w:rPr>
+        <w:t xml:space="preserve"> operate).</w:t>
       </w:r>
     </w:p>
     <w:p>
@@ -3959,7 +5029,15 @@
           <w:rFonts w:ascii="Roboto Mono" w:hAnsi="Roboto Mono"/>
           <w:lang w:val="en-US"/>
         </w:rPr>
-        <w:t xml:space="preserve">The build </w:t>
+        <w:t xml:space="preserve">Instead of waiting until the QA or staging phase to discover problems, CI runs automated builds, tests, static analysis, </w:t>
+      </w:r>
+      <w:r>
+        <w:rPr>
+          <w:rFonts w:ascii="Roboto Mono" w:hAnsi="Roboto Mono"/>
+          <w:lang w:val="en-US"/>
+        </w:rPr>
+        <w:lastRenderedPageBreak/>
+        <w:t xml:space="preserve">security scans, etc., </w:t>
       </w:r>
       <w:r>
         <w:rPr>
@@ -3968,263 +5046,59 @@
           <w:bCs/>
           <w:lang w:val="en-US"/>
         </w:rPr>
-        <w:t>passes tests</w:t>
-      </w:r>
-      <w:r>
-        <w:rPr>
-          <w:rFonts w:ascii="Roboto Mono" w:hAnsi="Roboto Mono"/>
-          <w:lang w:val="en-US"/>
-        </w:rPr>
-        <w:t xml:space="preserve"> </w:t>
-      </w:r>
-      <w:r>
-        <w:rPr>
-          <w:lang w:val="en-US"/>
-        </w:rPr>
-        <w:t>→</w:t>
-      </w:r>
-      <w:r>
-        <w:rPr>
-          <w:rFonts w:ascii="Roboto Mono" w:hAnsi="Roboto Mono"/>
-          <w:lang w:val="en-US"/>
-        </w:rPr>
-        <w:t xml:space="preserve"> it gets </w:t>
-      </w:r>
-      <w:r>
+        <w:t>immediately</w:t>
+      </w:r>
+      <w:r>
+        <w:rPr>
+          <w:rFonts w:ascii="Roboto Mono" w:hAnsi="Roboto Mono"/>
+          <w:lang w:val="en-US"/>
+        </w:rPr>
+        <w:t xml:space="preserve"> after each code change is integrated.</w:t>
+      </w:r>
+    </w:p>
+    <w:p>
+      <w:pPr>
+        <w:rPr>
+          <w:rFonts w:ascii="Roboto Mono" w:hAnsi="Roboto Mono"/>
+          <w:lang w:val="en-US"/>
+        </w:rPr>
+      </w:pPr>
+      <w:r>
+        <w:rPr>
+          <w:rFonts w:ascii="Roboto Mono" w:hAnsi="Roboto Mono"/>
+          <w:lang w:val="en-US"/>
+        </w:rPr>
+        <w:pict w14:anchorId="41042181">
+          <v:rect id="_x0000_i1139" style="width:0;height:1.5pt" o:hralign="center" o:hrstd="t" o:hr="t" fillcolor="#a0a0a0" stroked="f"/>
+        </w:pict>
+      </w:r>
+    </w:p>
+    <w:p>
+      <w:pPr>
         <w:rPr>
           <w:rFonts w:ascii="Roboto Mono" w:hAnsi="Roboto Mono"/>
           <w:b/>
           <w:bCs/>
           <w:lang w:val="en-US"/>
         </w:rPr>
-        <w:t>promoted</w:t>
-      </w:r>
-      <w:r>
-        <w:rPr>
-          <w:rFonts w:ascii="Roboto Mono" w:hAnsi="Roboto Mono"/>
-          <w:lang w:val="en-US"/>
-        </w:rPr>
-        <w:t xml:space="preserve"> to the next environment:</w:t>
-      </w:r>
-    </w:p>
-    <w:p>
-      <w:pPr>
-        <w:numPr>
-          <w:ilvl w:val="1"/>
-          <w:numId w:val="21"/>
-        </w:numPr>
-        <w:rPr>
-          <w:rFonts w:ascii="Roboto Mono" w:hAnsi="Roboto Mono"/>
-          <w:lang w:val="en-US"/>
-        </w:rPr>
-      </w:pPr>
-      <w:r>
-        <w:rPr>
-          <w:rFonts w:ascii="Roboto Mono" w:hAnsi="Roboto Mono"/>
-          <w:lang w:val="en-US"/>
-        </w:rPr>
-        <w:t xml:space="preserve">From </w:t>
-      </w:r>
-      <w:r>
-        <w:rPr>
-          <w:rFonts w:ascii="Roboto Mono" w:hAnsi="Roboto Mono"/>
+      </w:pPr>
+      <w:r>
+        <w:rPr>
+          <w:rFonts w:ascii="Segoe UI Emoji" w:hAnsi="Segoe UI Emoji" w:cs="Segoe UI Emoji"/>
           <w:b/>
           <w:bCs/>
           <w:lang w:val="en-US"/>
         </w:rPr>
-        <w:t xml:space="preserve">dev </w:t>
-      </w:r>
-      <w:r>
-        <w:rPr>
+        <w:t>🖼️</w:t>
+      </w:r>
+      <w:r>
+        <w:rPr>
+          <w:rFonts w:ascii="Roboto Mono" w:hAnsi="Roboto Mono"/>
           <w:b/>
           <w:bCs/>
           <w:lang w:val="en-US"/>
         </w:rPr>
-        <w:t>→</w:t>
-      </w:r>
-      <w:r>
-        <w:rPr>
-          <w:rFonts w:ascii="Roboto Mono" w:hAnsi="Roboto Mono"/>
-          <w:b/>
-          <w:bCs/>
-          <w:lang w:val="en-US"/>
-        </w:rPr>
-        <w:t xml:space="preserve"> test</w:t>
-      </w:r>
-    </w:p>
-    <w:p>
-      <w:pPr>
-        <w:numPr>
-          <w:ilvl w:val="1"/>
-          <w:numId w:val="21"/>
-        </w:numPr>
-        <w:rPr>
-          <w:rFonts w:ascii="Roboto Mono" w:hAnsi="Roboto Mono"/>
-          <w:lang w:val="en-US"/>
-        </w:rPr>
-      </w:pPr>
-      <w:r>
-        <w:rPr>
-          <w:rFonts w:ascii="Roboto Mono" w:hAnsi="Roboto Mono"/>
-          <w:lang w:val="en-US"/>
-        </w:rPr>
-        <w:t xml:space="preserve">From </w:t>
-      </w:r>
-      <w:r>
-        <w:rPr>
-          <w:rFonts w:ascii="Roboto Mono" w:hAnsi="Roboto Mono"/>
-          <w:b/>
-          <w:bCs/>
-          <w:lang w:val="en-US"/>
-        </w:rPr>
-        <w:t xml:space="preserve">test </w:t>
-      </w:r>
-      <w:r>
-        <w:rPr>
-          <w:b/>
-          <w:bCs/>
-          <w:lang w:val="en-US"/>
-        </w:rPr>
-        <w:t>→</w:t>
-      </w:r>
-      <w:r>
-        <w:rPr>
-          <w:rFonts w:ascii="Roboto Mono" w:hAnsi="Roboto Mono"/>
-          <w:b/>
-          <w:bCs/>
-          <w:lang w:val="en-US"/>
-        </w:rPr>
-        <w:t xml:space="preserve"> staging</w:t>
-      </w:r>
-    </w:p>
-    <w:p>
-      <w:pPr>
-        <w:numPr>
-          <w:ilvl w:val="1"/>
-          <w:numId w:val="21"/>
-        </w:numPr>
-        <w:rPr>
-          <w:rFonts w:ascii="Roboto Mono" w:hAnsi="Roboto Mono"/>
-          <w:lang w:val="en-US"/>
-        </w:rPr>
-      </w:pPr>
-      <w:r>
-        <w:rPr>
-          <w:rFonts w:ascii="Roboto Mono" w:hAnsi="Roboto Mono"/>
-          <w:lang w:val="en-US"/>
-        </w:rPr>
-        <w:t xml:space="preserve">From </w:t>
-      </w:r>
-      <w:r>
-        <w:rPr>
-          <w:rFonts w:ascii="Roboto Mono" w:hAnsi="Roboto Mono"/>
-          <w:b/>
-          <w:bCs/>
-          <w:lang w:val="en-US"/>
-        </w:rPr>
-        <w:t xml:space="preserve">staging </w:t>
-      </w:r>
-      <w:r>
-        <w:rPr>
-          <w:b/>
-          <w:bCs/>
-          <w:lang w:val="en-US"/>
-        </w:rPr>
-        <w:t>→</w:t>
-      </w:r>
-      <w:r>
-        <w:rPr>
-          <w:rFonts w:ascii="Roboto Mono" w:hAnsi="Roboto Mono"/>
-          <w:b/>
-          <w:bCs/>
-          <w:lang w:val="en-US"/>
-        </w:rPr>
-        <w:t xml:space="preserve"> production</w:t>
-      </w:r>
-    </w:p>
-    <w:p>
-      <w:pPr>
-        <w:rPr>
-          <w:rFonts w:ascii="Roboto Mono" w:hAnsi="Roboto Mono"/>
-          <w:lang w:val="en-US"/>
-        </w:rPr>
-      </w:pPr>
-      <w:r>
-        <w:rPr>
-          <w:rFonts w:ascii="Roboto Mono" w:hAnsi="Roboto Mono"/>
-          <w:lang w:val="en-US"/>
-        </w:rPr>
-        <w:t xml:space="preserve">So </w:t>
-      </w:r>
-      <w:r>
-        <w:rPr>
-          <w:rFonts w:ascii="Roboto Mono" w:hAnsi="Roboto Mono"/>
-          <w:b/>
-          <w:bCs/>
-          <w:lang w:val="en-US"/>
-        </w:rPr>
-        <w:t>promotion</w:t>
-      </w:r>
-      <w:r>
-        <w:rPr>
-          <w:rFonts w:ascii="Roboto Mono" w:hAnsi="Roboto Mono"/>
-          <w:lang w:val="en-US"/>
-        </w:rPr>
-        <w:t xml:space="preserve"> = saying </w:t>
-      </w:r>
-      <w:r>
-        <w:rPr>
-          <w:rFonts w:ascii="Roboto Mono" w:hAnsi="Roboto Mono"/>
-          <w:i/>
-          <w:iCs/>
-          <w:lang w:val="en-US"/>
-        </w:rPr>
-        <w:t>“this build is good, let’s advance it forward.”</w:t>
-      </w:r>
-    </w:p>
-    <w:p>
-      <w:pPr>
-        <w:rPr>
-          <w:rFonts w:ascii="Roboto Mono" w:hAnsi="Roboto Mono"/>
-          <w:lang w:val="en-US"/>
-        </w:rPr>
-      </w:pPr>
-      <w:r>
-        <w:rPr>
-          <w:rFonts w:ascii="Roboto Mono" w:hAnsi="Roboto Mono"/>
-          <w:lang w:val="en-US"/>
-        </w:rPr>
-        <w:pict w14:anchorId="3D139D48">
-          <v:rect id="_x0000_i1043" style="width:0;height:1.5pt" o:hralign="center" o:hrstd="t" o:hr="t" fillcolor="#a0a0a0" stroked="f"/>
-        </w:pict>
-      </w:r>
-    </w:p>
-    <w:p>
-      <w:pPr>
-        <w:rPr>
-          <w:rFonts w:ascii="Roboto Mono" w:hAnsi="Roboto Mono"/>
-          <w:b/>
-          <w:bCs/>
-          <w:lang w:val="en-US"/>
-        </w:rPr>
-      </w:pPr>
-      <w:r>
-        <w:rPr>
-          <w:rFonts w:ascii="Segoe UI Emoji" w:hAnsi="Segoe UI Emoji" w:cs="Segoe UI Emoji"/>
-          <w:b/>
-          <w:bCs/>
-          <w:lang w:val="en-US"/>
-        </w:rPr>
-        <w:t>🔹</w:t>
-      </w:r>
-      <w:r>
-        <w:rPr>
-          <w:rFonts w:ascii="Roboto Mono" w:hAnsi="Roboto Mono"/>
-          <w:b/>
-          <w:bCs/>
-          <w:lang w:val="en-US"/>
-        </w:rPr>
-        <w:t xml:space="preserve"> When people say “CI promotes …” they usually mean:</w:t>
+        <w:t xml:space="preserve"> Simple way to see it</w:t>
       </w:r>
     </w:p>
     <w:p>
@@ -4241,18 +5115,11 @@
       <w:r>
         <w:rPr>
           <w:rFonts w:ascii="Roboto Mono" w:hAnsi="Roboto Mono"/>
-          <w:lang w:val="en-US"/>
-        </w:rPr>
-        <w:t xml:space="preserve">CI </w:t>
-      </w:r>
-      <w:r>
-        <w:rPr>
-          <w:rFonts w:ascii="Roboto Mono" w:hAnsi="Roboto Mono"/>
           <w:b/>
           <w:bCs/>
           <w:lang w:val="en-US"/>
         </w:rPr>
-        <w:t>promotes code quality</w:t>
+        <w:t>Old way</w:t>
       </w:r>
       <w:r>
         <w:rPr>
@@ -4272,7 +5139,33 @@
           <w:rFonts w:ascii="Roboto Mono" w:hAnsi="Roboto Mono"/>
           <w:lang w:val="en-US"/>
         </w:rPr>
-        <w:t xml:space="preserve"> because it enforces frequent testing.</w:t>
+        <w:t xml:space="preserve"> code a lot </w:t>
+      </w:r>
+      <w:r>
+        <w:rPr>
+          <w:lang w:val="en-US"/>
+        </w:rPr>
+        <w:t>→</w:t>
+      </w:r>
+      <w:r>
+        <w:rPr>
+          <w:rFonts w:ascii="Roboto Mono" w:hAnsi="Roboto Mono"/>
+          <w:lang w:val="en-US"/>
+        </w:rPr>
+        <w:t xml:space="preserve"> then test at the end </w:t>
+      </w:r>
+      <w:r>
+        <w:rPr>
+          <w:lang w:val="en-US"/>
+        </w:rPr>
+        <w:t>→</w:t>
+      </w:r>
+      <w:r>
+        <w:rPr>
+          <w:rFonts w:ascii="Roboto Mono" w:hAnsi="Roboto Mono"/>
+          <w:lang w:val="en-US"/>
+        </w:rPr>
+        <w:t xml:space="preserve"> find problems late (costly to fix).</w:t>
       </w:r>
     </w:p>
     <w:p>
@@ -4289,6 +5182,95 @@
       <w:r>
         <w:rPr>
           <w:rFonts w:ascii="Roboto Mono" w:hAnsi="Roboto Mono"/>
+          <w:b/>
+          <w:bCs/>
+          <w:lang w:val="en-US"/>
+        </w:rPr>
+        <w:t>Shift left</w:t>
+      </w:r>
+      <w:r>
+        <w:rPr>
+          <w:rFonts w:ascii="Roboto Mono" w:hAnsi="Roboto Mono"/>
+          <w:lang w:val="en-US"/>
+        </w:rPr>
+        <w:t xml:space="preserve"> </w:t>
+      </w:r>
+      <w:r>
+        <w:rPr>
+          <w:lang w:val="en-US"/>
+        </w:rPr>
+        <w:t>→</w:t>
+      </w:r>
+      <w:r>
+        <w:rPr>
+          <w:rFonts w:ascii="Roboto Mono" w:hAnsi="Roboto Mono"/>
+          <w:lang w:val="en-US"/>
+        </w:rPr>
+        <w:t xml:space="preserve"> integrate and test small changes all the time </w:t>
+      </w:r>
+      <w:r>
+        <w:rPr>
+          <w:lang w:val="en-US"/>
+        </w:rPr>
+        <w:t>→</w:t>
+      </w:r>
+      <w:r>
+        <w:rPr>
+          <w:rFonts w:ascii="Roboto Mono" w:hAnsi="Roboto Mono"/>
+          <w:lang w:val="en-US"/>
+        </w:rPr>
+        <w:t xml:space="preserve"> find and fix issues early (cheaper, faster).</w:t>
+      </w:r>
+    </w:p>
+    <w:p>
+      <w:pPr>
+        <w:rPr>
+          <w:rFonts w:ascii="Roboto Mono" w:hAnsi="Roboto Mono"/>
+          <w:lang w:val="en-US"/>
+        </w:rPr>
+      </w:pPr>
+      <w:r>
+        <w:rPr>
+          <w:rFonts w:ascii="Roboto Mono" w:hAnsi="Roboto Mono"/>
+          <w:lang w:val="en-US"/>
+        </w:rPr>
+        <w:pict w14:anchorId="56861752">
+          <v:rect id="_x0000_i1140" style="width:0;height:1.5pt" o:hralign="center" o:hrstd="t" o:hr="t" fillcolor="#a0a0a0" stroked="f"/>
+        </w:pict>
+      </w:r>
+    </w:p>
+    <w:p>
+      <w:pPr>
+        <w:rPr>
+          <w:rFonts w:ascii="Roboto Mono" w:hAnsi="Roboto Mono"/>
+          <w:lang w:val="en-US"/>
+        </w:rPr>
+      </w:pPr>
+      <w:r>
+        <w:rPr>
+          <w:rFonts w:ascii="Segoe UI Emoji" w:hAnsi="Segoe UI Emoji" w:cs="Segoe UI Emoji"/>
+          <w:lang w:val="en-US"/>
+        </w:rPr>
+        <w:t>💡</w:t>
+      </w:r>
+      <w:r>
+        <w:rPr>
+          <w:rFonts w:ascii="Roboto Mono" w:hAnsi="Roboto Mono"/>
+          <w:lang w:val="en-US"/>
+        </w:rPr>
+        <w:t xml:space="preserve"> In other words:</w:t>
+      </w:r>
+    </w:p>
+    <w:p>
+      <w:pPr>
+        <w:rPr>
+          <w:rFonts w:ascii="Roboto Mono" w:hAnsi="Roboto Mono"/>
+          <w:lang w:val="en-US"/>
+        </w:rPr>
+      </w:pPr>
+      <w:r>
+        <w:rPr>
+          <w:rFonts w:ascii="Roboto Mono" w:hAnsi="Roboto Mono"/>
           <w:lang w:val="en-US"/>
         </w:rPr>
         <w:t xml:space="preserve">CI </w:t>
@@ -4300,46 +5282,14 @@
           <w:bCs/>
           <w:lang w:val="en-US"/>
         </w:rPr>
-        <w:t>promotes automation</w:t>
-      </w:r>
-      <w:r>
-        <w:rPr>
-          <w:rFonts w:ascii="Roboto Mono" w:hAnsi="Roboto Mono"/>
-          <w:lang w:val="en-US"/>
-        </w:rPr>
-        <w:t xml:space="preserve"> </w:t>
-      </w:r>
-      <w:r>
-        <w:rPr>
-          <w:lang w:val="en-US"/>
-        </w:rPr>
-        <w:t>→</w:t>
-      </w:r>
-      <w:r>
-        <w:rPr>
-          <w:rFonts w:ascii="Roboto Mono" w:hAnsi="Roboto Mono"/>
-          <w:lang w:val="en-US"/>
-        </w:rPr>
-        <w:t xml:space="preserve"> less manual effort.</w:t>
-      </w:r>
-    </w:p>
-    <w:p>
-      <w:pPr>
-        <w:numPr>
-          <w:ilvl w:val="0"/>
-          <w:numId w:val="22"/>
-        </w:numPr>
-        <w:rPr>
-          <w:rFonts w:ascii="Roboto Mono" w:hAnsi="Roboto Mono"/>
-          <w:lang w:val="en-US"/>
-        </w:rPr>
-      </w:pPr>
-      <w:r>
-        <w:rPr>
-          <w:rFonts w:ascii="Roboto Mono" w:hAnsi="Roboto Mono"/>
-          <w:lang w:val="en-US"/>
-        </w:rPr>
-        <w:t xml:space="preserve">CI </w:t>
+        <w:t>promotes</w:t>
+      </w:r>
+      <w:r>
+        <w:rPr>
+          <w:rFonts w:ascii="Roboto Mono" w:hAnsi="Roboto Mono"/>
+          <w:lang w:val="en-US"/>
+        </w:rPr>
+        <w:t xml:space="preserve"> (encourages, supports) the </w:t>
       </w:r>
       <w:r>
         <w:rPr>
@@ -4348,236 +5298,15 @@
           <w:bCs/>
           <w:lang w:val="en-US"/>
         </w:rPr>
-        <w:t>promotes rapid feedback</w:t>
-      </w:r>
-      <w:r>
-        <w:rPr>
-          <w:rFonts w:ascii="Roboto Mono" w:hAnsi="Roboto Mono"/>
-          <w:lang w:val="en-US"/>
-        </w:rPr>
-        <w:t xml:space="preserve"> </w:t>
-      </w:r>
-      <w:r>
-        <w:rPr>
-          <w:lang w:val="en-US"/>
-        </w:rPr>
-        <w:t>→</w:t>
-      </w:r>
-      <w:r>
-        <w:rPr>
-          <w:rFonts w:ascii="Roboto Mono" w:hAnsi="Roboto Mono"/>
-          <w:lang w:val="en-US"/>
-        </w:rPr>
-        <w:t xml:space="preserve"> developers know quickly if something broke.</w:t>
-      </w:r>
-    </w:p>
-    <w:p>
-      <w:pPr>
-        <w:numPr>
-          <w:ilvl w:val="0"/>
-          <w:numId w:val="22"/>
-        </w:numPr>
-        <w:rPr>
-          <w:rFonts w:ascii="Roboto Mono" w:hAnsi="Roboto Mono"/>
-          <w:lang w:val="en-US"/>
-        </w:rPr>
-      </w:pPr>
-      <w:r>
-        <w:rPr>
-          <w:rFonts w:ascii="Roboto Mono" w:hAnsi="Roboto Mono"/>
-          <w:lang w:val="en-US"/>
-        </w:rPr>
-        <w:t xml:space="preserve">CI </w:t>
-      </w:r>
-      <w:r>
-        <w:rPr>
-          <w:rFonts w:ascii="Roboto Mono" w:hAnsi="Roboto Mono"/>
-          <w:b/>
-          <w:bCs/>
-          <w:lang w:val="en-US"/>
-        </w:rPr>
-        <w:t>promotes reliable releases</w:t>
-      </w:r>
-      <w:r>
-        <w:rPr>
-          <w:rFonts w:ascii="Roboto Mono" w:hAnsi="Roboto Mono"/>
-          <w:lang w:val="en-US"/>
-        </w:rPr>
-        <w:t xml:space="preserve"> </w:t>
-      </w:r>
-      <w:r>
-        <w:rPr>
-          <w:lang w:val="en-US"/>
-        </w:rPr>
-        <w:t>→</w:t>
-      </w:r>
-      <w:r>
-        <w:rPr>
-          <w:rFonts w:ascii="Roboto Mono" w:hAnsi="Roboto Mono"/>
-          <w:lang w:val="en-US"/>
-        </w:rPr>
-        <w:t xml:space="preserve"> builds are tested at each step before promotion to production.</w:t>
-      </w:r>
-    </w:p>
-    <w:p>
-      <w:pPr>
-        <w:rPr>
-          <w:rFonts w:ascii="Roboto Mono" w:hAnsi="Roboto Mono"/>
-          <w:lang w:val="en-US"/>
-        </w:rPr>
-      </w:pPr>
-      <w:r>
-        <w:rPr>
-          <w:rFonts w:ascii="Roboto Mono" w:hAnsi="Roboto Mono"/>
-          <w:lang w:val="en-US"/>
-        </w:rPr>
-        <w:pict w14:anchorId="3485A282">
-          <v:rect id="_x0000_i1044" style="width:0;height:1.5pt" o:hralign="center" o:hrstd="t" o:hr="t" fillcolor="#a0a0a0" stroked="f"/>
-        </w:pict>
-      </w:r>
-    </w:p>
-    <w:p>
-      <w:pPr>
-        <w:rPr>
-          <w:rFonts w:ascii="Roboto Mono" w:hAnsi="Roboto Mono"/>
-          <w:lang w:val="en-US"/>
-        </w:rPr>
-      </w:pPr>
-      <w:r>
-        <w:rPr>
-          <w:rFonts w:ascii="Segoe UI Emoji" w:hAnsi="Segoe UI Emoji" w:cs="Segoe UI Emoji"/>
-          <w:lang w:val="en-US"/>
-        </w:rPr>
-        <w:t>💡</w:t>
-      </w:r>
-      <w:r>
-        <w:rPr>
-          <w:rFonts w:ascii="Roboto Mono" w:hAnsi="Roboto Mono"/>
-          <w:lang w:val="en-US"/>
-        </w:rPr>
-        <w:t xml:space="preserve"> </w:t>
-      </w:r>
-      <w:r>
-        <w:rPr>
-          <w:rFonts w:ascii="Roboto Mono" w:hAnsi="Roboto Mono"/>
-          <w:b/>
-          <w:bCs/>
-          <w:lang w:val="en-US"/>
-        </w:rPr>
-        <w:t>In short:</w:t>
-      </w:r>
-    </w:p>
-    <w:p>
-      <w:pPr>
-        <w:rPr>
-          <w:rFonts w:ascii="Roboto Mono" w:hAnsi="Roboto Mono"/>
-          <w:lang w:val="en-US"/>
-        </w:rPr>
-      </w:pPr>
-      <w:r>
-        <w:rPr>
-          <w:rFonts w:ascii="Roboto Mono" w:hAnsi="Roboto Mono"/>
-          <w:lang w:val="en-US"/>
-        </w:rPr>
-        <w:t xml:space="preserve">In CI, “promote” means either </w:t>
-      </w:r>
-      <w:r>
-        <w:rPr>
-          <w:rFonts w:ascii="Roboto Mono" w:hAnsi="Roboto Mono"/>
-          <w:i/>
-          <w:iCs/>
-          <w:lang w:val="en-US"/>
-        </w:rPr>
-        <w:t>moving builds forward</w:t>
-      </w:r>
-      <w:r>
-        <w:rPr>
-          <w:rFonts w:ascii="Roboto Mono" w:hAnsi="Roboto Mono"/>
-          <w:lang w:val="en-US"/>
-        </w:rPr>
-        <w:t xml:space="preserve"> in the pipeline or </w:t>
-      </w:r>
-      <w:r>
-        <w:rPr>
-          <w:rFonts w:ascii="Roboto Mono" w:hAnsi="Roboto Mono"/>
-          <w:i/>
-          <w:iCs/>
-          <w:lang w:val="en-US"/>
-        </w:rPr>
-        <w:t>encouraging better practices</w:t>
-      </w:r>
-      <w:r>
-        <w:rPr>
-          <w:rFonts w:ascii="Roboto Mono" w:hAnsi="Roboto Mono"/>
-          <w:lang w:val="en-US"/>
-        </w:rPr>
-        <w:t xml:space="preserve"> like quality, automation, and fast feedback.</w:t>
-      </w:r>
-    </w:p>
-    <w:p>
-      <w:pPr>
-        <w:rPr>
-          <w:rFonts w:ascii="Roboto Mono" w:hAnsi="Roboto Mono"/>
-          <w:lang w:val="en-US"/>
-        </w:rPr>
-      </w:pPr>
-      <w:r>
-        <w:rPr>
-          <w:rFonts w:ascii="Roboto Mono" w:hAnsi="Roboto Mono"/>
-          <w:lang w:val="en-US"/>
-        </w:rPr>
-        <w:pict w14:anchorId="05B8166B">
-          <v:rect id="_x0000_i1045" style="width:0;height:1.5pt" o:hralign="center" o:hrstd="t" o:hr="t" fillcolor="#a0a0a0" stroked="f"/>
-        </w:pict>
-      </w:r>
-    </w:p>
-    <w:p>
-      <w:pPr>
-        <w:rPr>
-          <w:rFonts w:ascii="Roboto Mono" w:hAnsi="Roboto Mono"/>
-          <w:lang w:val="en-US"/>
-        </w:rPr>
-      </w:pPr>
-    </w:p>
-    <w:p>
-      <w:pPr>
-        <w:rPr>
-          <w:rFonts w:ascii="Roboto Mono" w:hAnsi="Roboto Mono"/>
-          <w:lang w:val="en-US"/>
-        </w:rPr>
-      </w:pPr>
-    </w:p>
-    <w:p>
-      <w:pPr>
-        <w:rPr>
-          <w:rFonts w:ascii="Roboto Mono" w:hAnsi="Roboto Mono"/>
-          <w:lang w:val="en-US"/>
-        </w:rPr>
-      </w:pPr>
-    </w:p>
-    <w:p>
-      <w:pPr>
-        <w:rPr>
-          <w:rFonts w:ascii="Roboto Mono" w:hAnsi="Roboto Mono"/>
-          <w:lang w:val="en-US"/>
-        </w:rPr>
-      </w:pPr>
-    </w:p>
-    <w:p>
-      <w:pPr>
-        <w:rPr>
-          <w:rFonts w:ascii="Roboto Mono" w:hAnsi="Roboto Mono"/>
-          <w:lang w:val="en-US"/>
-        </w:rPr>
-      </w:pPr>
-    </w:p>
-    <w:p>
-      <w:pPr>
-        <w:rPr>
-          <w:rFonts w:ascii="Roboto Mono" w:hAnsi="Roboto Mono"/>
-          <w:lang w:val="en-US"/>
-        </w:rPr>
-      </w:pPr>
+        <w:t>shift-left</w:t>
+      </w:r>
+      <w:r>
+        <w:rPr>
+          <w:rFonts w:ascii="Roboto Mono" w:hAnsi="Roboto Mono"/>
+          <w:lang w:val="en-US"/>
+        </w:rPr>
+        <w:t xml:space="preserve"> approach by making early integration, automated testing, and fast feedback normal practice.</w:t>
+      </w:r>
     </w:p>
     <w:p>
       <w:pPr>
@@ -4592,8 +5321,7 @@
         <w:pStyle w:val="Heading4"/>
       </w:pPr>
       <w:r>
-        <w:lastRenderedPageBreak/>
-        <w:t>CI promotes shift left</w:t>
+        <w:t>CI Frameworks</w:t>
       </w:r>
     </w:p>
     <w:p>
@@ -4636,493 +5364,17 @@
           <w:szCs w:val="14"/>
           <w:shd w:val="clear" w:color="auto" w:fill="B7B7B7"/>
         </w:rPr>
-        <w:t>(GPT-5-Standard) at [9/8/2025]</w:t>
-      </w:r>
-    </w:p>
-    <w:p>
-      <w:pPr>
-        <w:rPr>
-          <w:rFonts w:ascii="Roboto Mono" w:hAnsi="Roboto Mono"/>
-          <w:lang w:val="en-US"/>
-        </w:rPr>
-      </w:pPr>
-      <w:r>
-        <w:rPr>
-          <w:rFonts w:ascii="Roboto Mono" w:hAnsi="Roboto Mono"/>
-          <w:lang w:val="en-US"/>
-        </w:rPr>
-        <w:t xml:space="preserve">When people say </w:t>
-      </w:r>
-      <w:r>
-        <w:rPr>
-          <w:rFonts w:ascii="Roboto Mono" w:hAnsi="Roboto Mono"/>
-          <w:b/>
-          <w:bCs/>
-          <w:lang w:val="en-US"/>
-        </w:rPr>
-        <w:t>“CI promotes shift left”</w:t>
-      </w:r>
-      <w:r>
-        <w:rPr>
-          <w:rFonts w:ascii="Roboto Mono" w:hAnsi="Roboto Mono"/>
-          <w:lang w:val="en-US"/>
-        </w:rPr>
-        <w:t>, they mean:</w:t>
-      </w:r>
-    </w:p>
-    <w:p>
-      <w:pPr>
-        <w:numPr>
-          <w:ilvl w:val="0"/>
-          <w:numId w:val="23"/>
-        </w:numPr>
-        <w:rPr>
-          <w:rFonts w:ascii="Roboto Mono" w:hAnsi="Roboto Mono"/>
-          <w:lang w:val="en-US"/>
-        </w:rPr>
-      </w:pPr>
-      <w:r>
-        <w:rPr>
-          <w:rFonts w:ascii="Roboto Mono" w:hAnsi="Roboto Mono"/>
-          <w:b/>
-          <w:bCs/>
-          <w:lang w:val="en-US"/>
-        </w:rPr>
-        <w:t>CI</w:t>
-      </w:r>
-      <w:r>
-        <w:rPr>
-          <w:rFonts w:ascii="Roboto Mono" w:hAnsi="Roboto Mono"/>
-          <w:lang w:val="en-US"/>
-        </w:rPr>
-        <w:t xml:space="preserve"> (Continuous Integration) encourages </w:t>
-      </w:r>
-      <w:r>
-        <w:rPr>
-          <w:rFonts w:ascii="Roboto Mono" w:hAnsi="Roboto Mono"/>
-          <w:b/>
-          <w:bCs/>
-          <w:lang w:val="en-US"/>
-        </w:rPr>
-        <w:t>testing and quality checks to happen earlier</w:t>
-      </w:r>
-      <w:r>
-        <w:rPr>
-          <w:rFonts w:ascii="Roboto Mono" w:hAnsi="Roboto Mono"/>
-          <w:lang w:val="en-US"/>
-        </w:rPr>
-        <w:t xml:space="preserve"> in the software development process — i.e., “to the left” on the typical left-to-right timeline (plan </w:t>
-      </w:r>
-      <w:r>
-        <w:rPr>
-          <w:lang w:val="en-US"/>
-        </w:rPr>
-        <w:t>→</w:t>
-      </w:r>
-      <w:r>
-        <w:rPr>
-          <w:rFonts w:ascii="Roboto Mono" w:hAnsi="Roboto Mono"/>
-          <w:lang w:val="en-US"/>
-        </w:rPr>
-        <w:t xml:space="preserve"> code </w:t>
-      </w:r>
-      <w:r>
-        <w:rPr>
-          <w:lang w:val="en-US"/>
-        </w:rPr>
-        <w:t>→</w:t>
-      </w:r>
-      <w:r>
-        <w:rPr>
-          <w:rFonts w:ascii="Roboto Mono" w:hAnsi="Roboto Mono"/>
-          <w:lang w:val="en-US"/>
-        </w:rPr>
-        <w:t xml:space="preserve"> build </w:t>
-      </w:r>
-      <w:r>
-        <w:rPr>
-          <w:lang w:val="en-US"/>
-        </w:rPr>
-        <w:t>→</w:t>
-      </w:r>
-      <w:r>
-        <w:rPr>
-          <w:rFonts w:ascii="Roboto Mono" w:hAnsi="Roboto Mono"/>
-          <w:lang w:val="en-US"/>
-        </w:rPr>
-        <w:t xml:space="preserve"> test </w:t>
-      </w:r>
-      <w:r>
-        <w:rPr>
-          <w:lang w:val="en-US"/>
-        </w:rPr>
-        <w:t>→</w:t>
-      </w:r>
-      <w:r>
-        <w:rPr>
-          <w:rFonts w:ascii="Roboto Mono" w:hAnsi="Roboto Mono"/>
-          <w:lang w:val="en-US"/>
-        </w:rPr>
-        <w:t xml:space="preserve"> release </w:t>
-      </w:r>
-      <w:r>
-        <w:rPr>
-          <w:lang w:val="en-US"/>
-        </w:rPr>
-        <w:t>→</w:t>
-      </w:r>
-      <w:r>
-        <w:rPr>
-          <w:rFonts w:ascii="Roboto Mono" w:hAnsi="Roboto Mono"/>
-          <w:lang w:val="en-US"/>
-        </w:rPr>
-        <w:t xml:space="preserve"> operate).</w:t>
-      </w:r>
-    </w:p>
-    <w:p>
-      <w:pPr>
-        <w:numPr>
-          <w:ilvl w:val="0"/>
-          <w:numId w:val="23"/>
-        </w:numPr>
-        <w:rPr>
-          <w:rFonts w:ascii="Roboto Mono" w:hAnsi="Roboto Mono"/>
-          <w:lang w:val="en-US"/>
-        </w:rPr>
-      </w:pPr>
-      <w:r>
-        <w:rPr>
-          <w:rFonts w:ascii="Roboto Mono" w:hAnsi="Roboto Mono"/>
-          <w:lang w:val="en-US"/>
-        </w:rPr>
-        <w:t xml:space="preserve">Instead of waiting until the QA or staging phase to discover problems, CI runs automated builds, tests, static analysis, security scans, etc., </w:t>
-      </w:r>
-      <w:r>
-        <w:rPr>
-          <w:rFonts w:ascii="Roboto Mono" w:hAnsi="Roboto Mono"/>
-          <w:b/>
-          <w:bCs/>
-          <w:lang w:val="en-US"/>
-        </w:rPr>
-        <w:t>immediately</w:t>
-      </w:r>
-      <w:r>
-        <w:rPr>
-          <w:rFonts w:ascii="Roboto Mono" w:hAnsi="Roboto Mono"/>
-          <w:lang w:val="en-US"/>
-        </w:rPr>
-        <w:t xml:space="preserve"> after each code change is integrated.</w:t>
-      </w:r>
-    </w:p>
-    <w:p>
-      <w:pPr>
-        <w:rPr>
-          <w:rFonts w:ascii="Roboto Mono" w:hAnsi="Roboto Mono"/>
-          <w:lang w:val="en-US"/>
-        </w:rPr>
-      </w:pPr>
-      <w:r>
-        <w:rPr>
-          <w:rFonts w:ascii="Roboto Mono" w:hAnsi="Roboto Mono"/>
-          <w:lang w:val="en-US"/>
-        </w:rPr>
-        <w:pict w14:anchorId="024C7414">
-          <v:rect id="_x0000_i1046" style="width:0;height:1.5pt" o:hralign="center" o:hrstd="t" o:hr="t" fillcolor="#a0a0a0" stroked="f"/>
-        </w:pict>
-      </w:r>
-    </w:p>
-    <w:p>
-      <w:pPr>
-        <w:rPr>
-          <w:rFonts w:ascii="Roboto Mono" w:hAnsi="Roboto Mono"/>
-          <w:b/>
-          <w:bCs/>
-          <w:lang w:val="en-US"/>
-        </w:rPr>
-      </w:pPr>
-      <w:r>
-        <w:rPr>
-          <w:rFonts w:ascii="Segoe UI Emoji" w:hAnsi="Segoe UI Emoji" w:cs="Segoe UI Emoji"/>
-          <w:b/>
-          <w:bCs/>
-          <w:lang w:val="en-US"/>
-        </w:rPr>
-        <w:t>🖼️</w:t>
-      </w:r>
-      <w:r>
-        <w:rPr>
-          <w:rFonts w:ascii="Roboto Mono" w:hAnsi="Roboto Mono"/>
-          <w:b/>
-          <w:bCs/>
-          <w:lang w:val="en-US"/>
-        </w:rPr>
-        <w:t xml:space="preserve"> Simple way to see it</w:t>
-      </w:r>
-    </w:p>
-    <w:p>
-      <w:pPr>
-        <w:numPr>
-          <w:ilvl w:val="0"/>
-          <w:numId w:val="24"/>
-        </w:numPr>
-        <w:rPr>
-          <w:rFonts w:ascii="Roboto Mono" w:hAnsi="Roboto Mono"/>
-          <w:lang w:val="en-US"/>
-        </w:rPr>
-      </w:pPr>
-      <w:r>
-        <w:rPr>
-          <w:rFonts w:ascii="Roboto Mono" w:hAnsi="Roboto Mono"/>
-          <w:b/>
-          <w:bCs/>
-          <w:lang w:val="en-US"/>
-        </w:rPr>
-        <w:t>Old way</w:t>
-      </w:r>
-      <w:r>
-        <w:rPr>
-          <w:rFonts w:ascii="Roboto Mono" w:hAnsi="Roboto Mono"/>
-          <w:lang w:val="en-US"/>
-        </w:rPr>
-        <w:t xml:space="preserve"> </w:t>
-      </w:r>
-      <w:r>
-        <w:rPr>
-          <w:lang w:val="en-US"/>
-        </w:rPr>
-        <w:t>→</w:t>
-      </w:r>
-      <w:r>
-        <w:rPr>
-          <w:rFonts w:ascii="Roboto Mono" w:hAnsi="Roboto Mono"/>
-          <w:lang w:val="en-US"/>
-        </w:rPr>
-        <w:t xml:space="preserve"> code a lot </w:t>
-      </w:r>
-      <w:r>
-        <w:rPr>
-          <w:lang w:val="en-US"/>
-        </w:rPr>
-        <w:t>→</w:t>
-      </w:r>
-      <w:r>
-        <w:rPr>
-          <w:rFonts w:ascii="Roboto Mono" w:hAnsi="Roboto Mono"/>
-          <w:lang w:val="en-US"/>
-        </w:rPr>
-        <w:t xml:space="preserve"> then test at the end </w:t>
-      </w:r>
-      <w:r>
-        <w:rPr>
-          <w:lang w:val="en-US"/>
-        </w:rPr>
-        <w:t>→</w:t>
-      </w:r>
-      <w:r>
-        <w:rPr>
-          <w:rFonts w:ascii="Roboto Mono" w:hAnsi="Roboto Mono"/>
-          <w:lang w:val="en-US"/>
-        </w:rPr>
-        <w:t xml:space="preserve"> find problems late (costly to fix).</w:t>
-      </w:r>
-    </w:p>
-    <w:p>
-      <w:pPr>
-        <w:numPr>
-          <w:ilvl w:val="0"/>
-          <w:numId w:val="24"/>
-        </w:numPr>
-        <w:rPr>
-          <w:rFonts w:ascii="Roboto Mono" w:hAnsi="Roboto Mono"/>
-          <w:lang w:val="en-US"/>
-        </w:rPr>
-      </w:pPr>
-      <w:r>
-        <w:rPr>
-          <w:rFonts w:ascii="Roboto Mono" w:hAnsi="Roboto Mono"/>
-          <w:b/>
-          <w:bCs/>
-          <w:lang w:val="en-US"/>
-        </w:rPr>
-        <w:t>Shift left</w:t>
-      </w:r>
-      <w:r>
-        <w:rPr>
-          <w:rFonts w:ascii="Roboto Mono" w:hAnsi="Roboto Mono"/>
-          <w:lang w:val="en-US"/>
-        </w:rPr>
-        <w:t xml:space="preserve"> </w:t>
-      </w:r>
-      <w:r>
-        <w:rPr>
-          <w:lang w:val="en-US"/>
-        </w:rPr>
-        <w:t>→</w:t>
-      </w:r>
-      <w:r>
-        <w:rPr>
-          <w:rFonts w:ascii="Roboto Mono" w:hAnsi="Roboto Mono"/>
-          <w:lang w:val="en-US"/>
-        </w:rPr>
-        <w:t xml:space="preserve"> integrate and test small changes all the time </w:t>
-      </w:r>
-      <w:r>
-        <w:rPr>
-          <w:lang w:val="en-US"/>
-        </w:rPr>
-        <w:t>→</w:t>
-      </w:r>
-      <w:r>
-        <w:rPr>
-          <w:rFonts w:ascii="Roboto Mono" w:hAnsi="Roboto Mono"/>
-          <w:lang w:val="en-US"/>
-        </w:rPr>
-        <w:t xml:space="preserve"> find and fix issues early (cheaper, faster).</w:t>
-      </w:r>
-    </w:p>
-    <w:p>
-      <w:pPr>
-        <w:rPr>
-          <w:rFonts w:ascii="Roboto Mono" w:hAnsi="Roboto Mono"/>
-          <w:lang w:val="en-US"/>
-        </w:rPr>
-      </w:pPr>
-      <w:r>
-        <w:rPr>
-          <w:rFonts w:ascii="Roboto Mono" w:hAnsi="Roboto Mono"/>
-          <w:lang w:val="en-US"/>
-        </w:rPr>
-        <w:pict w14:anchorId="4A0DD970">
-          <v:rect id="_x0000_i1047" style="width:0;height:1.5pt" o:hralign="center" o:hrstd="t" o:hr="t" fillcolor="#a0a0a0" stroked="f"/>
-        </w:pict>
-      </w:r>
-    </w:p>
-    <w:p>
-      <w:pPr>
-        <w:rPr>
-          <w:rFonts w:ascii="Roboto Mono" w:hAnsi="Roboto Mono"/>
-          <w:lang w:val="en-US"/>
-        </w:rPr>
-      </w:pPr>
-      <w:r>
-        <w:rPr>
-          <w:rFonts w:ascii="Segoe UI Emoji" w:hAnsi="Segoe UI Emoji" w:cs="Segoe UI Emoji"/>
-          <w:lang w:val="en-US"/>
-        </w:rPr>
-        <w:t>💡</w:t>
-      </w:r>
-      <w:r>
-        <w:rPr>
-          <w:rFonts w:ascii="Roboto Mono" w:hAnsi="Roboto Mono"/>
-          <w:lang w:val="en-US"/>
-        </w:rPr>
-        <w:t xml:space="preserve"> In other words:</w:t>
-      </w:r>
-    </w:p>
-    <w:p>
-      <w:pPr>
-        <w:rPr>
-          <w:rFonts w:ascii="Roboto Mono" w:hAnsi="Roboto Mono"/>
-          <w:lang w:val="en-US"/>
-        </w:rPr>
-      </w:pPr>
-      <w:r>
-        <w:rPr>
-          <w:rFonts w:ascii="Roboto Mono" w:hAnsi="Roboto Mono"/>
-          <w:lang w:val="en-US"/>
-        </w:rPr>
-        <w:t xml:space="preserve">CI </w:t>
-      </w:r>
-      <w:r>
-        <w:rPr>
-          <w:rFonts w:ascii="Roboto Mono" w:hAnsi="Roboto Mono"/>
-          <w:b/>
-          <w:bCs/>
-          <w:lang w:val="en-US"/>
-        </w:rPr>
-        <w:t>promotes</w:t>
-      </w:r>
-      <w:r>
-        <w:rPr>
-          <w:rFonts w:ascii="Roboto Mono" w:hAnsi="Roboto Mono"/>
-          <w:lang w:val="en-US"/>
-        </w:rPr>
-        <w:t xml:space="preserve"> (encourages, supports) the </w:t>
-      </w:r>
-      <w:r>
-        <w:rPr>
-          <w:rFonts w:ascii="Roboto Mono" w:hAnsi="Roboto Mono"/>
-          <w:b/>
-          <w:bCs/>
-          <w:lang w:val="en-US"/>
-        </w:rPr>
-        <w:t>shift-left</w:t>
-      </w:r>
-      <w:r>
-        <w:rPr>
-          <w:rFonts w:ascii="Roboto Mono" w:hAnsi="Roboto Mono"/>
-          <w:lang w:val="en-US"/>
-        </w:rPr>
-        <w:t xml:space="preserve"> approach by making early integration, automated testing, and fast feedback normal practice.</w:t>
-      </w:r>
-    </w:p>
-    <w:p>
-      <w:pPr>
-        <w:rPr>
-          <w:rFonts w:ascii="Roboto Mono" w:hAnsi="Roboto Mono"/>
-          <w:lang w:val="en-US"/>
-        </w:rPr>
-      </w:pPr>
-    </w:p>
-    <w:p>
-      <w:pPr>
-        <w:pStyle w:val="Heading4"/>
-      </w:pPr>
-      <w:r>
-        <w:t>CI Frameworks</w:t>
-      </w:r>
-    </w:p>
-    <w:p>
-      <w:pPr>
-        <w:spacing w:before="240" w:after="240"/>
-      </w:pPr>
-      <w:r>
-        <w:rPr>
-          <w:b/>
-          <w:shd w:val="clear" w:color="auto" w:fill="B7B7B7"/>
-        </w:rPr>
-        <w:t># Source</w:t>
-      </w:r>
-      <w:r>
-        <w:rPr>
-          <w:shd w:val="clear" w:color="auto" w:fill="B7B7B7"/>
-        </w:rPr>
-        <w:t xml:space="preserve">: </w:t>
-      </w:r>
-      <w:proofErr w:type="spellStart"/>
-      <w:r>
-        <w:rPr>
-          <w:b/>
-          <w:shd w:val="clear" w:color="auto" w:fill="B7B7B7"/>
-        </w:rPr>
-        <w:t>Chatgpt</w:t>
-      </w:r>
-      <w:proofErr w:type="spellEnd"/>
-      <w:r>
-        <w:rPr>
-          <w:b/>
-          <w:shd w:val="clear" w:color="auto" w:fill="B7B7B7"/>
-        </w:rPr>
-        <w:t xml:space="preserve"> </w:t>
-      </w:r>
-      <w:r>
-        <w:rPr>
+        <w:t>(GPT</w:t>
+      </w:r>
+      <w:r>
+        <w:rPr>
+          <w:rFonts w:ascii="Cambria Math" w:hAnsi="Cambria Math" w:cs="Cambria Math"/>
           <w:b/>
           <w:sz w:val="14"/>
           <w:szCs w:val="14"/>
           <w:shd w:val="clear" w:color="auto" w:fill="B7B7B7"/>
         </w:rPr>
-        <w:t>(GPT-5-Standard) at [9/</w:t>
+        <w:t>‑</w:t>
       </w:r>
       <w:r>
         <w:rPr>
@@ -5131,16 +5383,7 @@
           <w:szCs w:val="14"/>
           <w:shd w:val="clear" w:color="auto" w:fill="B7B7B7"/>
         </w:rPr>
-        <w:t>10</w:t>
-      </w:r>
-      <w:r>
-        <w:rPr>
-          <w:b/>
-          <w:sz w:val="14"/>
-          <w:szCs w:val="14"/>
-          <w:shd w:val="clear" w:color="auto" w:fill="B7B7B7"/>
-        </w:rPr>
-        <w:t>/2025]</w:t>
+        <w:t>5 Mini) at [9/10/2025]</w:t>
       </w:r>
     </w:p>
     <w:p>
@@ -5241,6 +5484,331 @@
           <w:lang w:val="en-US"/>
         </w:rPr>
         <w:t xml:space="preserve"> that allow developers to:</w:t>
+      </w:r>
+    </w:p>
+    <w:p>
+      <w:pPr>
+        <w:numPr>
+          <w:ilvl w:val="0"/>
+          <w:numId w:val="27"/>
+        </w:numPr>
+        <w:rPr>
+          <w:rFonts w:ascii="Roboto Mono" w:hAnsi="Roboto Mono"/>
+          <w:lang w:val="en-US"/>
+        </w:rPr>
+      </w:pPr>
+      <w:r>
+        <w:rPr>
+          <w:rFonts w:ascii="Roboto Mono" w:hAnsi="Roboto Mono"/>
+          <w:lang w:val="en-US"/>
+        </w:rPr>
+        <w:t xml:space="preserve">Automatically </w:t>
+      </w:r>
+      <w:r>
+        <w:rPr>
+          <w:rFonts w:ascii="Roboto Mono" w:hAnsi="Roboto Mono"/>
+          <w:b/>
+          <w:bCs/>
+          <w:lang w:val="en-US"/>
+        </w:rPr>
+        <w:t>build</w:t>
+      </w:r>
+      <w:r>
+        <w:rPr>
+          <w:rFonts w:ascii="Roboto Mono" w:hAnsi="Roboto Mono"/>
+          <w:lang w:val="en-US"/>
+        </w:rPr>
+        <w:t>,</w:t>
+      </w:r>
+    </w:p>
+    <w:p>
+      <w:pPr>
+        <w:numPr>
+          <w:ilvl w:val="0"/>
+          <w:numId w:val="27"/>
+        </w:numPr>
+        <w:rPr>
+          <w:rFonts w:ascii="Roboto Mono" w:hAnsi="Roboto Mono"/>
+          <w:lang w:val="en-US"/>
+        </w:rPr>
+      </w:pPr>
+      <w:r>
+        <w:rPr>
+          <w:rFonts w:ascii="Roboto Mono" w:hAnsi="Roboto Mono"/>
+          <w:b/>
+          <w:bCs/>
+          <w:lang w:val="en-US"/>
+        </w:rPr>
+        <w:t>Test</w:t>
+      </w:r>
+      <w:r>
+        <w:rPr>
+          <w:rFonts w:ascii="Roboto Mono" w:hAnsi="Roboto Mono"/>
+          <w:lang w:val="en-US"/>
+        </w:rPr>
+        <w:t>, and</w:t>
+      </w:r>
+    </w:p>
+    <w:p>
+      <w:pPr>
+        <w:numPr>
+          <w:ilvl w:val="0"/>
+          <w:numId w:val="27"/>
+        </w:numPr>
+        <w:rPr>
+          <w:rFonts w:ascii="Roboto Mono" w:hAnsi="Roboto Mono"/>
+          <w:lang w:val="en-US"/>
+        </w:rPr>
+      </w:pPr>
+      <w:r>
+        <w:rPr>
+          <w:rFonts w:ascii="Roboto Mono" w:hAnsi="Roboto Mono"/>
+          <w:b/>
+          <w:bCs/>
+          <w:lang w:val="en-US"/>
+        </w:rPr>
+        <w:t>Integrate</w:t>
+      </w:r>
+      <w:r>
+        <w:rPr>
+          <w:rFonts w:ascii="Roboto Mono" w:hAnsi="Roboto Mono"/>
+          <w:lang w:val="en-US"/>
+        </w:rPr>
+        <w:t xml:space="preserve"> code changes into a shared repository </w:t>
+      </w:r>
+      <w:r>
+        <w:rPr>
+          <w:rFonts w:ascii="Roboto Mono" w:hAnsi="Roboto Mono"/>
+          <w:b/>
+          <w:bCs/>
+          <w:lang w:val="en-US"/>
+        </w:rPr>
+        <w:t>frequently</w:t>
+      </w:r>
+      <w:r>
+        <w:rPr>
+          <w:rFonts w:ascii="Roboto Mono" w:hAnsi="Roboto Mono"/>
+          <w:lang w:val="en-US"/>
+        </w:rPr>
+        <w:t xml:space="preserve"> (often multiple times a day).</w:t>
+      </w:r>
+    </w:p>
+    <w:p>
+      <w:pPr>
+        <w:rPr>
+          <w:rFonts w:ascii="Roboto Mono" w:hAnsi="Roboto Mono"/>
+          <w:lang w:val="en-US"/>
+        </w:rPr>
+      </w:pPr>
+      <w:r>
+        <w:rPr>
+          <w:rFonts w:ascii="Roboto Mono" w:hAnsi="Roboto Mono"/>
+          <w:lang w:val="en-US"/>
+        </w:rPr>
+        <w:t>In other words: a CI framework is the setup that automates the process of checking that every code change works well with the rest of the codebase.</w:t>
+      </w:r>
+    </w:p>
+    <w:p>
+      <w:pPr>
+        <w:rPr>
+          <w:rFonts w:ascii="Roboto Mono" w:hAnsi="Roboto Mono"/>
+          <w:lang w:val="en-US"/>
+        </w:rPr>
+      </w:pPr>
+      <w:r>
+        <w:rPr>
+          <w:rFonts w:ascii="Roboto Mono" w:hAnsi="Roboto Mono"/>
+          <w:lang w:val="en-US"/>
+        </w:rPr>
+        <w:pict w14:anchorId="71398D3D">
+          <v:rect id="_x0000_i1141" style="width:0;height:1.5pt" o:hralign="center" o:hrstd="t" o:hr="t" fillcolor="#a0a0a0" stroked="f"/>
+        </w:pict>
+      </w:r>
+    </w:p>
+    <w:p>
+      <w:pPr>
+        <w:rPr>
+          <w:rFonts w:ascii="Roboto Mono" w:hAnsi="Roboto Mono"/>
+          <w:b/>
+          <w:bCs/>
+          <w:lang w:val="en-US"/>
+        </w:rPr>
+      </w:pPr>
+      <w:r>
+        <w:rPr>
+          <w:rFonts w:ascii="Segoe UI Emoji" w:hAnsi="Segoe UI Emoji" w:cs="Segoe UI Emoji"/>
+          <w:b/>
+          <w:bCs/>
+          <w:lang w:val="en-US"/>
+        </w:rPr>
+        <w:t>🔹</w:t>
+      </w:r>
+      <w:r>
+        <w:rPr>
+          <w:rFonts w:ascii="Roboto Mono" w:hAnsi="Roboto Mono"/>
+          <w:b/>
+          <w:bCs/>
+          <w:lang w:val="en-US"/>
+        </w:rPr>
+        <w:t xml:space="preserve"> Why CI frameworks are important</w:t>
+      </w:r>
+    </w:p>
+    <w:p>
+      <w:pPr>
+        <w:numPr>
+          <w:ilvl w:val="0"/>
+          <w:numId w:val="28"/>
+        </w:numPr>
+        <w:rPr>
+          <w:rFonts w:ascii="Roboto Mono" w:hAnsi="Roboto Mono"/>
+          <w:lang w:val="en-US"/>
+        </w:rPr>
+      </w:pPr>
+      <w:r>
+        <w:rPr>
+          <w:rFonts w:ascii="Roboto Mono" w:hAnsi="Roboto Mono"/>
+          <w:b/>
+          <w:bCs/>
+          <w:lang w:val="en-US"/>
+        </w:rPr>
+        <w:t>Early defect detection</w:t>
+      </w:r>
+      <w:r>
+        <w:rPr>
+          <w:rFonts w:ascii="Roboto Mono" w:hAnsi="Roboto Mono"/>
+          <w:lang w:val="en-US"/>
+        </w:rPr>
+        <w:t xml:space="preserve"> — integration issues are caught as soon as code is merged.</w:t>
+      </w:r>
+    </w:p>
+    <w:p>
+      <w:pPr>
+        <w:numPr>
+          <w:ilvl w:val="0"/>
+          <w:numId w:val="28"/>
+        </w:numPr>
+        <w:rPr>
+          <w:rFonts w:ascii="Roboto Mono" w:hAnsi="Roboto Mono"/>
+          <w:lang w:val="en-US"/>
+        </w:rPr>
+      </w:pPr>
+      <w:r>
+        <w:rPr>
+          <w:rFonts w:ascii="Roboto Mono" w:hAnsi="Roboto Mono"/>
+          <w:b/>
+          <w:bCs/>
+          <w:lang w:val="en-US"/>
+        </w:rPr>
+        <w:t>Faster feedback</w:t>
+      </w:r>
+      <w:r>
+        <w:rPr>
+          <w:rFonts w:ascii="Roboto Mono" w:hAnsi="Roboto Mono"/>
+          <w:lang w:val="en-US"/>
+        </w:rPr>
+        <w:t xml:space="preserve"> — developers know within minutes if a change breaks something.</w:t>
+      </w:r>
+    </w:p>
+    <w:p>
+      <w:pPr>
+        <w:numPr>
+          <w:ilvl w:val="0"/>
+          <w:numId w:val="28"/>
+        </w:numPr>
+        <w:rPr>
+          <w:rFonts w:ascii="Roboto Mono" w:hAnsi="Roboto Mono"/>
+          <w:lang w:val="en-US"/>
+        </w:rPr>
+      </w:pPr>
+      <w:r>
+        <w:rPr>
+          <w:rFonts w:ascii="Roboto Mono" w:hAnsi="Roboto Mono"/>
+          <w:b/>
+          <w:bCs/>
+          <w:lang w:val="en-US"/>
+        </w:rPr>
+        <w:t>Better collaboration</w:t>
+      </w:r>
+      <w:r>
+        <w:rPr>
+          <w:rFonts w:ascii="Roboto Mono" w:hAnsi="Roboto Mono"/>
+          <w:lang w:val="en-US"/>
+        </w:rPr>
+        <w:t xml:space="preserve"> — encourages smaller, frequent commits rather than big risky merges.</w:t>
+      </w:r>
+    </w:p>
+    <w:p>
+      <w:pPr>
+        <w:numPr>
+          <w:ilvl w:val="0"/>
+          <w:numId w:val="28"/>
+        </w:numPr>
+        <w:rPr>
+          <w:rFonts w:ascii="Roboto Mono" w:hAnsi="Roboto Mono"/>
+          <w:lang w:val="en-US"/>
+        </w:rPr>
+      </w:pPr>
+      <w:r>
+        <w:rPr>
+          <w:rFonts w:ascii="Roboto Mono" w:hAnsi="Roboto Mono"/>
+          <w:b/>
+          <w:bCs/>
+          <w:lang w:val="en-US"/>
+        </w:rPr>
+        <w:t>Foundation for Continuous Delivery (CD)</w:t>
+      </w:r>
+      <w:r>
+        <w:rPr>
+          <w:rFonts w:ascii="Roboto Mono" w:hAnsi="Roboto Mono"/>
+          <w:lang w:val="en-US"/>
+        </w:rPr>
+        <w:t xml:space="preserve"> — automated deployment and releases depend on good CI.</w:t>
+      </w:r>
+    </w:p>
+    <w:p>
+      <w:pPr>
+        <w:rPr>
+          <w:rFonts w:ascii="Roboto Mono" w:hAnsi="Roboto Mono"/>
+          <w:lang w:val="en-US"/>
+        </w:rPr>
+      </w:pPr>
+      <w:r>
+        <w:rPr>
+          <w:rFonts w:ascii="Roboto Mono" w:hAnsi="Roboto Mono"/>
+          <w:lang w:val="en-US"/>
+        </w:rPr>
+        <w:lastRenderedPageBreak/>
+        <w:pict w14:anchorId="47EC3EF1">
+          <v:rect id="_x0000_i1142" style="width:0;height:1.5pt" o:hralign="center" o:hrstd="t" o:hr="t" fillcolor="#a0a0a0" stroked="f"/>
+        </w:pict>
+      </w:r>
+    </w:p>
+    <w:p>
+      <w:pPr>
+        <w:rPr>
+          <w:rFonts w:ascii="Roboto Mono" w:hAnsi="Roboto Mono"/>
+          <w:b/>
+          <w:bCs/>
+          <w:lang w:val="en-US"/>
+        </w:rPr>
+      </w:pPr>
+      <w:r>
+        <w:rPr>
+          <w:rFonts w:ascii="Segoe UI Emoji" w:hAnsi="Segoe UI Emoji" w:cs="Segoe UI Emoji"/>
+          <w:b/>
+          <w:bCs/>
+          <w:lang w:val="en-US"/>
+        </w:rPr>
+        <w:t>🔹</w:t>
+      </w:r>
+      <w:r>
+        <w:rPr>
+          <w:rFonts w:ascii="Roboto Mono" w:hAnsi="Roboto Mono"/>
+          <w:b/>
+          <w:bCs/>
+          <w:lang w:val="en-US"/>
+        </w:rPr>
+        <w:t xml:space="preserve"> Examples of popular CI frameworks / tools</w:t>
       </w:r>
     </w:p>
     <w:p>
@@ -5257,25 +5825,18 @@
       <w:r>
         <w:rPr>
           <w:rFonts w:ascii="Roboto Mono" w:hAnsi="Roboto Mono"/>
-          <w:lang w:val="en-US"/>
-        </w:rPr>
-        <w:t xml:space="preserve">Automatically </w:t>
-      </w:r>
-      <w:r>
-        <w:rPr>
-          <w:rFonts w:ascii="Roboto Mono" w:hAnsi="Roboto Mono"/>
           <w:b/>
           <w:bCs/>
           <w:lang w:val="en-US"/>
         </w:rPr>
-        <w:t>build</w:t>
-      </w:r>
-      <w:r>
-        <w:rPr>
-          <w:rFonts w:ascii="Roboto Mono" w:hAnsi="Roboto Mono"/>
-          <w:lang w:val="en-US"/>
-        </w:rPr>
-        <w:t>,</w:t>
+        <w:t>Jenkins</w:t>
+      </w:r>
+      <w:r>
+        <w:rPr>
+          <w:rFonts w:ascii="Roboto Mono" w:hAnsi="Roboto Mono"/>
+          <w:lang w:val="en-US"/>
+        </w:rPr>
+        <w:t xml:space="preserve"> — open-source automation server; highly customizable.</w:t>
       </w:r>
     </w:p>
     <w:p>
@@ -5296,14 +5857,14 @@
           <w:bCs/>
           <w:lang w:val="en-US"/>
         </w:rPr>
-        <w:t>Test</w:t>
-      </w:r>
-      <w:r>
-        <w:rPr>
-          <w:rFonts w:ascii="Roboto Mono" w:hAnsi="Roboto Mono"/>
-          <w:lang w:val="en-US"/>
-        </w:rPr>
-        <w:t>, and</w:t>
+        <w:t>GitHub Actions</w:t>
+      </w:r>
+      <w:r>
+        <w:rPr>
+          <w:rFonts w:ascii="Roboto Mono" w:hAnsi="Roboto Mono"/>
+          <w:lang w:val="en-US"/>
+        </w:rPr>
+        <w:t xml:space="preserve"> — native CI/CD in GitHub repositories.</w:t>
       </w:r>
     </w:p>
     <w:p>
@@ -5324,15 +5885,28 @@
           <w:bCs/>
           <w:lang w:val="en-US"/>
         </w:rPr>
-        <w:t>Integrate</w:t>
-      </w:r>
-      <w:r>
-        <w:rPr>
-          <w:rFonts w:ascii="Roboto Mono" w:hAnsi="Roboto Mono"/>
-          <w:lang w:val="en-US"/>
-        </w:rPr>
-        <w:t xml:space="preserve"> code changes into a shared repository </w:t>
-      </w:r>
+        <w:t>GitLab CI/CD</w:t>
+      </w:r>
+      <w:r>
+        <w:rPr>
+          <w:rFonts w:ascii="Roboto Mono" w:hAnsi="Roboto Mono"/>
+          <w:lang w:val="en-US"/>
+        </w:rPr>
+        <w:t xml:space="preserve"> — integrated pipelines in GitLab.</w:t>
+      </w:r>
+    </w:p>
+    <w:p>
+      <w:pPr>
+        <w:numPr>
+          <w:ilvl w:val="0"/>
+          <w:numId w:val="29"/>
+        </w:numPr>
+        <w:rPr>
+          <w:rFonts w:ascii="Roboto Mono" w:hAnsi="Roboto Mono"/>
+          <w:lang w:val="en-US"/>
+        </w:rPr>
+      </w:pPr>
+      <w:proofErr w:type="spellStart"/>
       <w:r>
         <w:rPr>
           <w:rFonts w:ascii="Roboto Mono" w:hAnsi="Roboto Mono"/>
@@ -5340,46 +5914,143 @@
           <w:bCs/>
           <w:lang w:val="en-US"/>
         </w:rPr>
-        <w:t>frequently</w:t>
-      </w:r>
-      <w:r>
-        <w:rPr>
-          <w:rFonts w:ascii="Roboto Mono" w:hAnsi="Roboto Mono"/>
-          <w:lang w:val="en-US"/>
-        </w:rPr>
-        <w:t xml:space="preserve"> (often multiple times a day).</w:t>
-      </w:r>
-    </w:p>
-    <w:p>
-      <w:pPr>
-        <w:rPr>
-          <w:rFonts w:ascii="Roboto Mono" w:hAnsi="Roboto Mono"/>
-          <w:lang w:val="en-US"/>
-        </w:rPr>
-      </w:pPr>
-      <w:r>
-        <w:rPr>
-          <w:rFonts w:ascii="Roboto Mono" w:hAnsi="Roboto Mono"/>
-          <w:lang w:val="en-US"/>
-        </w:rPr>
-        <w:lastRenderedPageBreak/>
-        <w:t>In other words: a CI framework is the setup that automates the process of checking that every code change works well with the rest of the codebase.</w:t>
-      </w:r>
-    </w:p>
-    <w:p>
-      <w:pPr>
-        <w:rPr>
-          <w:rFonts w:ascii="Roboto Mono" w:hAnsi="Roboto Mono"/>
-          <w:lang w:val="en-US"/>
-        </w:rPr>
-      </w:pPr>
-      <w:r>
-        <w:rPr>
-          <w:rFonts w:ascii="Roboto Mono" w:hAnsi="Roboto Mono"/>
-          <w:lang w:val="en-US"/>
-        </w:rPr>
-        <w:pict w14:anchorId="32B24EFE">
-          <v:rect id="_x0000_i1177" style="width:0;height:1.5pt" o:hralign="center" o:hrstd="t" o:hr="t" fillcolor="#a0a0a0" stroked="f"/>
+        <w:t>CircleCI</w:t>
+      </w:r>
+      <w:proofErr w:type="spellEnd"/>
+      <w:r>
+        <w:rPr>
+          <w:rFonts w:ascii="Roboto Mono" w:hAnsi="Roboto Mono"/>
+          <w:lang w:val="en-US"/>
+        </w:rPr>
+        <w:t xml:space="preserve"> — cloud-based, scalable CI/CD.</w:t>
+      </w:r>
+    </w:p>
+    <w:p>
+      <w:pPr>
+        <w:numPr>
+          <w:ilvl w:val="0"/>
+          <w:numId w:val="29"/>
+        </w:numPr>
+        <w:rPr>
+          <w:rFonts w:ascii="Roboto Mono" w:hAnsi="Roboto Mono"/>
+          <w:lang w:val="en-US"/>
+        </w:rPr>
+      </w:pPr>
+      <w:r>
+        <w:rPr>
+          <w:rFonts w:ascii="Roboto Mono" w:hAnsi="Roboto Mono"/>
+          <w:b/>
+          <w:bCs/>
+          <w:lang w:val="en-US"/>
+        </w:rPr>
+        <w:t>Travis CI</w:t>
+      </w:r>
+      <w:r>
+        <w:rPr>
+          <w:rFonts w:ascii="Roboto Mono" w:hAnsi="Roboto Mono"/>
+          <w:lang w:val="en-US"/>
+        </w:rPr>
+        <w:t xml:space="preserve"> — popular with open-source projects.</w:t>
+      </w:r>
+    </w:p>
+    <w:p>
+      <w:pPr>
+        <w:numPr>
+          <w:ilvl w:val="0"/>
+          <w:numId w:val="29"/>
+        </w:numPr>
+        <w:rPr>
+          <w:rFonts w:ascii="Roboto Mono" w:hAnsi="Roboto Mono"/>
+          <w:lang w:val="en-US"/>
+        </w:rPr>
+      </w:pPr>
+      <w:r>
+        <w:rPr>
+          <w:rFonts w:ascii="Roboto Mono" w:hAnsi="Roboto Mono"/>
+          <w:b/>
+          <w:bCs/>
+          <w:lang w:val="en-US"/>
+        </w:rPr>
+        <w:t>Azure DevOps Pipelines</w:t>
+      </w:r>
+      <w:r>
+        <w:rPr>
+          <w:rFonts w:ascii="Roboto Mono" w:hAnsi="Roboto Mono"/>
+          <w:lang w:val="en-US"/>
+        </w:rPr>
+        <w:t xml:space="preserve"> — Microsoft’s CI/CD solution.</w:t>
+      </w:r>
+    </w:p>
+    <w:p>
+      <w:pPr>
+        <w:numPr>
+          <w:ilvl w:val="0"/>
+          <w:numId w:val="29"/>
+        </w:numPr>
+        <w:rPr>
+          <w:rFonts w:ascii="Roboto Mono" w:hAnsi="Roboto Mono"/>
+          <w:lang w:val="en-US"/>
+        </w:rPr>
+      </w:pPr>
+      <w:r>
+        <w:rPr>
+          <w:rFonts w:ascii="Roboto Mono" w:hAnsi="Roboto Mono"/>
+          <w:b/>
+          <w:bCs/>
+          <w:lang w:val="en-US"/>
+        </w:rPr>
+        <w:t>Bamboo</w:t>
+      </w:r>
+      <w:r>
+        <w:rPr>
+          <w:rFonts w:ascii="Roboto Mono" w:hAnsi="Roboto Mono"/>
+          <w:lang w:val="en-US"/>
+        </w:rPr>
+        <w:t xml:space="preserve"> — Atlassian’s CI/CD server (integrates with Jira, Bitbucket).</w:t>
+      </w:r>
+    </w:p>
+    <w:p>
+      <w:pPr>
+        <w:numPr>
+          <w:ilvl w:val="0"/>
+          <w:numId w:val="29"/>
+        </w:numPr>
+        <w:rPr>
+          <w:rFonts w:ascii="Roboto Mono" w:hAnsi="Roboto Mono"/>
+          <w:lang w:val="en-US"/>
+        </w:rPr>
+      </w:pPr>
+      <w:r>
+        <w:rPr>
+          <w:rFonts w:ascii="Roboto Mono" w:hAnsi="Roboto Mono"/>
+          <w:b/>
+          <w:bCs/>
+          <w:lang w:val="en-US"/>
+        </w:rPr>
+        <w:t>TeamCity</w:t>
+      </w:r>
+      <w:r>
+        <w:rPr>
+          <w:rFonts w:ascii="Roboto Mono" w:hAnsi="Roboto Mono"/>
+          <w:lang w:val="en-US"/>
+        </w:rPr>
+        <w:t xml:space="preserve"> — JetBrains’ CI/CD platform.</w:t>
+      </w:r>
+    </w:p>
+    <w:p>
+      <w:pPr>
+        <w:rPr>
+          <w:rFonts w:ascii="Roboto Mono" w:hAnsi="Roboto Mono"/>
+          <w:lang w:val="en-US"/>
+        </w:rPr>
+      </w:pPr>
+      <w:r>
+        <w:rPr>
+          <w:rFonts w:ascii="Roboto Mono" w:hAnsi="Roboto Mono"/>
+          <w:lang w:val="en-US"/>
+        </w:rPr>
+        <w:pict w14:anchorId="4D377F0A">
+          <v:rect id="_x0000_i1143" style="width:0;height:1.5pt" o:hralign="center" o:hrstd="t" o:hr="t" fillcolor="#a0a0a0" stroked="f"/>
         </w:pict>
       </w:r>
     </w:p>
@@ -5408,7 +6079,7 @@
           <w:bCs/>
           <w:lang w:val="en-US"/>
         </w:rPr>
-        <w:t xml:space="preserve"> Why CI frameworks are important</w:t>
+        <w:t xml:space="preserve"> What a CI framework usually does</w:t>
       </w:r>
     </w:p>
     <w:p>
@@ -5429,14 +6100,14 @@
           <w:bCs/>
           <w:lang w:val="en-US"/>
         </w:rPr>
-        <w:t>Early defect detection</w:t>
-      </w:r>
-      <w:r>
-        <w:rPr>
-          <w:rFonts w:ascii="Roboto Mono" w:hAnsi="Roboto Mono"/>
-          <w:lang w:val="en-US"/>
-        </w:rPr>
-        <w:t xml:space="preserve"> — integration issues are caught as soon as code is merged.</w:t>
+        <w:t>Triggers on code changes</w:t>
+      </w:r>
+      <w:r>
+        <w:rPr>
+          <w:rFonts w:ascii="Roboto Mono" w:hAnsi="Roboto Mono"/>
+          <w:lang w:val="en-US"/>
+        </w:rPr>
+        <w:t xml:space="preserve"> (push, pull request, merge).</w:t>
       </w:r>
     </w:p>
     <w:p>
@@ -5457,14 +6128,14 @@
           <w:bCs/>
           <w:lang w:val="en-US"/>
         </w:rPr>
-        <w:t>Faster feedback</w:t>
-      </w:r>
-      <w:r>
-        <w:rPr>
-          <w:rFonts w:ascii="Roboto Mono" w:hAnsi="Roboto Mono"/>
-          <w:lang w:val="en-US"/>
-        </w:rPr>
-        <w:t xml:space="preserve"> — developers know within minutes if a change breaks something.</w:t>
+        <w:t>Checks out</w:t>
+      </w:r>
+      <w:r>
+        <w:rPr>
+          <w:rFonts w:ascii="Roboto Mono" w:hAnsi="Roboto Mono"/>
+          <w:lang w:val="en-US"/>
+        </w:rPr>
+        <w:t xml:space="preserve"> the latest code.</w:t>
       </w:r>
     </w:p>
     <w:p>
@@ -5485,14 +6156,14 @@
           <w:bCs/>
           <w:lang w:val="en-US"/>
         </w:rPr>
-        <w:t>Better collaboration</w:t>
-      </w:r>
-      <w:r>
-        <w:rPr>
-          <w:rFonts w:ascii="Roboto Mono" w:hAnsi="Roboto Mono"/>
-          <w:lang w:val="en-US"/>
-        </w:rPr>
-        <w:t xml:space="preserve"> — encourages smaller, frequent commits rather than big risky merges.</w:t>
+        <w:t>Builds</w:t>
+      </w:r>
+      <w:r>
+        <w:rPr>
+          <w:rFonts w:ascii="Roboto Mono" w:hAnsi="Roboto Mono"/>
+          <w:lang w:val="en-US"/>
+        </w:rPr>
+        <w:t xml:space="preserve"> the application (compiles, packages).</w:t>
       </w:r>
     </w:p>
     <w:p>
@@ -5513,66 +6184,21 @@
           <w:bCs/>
           <w:lang w:val="en-US"/>
         </w:rPr>
-        <w:t>Foundation for Continuous Delivery (CD)</w:t>
-      </w:r>
-      <w:r>
-        <w:rPr>
-          <w:rFonts w:ascii="Roboto Mono" w:hAnsi="Roboto Mono"/>
-          <w:lang w:val="en-US"/>
-        </w:rPr>
-        <w:t xml:space="preserve"> — automated deployment and releases depend on good CI.</w:t>
-      </w:r>
-    </w:p>
-    <w:p>
-      <w:pPr>
-        <w:rPr>
-          <w:rFonts w:ascii="Roboto Mono" w:hAnsi="Roboto Mono"/>
-          <w:lang w:val="en-US"/>
-        </w:rPr>
-      </w:pPr>
-      <w:r>
-        <w:rPr>
-          <w:rFonts w:ascii="Roboto Mono" w:hAnsi="Roboto Mono"/>
-          <w:lang w:val="en-US"/>
-        </w:rPr>
-        <w:pict w14:anchorId="7D8D255D">
-          <v:rect id="_x0000_i1178" style="width:0;height:1.5pt" o:hralign="center" o:hrstd="t" o:hr="t" fillcolor="#a0a0a0" stroked="f"/>
-        </w:pict>
-      </w:r>
-    </w:p>
-    <w:p>
-      <w:pPr>
-        <w:rPr>
-          <w:rFonts w:ascii="Roboto Mono" w:hAnsi="Roboto Mono"/>
-          <w:b/>
-          <w:bCs/>
-          <w:lang w:val="en-US"/>
-        </w:rPr>
-      </w:pPr>
-      <w:r>
-        <w:rPr>
-          <w:rFonts w:ascii="Segoe UI Emoji" w:hAnsi="Segoe UI Emoji" w:cs="Segoe UI Emoji"/>
-          <w:b/>
-          <w:bCs/>
-          <w:lang w:val="en-US"/>
-        </w:rPr>
-        <w:t>🔹</w:t>
-      </w:r>
-      <w:r>
-        <w:rPr>
-          <w:rFonts w:ascii="Roboto Mono" w:hAnsi="Roboto Mono"/>
-          <w:b/>
-          <w:bCs/>
-          <w:lang w:val="en-US"/>
-        </w:rPr>
-        <w:t xml:space="preserve"> Examples of popular CI frameworks / tools</w:t>
+        <w:t>Runs automated tests</w:t>
+      </w:r>
+      <w:r>
+        <w:rPr>
+          <w:rFonts w:ascii="Roboto Mono" w:hAnsi="Roboto Mono"/>
+          <w:lang w:val="en-US"/>
+        </w:rPr>
+        <w:t xml:space="preserve"> (unit, integration, maybe UI).</w:t>
       </w:r>
     </w:p>
     <w:p>
       <w:pPr>
         <w:numPr>
           <w:ilvl w:val="0"/>
-          <w:numId w:val="31"/>
+          <w:numId w:val="30"/>
         </w:numPr>
         <w:rPr>
           <w:rFonts w:ascii="Roboto Mono" w:hAnsi="Roboto Mono"/>
@@ -5586,21 +6212,21 @@
           <w:bCs/>
           <w:lang w:val="en-US"/>
         </w:rPr>
-        <w:t>Jenkins</w:t>
-      </w:r>
-      <w:r>
-        <w:rPr>
-          <w:rFonts w:ascii="Roboto Mono" w:hAnsi="Roboto Mono"/>
-          <w:lang w:val="en-US"/>
-        </w:rPr>
-        <w:t xml:space="preserve"> — open-source automation server; highly customizable.</w:t>
+        <w:t>Generates reports</w:t>
+      </w:r>
+      <w:r>
+        <w:rPr>
+          <w:rFonts w:ascii="Roboto Mono" w:hAnsi="Roboto Mono"/>
+          <w:lang w:val="en-US"/>
+        </w:rPr>
+        <w:t xml:space="preserve"> (test results, code coverage, linting).</w:t>
       </w:r>
     </w:p>
     <w:p>
       <w:pPr>
         <w:numPr>
           <w:ilvl w:val="0"/>
-          <w:numId w:val="31"/>
+          <w:numId w:val="30"/>
         </w:numPr>
         <w:rPr>
           <w:rFonts w:ascii="Roboto Mono" w:hAnsi="Roboto Mono"/>
@@ -5614,404 +6240,21 @@
           <w:bCs/>
           <w:lang w:val="en-US"/>
         </w:rPr>
-        <w:t>GitHub Actions</w:t>
-      </w:r>
-      <w:r>
-        <w:rPr>
-          <w:rFonts w:ascii="Roboto Mono" w:hAnsi="Roboto Mono"/>
-          <w:lang w:val="en-US"/>
-        </w:rPr>
-        <w:t xml:space="preserve"> — native CI/CD in GitHub repositories.</w:t>
+        <w:t>Notifies</w:t>
+      </w:r>
+      <w:r>
+        <w:rPr>
+          <w:rFonts w:ascii="Roboto Mono" w:hAnsi="Roboto Mono"/>
+          <w:lang w:val="en-US"/>
+        </w:rPr>
+        <w:t xml:space="preserve"> the team (success or failure).</w:t>
       </w:r>
     </w:p>
     <w:p>
       <w:pPr>
         <w:numPr>
           <w:ilvl w:val="0"/>
-          <w:numId w:val="31"/>
-        </w:numPr>
-        <w:rPr>
-          <w:rFonts w:ascii="Roboto Mono" w:hAnsi="Roboto Mono"/>
-          <w:lang w:val="en-US"/>
-        </w:rPr>
-      </w:pPr>
-      <w:r>
-        <w:rPr>
-          <w:rFonts w:ascii="Roboto Mono" w:hAnsi="Roboto Mono"/>
-          <w:b/>
-          <w:bCs/>
-          <w:lang w:val="en-US"/>
-        </w:rPr>
-        <w:t>GitLab CI/CD</w:t>
-      </w:r>
-      <w:r>
-        <w:rPr>
-          <w:rFonts w:ascii="Roboto Mono" w:hAnsi="Roboto Mono"/>
-          <w:lang w:val="en-US"/>
-        </w:rPr>
-        <w:t xml:space="preserve"> — integrated pipelines in GitLab.</w:t>
-      </w:r>
-    </w:p>
-    <w:p>
-      <w:pPr>
-        <w:numPr>
-          <w:ilvl w:val="0"/>
-          <w:numId w:val="31"/>
-        </w:numPr>
-        <w:rPr>
-          <w:rFonts w:ascii="Roboto Mono" w:hAnsi="Roboto Mono"/>
-          <w:lang w:val="en-US"/>
-        </w:rPr>
-      </w:pPr>
-      <w:proofErr w:type="spellStart"/>
-      <w:r>
-        <w:rPr>
-          <w:rFonts w:ascii="Roboto Mono" w:hAnsi="Roboto Mono"/>
-          <w:b/>
-          <w:bCs/>
-          <w:lang w:val="en-US"/>
-        </w:rPr>
-        <w:t>CircleCI</w:t>
-      </w:r>
-      <w:proofErr w:type="spellEnd"/>
-      <w:r>
-        <w:rPr>
-          <w:rFonts w:ascii="Roboto Mono" w:hAnsi="Roboto Mono"/>
-          <w:lang w:val="en-US"/>
-        </w:rPr>
-        <w:t xml:space="preserve"> — cloud-based, scalable CI/CD.</w:t>
-      </w:r>
-    </w:p>
-    <w:p>
-      <w:pPr>
-        <w:numPr>
-          <w:ilvl w:val="0"/>
-          <w:numId w:val="31"/>
-        </w:numPr>
-        <w:rPr>
-          <w:rFonts w:ascii="Roboto Mono" w:hAnsi="Roboto Mono"/>
-          <w:lang w:val="en-US"/>
-        </w:rPr>
-      </w:pPr>
-      <w:r>
-        <w:rPr>
-          <w:rFonts w:ascii="Roboto Mono" w:hAnsi="Roboto Mono"/>
-          <w:b/>
-          <w:bCs/>
-          <w:lang w:val="en-US"/>
-        </w:rPr>
-        <w:t>Travis CI</w:t>
-      </w:r>
-      <w:r>
-        <w:rPr>
-          <w:rFonts w:ascii="Roboto Mono" w:hAnsi="Roboto Mono"/>
-          <w:lang w:val="en-US"/>
-        </w:rPr>
-        <w:t xml:space="preserve"> — popular with open-source projects.</w:t>
-      </w:r>
-    </w:p>
-    <w:p>
-      <w:pPr>
-        <w:numPr>
-          <w:ilvl w:val="0"/>
-          <w:numId w:val="31"/>
-        </w:numPr>
-        <w:rPr>
-          <w:rFonts w:ascii="Roboto Mono" w:hAnsi="Roboto Mono"/>
-          <w:lang w:val="en-US"/>
-        </w:rPr>
-      </w:pPr>
-      <w:r>
-        <w:rPr>
-          <w:rFonts w:ascii="Roboto Mono" w:hAnsi="Roboto Mono"/>
-          <w:b/>
-          <w:bCs/>
-          <w:lang w:val="en-US"/>
-        </w:rPr>
-        <w:t>Azure DevOps Pipelines</w:t>
-      </w:r>
-      <w:r>
-        <w:rPr>
-          <w:rFonts w:ascii="Roboto Mono" w:hAnsi="Roboto Mono"/>
-          <w:lang w:val="en-US"/>
-        </w:rPr>
-        <w:t xml:space="preserve"> — Microsoft’s CI/CD solution.</w:t>
-      </w:r>
-    </w:p>
-    <w:p>
-      <w:pPr>
-        <w:numPr>
-          <w:ilvl w:val="0"/>
-          <w:numId w:val="31"/>
-        </w:numPr>
-        <w:rPr>
-          <w:rFonts w:ascii="Roboto Mono" w:hAnsi="Roboto Mono"/>
-          <w:lang w:val="en-US"/>
-        </w:rPr>
-      </w:pPr>
-      <w:r>
-        <w:rPr>
-          <w:rFonts w:ascii="Roboto Mono" w:hAnsi="Roboto Mono"/>
-          <w:b/>
-          <w:bCs/>
-          <w:lang w:val="en-US"/>
-        </w:rPr>
-        <w:t>Bamboo</w:t>
-      </w:r>
-      <w:r>
-        <w:rPr>
-          <w:rFonts w:ascii="Roboto Mono" w:hAnsi="Roboto Mono"/>
-          <w:lang w:val="en-US"/>
-        </w:rPr>
-        <w:t xml:space="preserve"> — Atlassian’s CI/CD server (integrates with Jira, Bitbucket).</w:t>
-      </w:r>
-    </w:p>
-    <w:p>
-      <w:pPr>
-        <w:numPr>
-          <w:ilvl w:val="0"/>
-          <w:numId w:val="31"/>
-        </w:numPr>
-        <w:rPr>
-          <w:rFonts w:ascii="Roboto Mono" w:hAnsi="Roboto Mono"/>
-          <w:lang w:val="en-US"/>
-        </w:rPr>
-      </w:pPr>
-      <w:r>
-        <w:rPr>
-          <w:rFonts w:ascii="Roboto Mono" w:hAnsi="Roboto Mono"/>
-          <w:b/>
-          <w:bCs/>
-          <w:lang w:val="en-US"/>
-        </w:rPr>
-        <w:t>TeamCity</w:t>
-      </w:r>
-      <w:r>
-        <w:rPr>
-          <w:rFonts w:ascii="Roboto Mono" w:hAnsi="Roboto Mono"/>
-          <w:lang w:val="en-US"/>
-        </w:rPr>
-        <w:t xml:space="preserve"> — JetBrains’ CI/CD platform.</w:t>
-      </w:r>
-    </w:p>
-    <w:p>
-      <w:pPr>
-        <w:rPr>
-          <w:rFonts w:ascii="Roboto Mono" w:hAnsi="Roboto Mono"/>
-          <w:lang w:val="en-US"/>
-        </w:rPr>
-      </w:pPr>
-      <w:r>
-        <w:rPr>
-          <w:rFonts w:ascii="Roboto Mono" w:hAnsi="Roboto Mono"/>
-          <w:lang w:val="en-US"/>
-        </w:rPr>
-        <w:pict w14:anchorId="2ADF4F62">
-          <v:rect id="_x0000_i1179" style="width:0;height:1.5pt" o:hralign="center" o:hrstd="t" o:hr="t" fillcolor="#a0a0a0" stroked="f"/>
-        </w:pict>
-      </w:r>
-    </w:p>
-    <w:p>
-      <w:pPr>
-        <w:rPr>
-          <w:rFonts w:ascii="Roboto Mono" w:hAnsi="Roboto Mono"/>
-          <w:b/>
-          <w:bCs/>
-          <w:lang w:val="en-US"/>
-        </w:rPr>
-      </w:pPr>
-      <w:r>
-        <w:rPr>
-          <w:rFonts w:ascii="Segoe UI Emoji" w:hAnsi="Segoe UI Emoji" w:cs="Segoe UI Emoji"/>
-          <w:b/>
-          <w:bCs/>
-          <w:lang w:val="en-US"/>
-        </w:rPr>
-        <w:t>🔹</w:t>
-      </w:r>
-      <w:r>
-        <w:rPr>
-          <w:rFonts w:ascii="Roboto Mono" w:hAnsi="Roboto Mono"/>
-          <w:b/>
-          <w:bCs/>
-          <w:lang w:val="en-US"/>
-        </w:rPr>
-        <w:t xml:space="preserve"> What a CI framework usually does</w:t>
-      </w:r>
-    </w:p>
-    <w:p>
-      <w:pPr>
-        <w:numPr>
-          <w:ilvl w:val="0"/>
-          <w:numId w:val="32"/>
-        </w:numPr>
-        <w:rPr>
-          <w:rFonts w:ascii="Roboto Mono" w:hAnsi="Roboto Mono"/>
-          <w:lang w:val="en-US"/>
-        </w:rPr>
-      </w:pPr>
-      <w:r>
-        <w:rPr>
-          <w:rFonts w:ascii="Roboto Mono" w:hAnsi="Roboto Mono"/>
-          <w:b/>
-          <w:bCs/>
-          <w:lang w:val="en-US"/>
-        </w:rPr>
-        <w:t>Triggers on code changes</w:t>
-      </w:r>
-      <w:r>
-        <w:rPr>
-          <w:rFonts w:ascii="Roboto Mono" w:hAnsi="Roboto Mono"/>
-          <w:lang w:val="en-US"/>
-        </w:rPr>
-        <w:t xml:space="preserve"> (push, pull request, merge).</w:t>
-      </w:r>
-    </w:p>
-    <w:p>
-      <w:pPr>
-        <w:numPr>
-          <w:ilvl w:val="0"/>
-          <w:numId w:val="32"/>
-        </w:numPr>
-        <w:rPr>
-          <w:rFonts w:ascii="Roboto Mono" w:hAnsi="Roboto Mono"/>
-          <w:lang w:val="en-US"/>
-        </w:rPr>
-      </w:pPr>
-      <w:r>
-        <w:rPr>
-          <w:rFonts w:ascii="Roboto Mono" w:hAnsi="Roboto Mono"/>
-          <w:b/>
-          <w:bCs/>
-          <w:lang w:val="en-US"/>
-        </w:rPr>
-        <w:t>Checks out</w:t>
-      </w:r>
-      <w:r>
-        <w:rPr>
-          <w:rFonts w:ascii="Roboto Mono" w:hAnsi="Roboto Mono"/>
-          <w:lang w:val="en-US"/>
-        </w:rPr>
-        <w:t xml:space="preserve"> the latest code.</w:t>
-      </w:r>
-    </w:p>
-    <w:p>
-      <w:pPr>
-        <w:numPr>
-          <w:ilvl w:val="0"/>
-          <w:numId w:val="32"/>
-        </w:numPr>
-        <w:rPr>
-          <w:rFonts w:ascii="Roboto Mono" w:hAnsi="Roboto Mono"/>
-          <w:lang w:val="en-US"/>
-        </w:rPr>
-      </w:pPr>
-      <w:r>
-        <w:rPr>
-          <w:rFonts w:ascii="Roboto Mono" w:hAnsi="Roboto Mono"/>
-          <w:b/>
-          <w:bCs/>
-          <w:lang w:val="en-US"/>
-        </w:rPr>
-        <w:t>Builds</w:t>
-      </w:r>
-      <w:r>
-        <w:rPr>
-          <w:rFonts w:ascii="Roboto Mono" w:hAnsi="Roboto Mono"/>
-          <w:lang w:val="en-US"/>
-        </w:rPr>
-        <w:t xml:space="preserve"> the application (compiles, packages).</w:t>
-      </w:r>
-    </w:p>
-    <w:p>
-      <w:pPr>
-        <w:numPr>
-          <w:ilvl w:val="0"/>
-          <w:numId w:val="32"/>
-        </w:numPr>
-        <w:rPr>
-          <w:rFonts w:ascii="Roboto Mono" w:hAnsi="Roboto Mono"/>
-          <w:lang w:val="en-US"/>
-        </w:rPr>
-      </w:pPr>
-      <w:r>
-        <w:rPr>
-          <w:rFonts w:ascii="Roboto Mono" w:hAnsi="Roboto Mono"/>
-          <w:b/>
-          <w:bCs/>
-          <w:lang w:val="en-US"/>
-        </w:rPr>
-        <w:t>Runs automated tests</w:t>
-      </w:r>
-      <w:r>
-        <w:rPr>
-          <w:rFonts w:ascii="Roboto Mono" w:hAnsi="Roboto Mono"/>
-          <w:lang w:val="en-US"/>
-        </w:rPr>
-        <w:t xml:space="preserve"> (unit, integration, maybe UI).</w:t>
-      </w:r>
-    </w:p>
-    <w:p>
-      <w:pPr>
-        <w:numPr>
-          <w:ilvl w:val="0"/>
-          <w:numId w:val="32"/>
-        </w:numPr>
-        <w:rPr>
-          <w:rFonts w:ascii="Roboto Mono" w:hAnsi="Roboto Mono"/>
-          <w:lang w:val="en-US"/>
-        </w:rPr>
-      </w:pPr>
-      <w:r>
-        <w:rPr>
-          <w:rFonts w:ascii="Roboto Mono" w:hAnsi="Roboto Mono"/>
-          <w:b/>
-          <w:bCs/>
-          <w:lang w:val="en-US"/>
-        </w:rPr>
-        <w:t>Generates reports</w:t>
-      </w:r>
-      <w:r>
-        <w:rPr>
-          <w:rFonts w:ascii="Roboto Mono" w:hAnsi="Roboto Mono"/>
-          <w:lang w:val="en-US"/>
-        </w:rPr>
-        <w:t xml:space="preserve"> (test results, code coverage, linting).</w:t>
-      </w:r>
-    </w:p>
-    <w:p>
-      <w:pPr>
-        <w:numPr>
-          <w:ilvl w:val="0"/>
-          <w:numId w:val="32"/>
-        </w:numPr>
-        <w:rPr>
-          <w:rFonts w:ascii="Roboto Mono" w:hAnsi="Roboto Mono"/>
-          <w:lang w:val="en-US"/>
-        </w:rPr>
-      </w:pPr>
-      <w:r>
-        <w:rPr>
-          <w:rFonts w:ascii="Roboto Mono" w:hAnsi="Roboto Mono"/>
-          <w:b/>
-          <w:bCs/>
-          <w:lang w:val="en-US"/>
-        </w:rPr>
-        <w:t>Notifies</w:t>
-      </w:r>
-      <w:r>
-        <w:rPr>
-          <w:rFonts w:ascii="Roboto Mono" w:hAnsi="Roboto Mono"/>
-          <w:lang w:val="en-US"/>
-        </w:rPr>
-        <w:t xml:space="preserve"> the team (success or failure).</w:t>
-      </w:r>
-    </w:p>
-    <w:p>
-      <w:pPr>
-        <w:numPr>
-          <w:ilvl w:val="0"/>
-          <w:numId w:val="32"/>
+          <w:numId w:val="30"/>
         </w:numPr>
         <w:rPr>
           <w:rFonts w:ascii="Roboto Mono" w:hAnsi="Roboto Mono"/>
@@ -6063,8 +6306,8 @@
           <w:rFonts w:ascii="Roboto Mono" w:hAnsi="Roboto Mono"/>
           <w:lang w:val="en-US"/>
         </w:rPr>
-        <w:pict w14:anchorId="53F519F9">
-          <v:rect id="_x0000_i1180" style="width:0;height:1.5pt" o:hralign="center" o:hrstd="t" o:hr="t" fillcolor="#a0a0a0" stroked="f"/>
+        <w:pict w14:anchorId="65117427">
+          <v:rect id="_x0000_i1144" style="width:0;height:1.5pt" o:hralign="center" o:hrstd="t" o:hr="t" fillcolor="#a0a0a0" stroked="f"/>
         </w:pict>
       </w:r>
     </w:p>
@@ -6151,9 +6394,8 @@
           <w:rFonts w:ascii="Roboto Mono" w:hAnsi="Roboto Mono"/>
           <w:lang w:val="en-US"/>
         </w:rPr>
-        <w:lastRenderedPageBreak/>
-        <w:pict w14:anchorId="7CF24836">
-          <v:rect id="_x0000_i1181" style="width:0;height:1.5pt" o:hralign="center" o:hrstd="t" o:hr="t" fillcolor="#a0a0a0" stroked="f"/>
+        <w:pict w14:anchorId="69A1EDFB">
+          <v:rect id="_x0000_i1145" style="width:0;height:1.5pt" o:hralign="center" o:hrstd="t" o:hr="t" fillcolor="#a0a0a0" stroked="f"/>
         </w:pict>
       </w:r>
     </w:p>
@@ -6218,7 +6460,26 @@
           <w:szCs w:val="14"/>
           <w:shd w:val="clear" w:color="auto" w:fill="B7B7B7"/>
         </w:rPr>
-        <w:t>(GPT-5-Standard) at [9/8/2025]</w:t>
+        <w:t>(GPT</w:t>
+      </w:r>
+      <w:r>
+        <w:rPr>
+          <w:rFonts w:ascii="Cambria Math" w:hAnsi="Cambria Math" w:cs="Cambria Math"/>
+          <w:b/>
+          <w:sz w:val="14"/>
+          <w:szCs w:val="14"/>
+          <w:shd w:val="clear" w:color="auto" w:fill="B7B7B7"/>
+        </w:rPr>
+        <w:t>‑</w:t>
+      </w:r>
+      <w:r>
+        <w:rPr>
+          <w:b/>
+          <w:sz w:val="14"/>
+          <w:szCs w:val="14"/>
+          <w:shd w:val="clear" w:color="auto" w:fill="B7B7B7"/>
+        </w:rPr>
+        <w:t>5 Mini) at [9/8/2025]</w:t>
       </w:r>
     </w:p>
     <w:p>
@@ -6344,6 +6605,7 @@
           <w:rFonts w:ascii="Roboto Mono" w:hAnsi="Roboto Mono"/>
           <w:lang w:val="en-US"/>
         </w:rPr>
+        <w:lastRenderedPageBreak/>
         <w:t>Run more tests (e.g., end-to-end tests).</w:t>
       </w:r>
     </w:p>
@@ -6397,8 +6659,8 @@
           <w:rFonts w:ascii="Roboto Mono" w:hAnsi="Roboto Mono"/>
           <w:lang w:val="en-US"/>
         </w:rPr>
-        <w:pict w14:anchorId="2FC9FD85">
-          <v:rect id="_x0000_i1048" style="width:0;height:1.5pt" o:hralign="center" o:hrstd="t" o:hr="t" fillcolor="#a0a0a0" stroked="f"/>
+        <w:pict w14:anchorId="0433B305">
+          <v:rect id="_x0000_i1146" style="width:0;height:1.5pt" o:hralign="center" o:hrstd="t" o:hr="t" fillcolor="#a0a0a0" stroked="f"/>
         </w:pict>
       </w:r>
     </w:p>
@@ -6515,8 +6777,8 @@
           <w:rFonts w:ascii="Roboto Mono" w:hAnsi="Roboto Mono"/>
           <w:lang w:val="en-US"/>
         </w:rPr>
-        <w:pict w14:anchorId="730FAD7B">
-          <v:rect id="_x0000_i1049" style="width:0;height:1.5pt" o:hralign="center" o:hrstd="t" o:hr="t" fillcolor="#a0a0a0" stroked="f"/>
+        <w:pict w14:anchorId="4E676B75">
+          <v:rect id="_x0000_i1147" style="width:0;height:1.5pt" o:hralign="center" o:hrstd="t" o:hr="t" fillcolor="#a0a0a0" stroked="f"/>
         </w:pict>
       </w:r>
     </w:p>
@@ -6568,7 +6830,26 @@
           <w:szCs w:val="14"/>
           <w:shd w:val="clear" w:color="auto" w:fill="B7B7B7"/>
         </w:rPr>
-        <w:t>(GPT-5-Standard) at [9/8/2025]</w:t>
+        <w:t>(GPT</w:t>
+      </w:r>
+      <w:r>
+        <w:rPr>
+          <w:rFonts w:ascii="Cambria Math" w:hAnsi="Cambria Math" w:cs="Cambria Math"/>
+          <w:b/>
+          <w:sz w:val="14"/>
+          <w:szCs w:val="14"/>
+          <w:shd w:val="clear" w:color="auto" w:fill="B7B7B7"/>
+        </w:rPr>
+        <w:t>‑</w:t>
+      </w:r>
+      <w:r>
+        <w:rPr>
+          <w:b/>
+          <w:sz w:val="14"/>
+          <w:szCs w:val="14"/>
+          <w:shd w:val="clear" w:color="auto" w:fill="B7B7B7"/>
+        </w:rPr>
+        <w:t>5 Mini) at [9/8/2025]</w:t>
       </w:r>
     </w:p>
     <w:p>
@@ -6645,8 +6926,8 @@
           <w:rFonts w:ascii="Roboto Mono" w:hAnsi="Roboto Mono"/>
           <w:lang w:val="en-US"/>
         </w:rPr>
-        <w:pict w14:anchorId="766B1F60">
-          <v:rect id="_x0000_i1050" style="width:0;height:1.5pt" o:hralign="center" o:hrstd="t" o:hr="t" fillcolor="#a0a0a0" stroked="f"/>
+        <w:pict w14:anchorId="70923A86">
+          <v:rect id="_x0000_i1148" style="width:0;height:1.5pt" o:hralign="center" o:hrstd="t" o:hr="t" fillcolor="#a0a0a0" stroked="f"/>
         </w:pict>
       </w:r>
     </w:p>
@@ -6695,9 +6976,8 @@
         <w:rPr>
           <w:noProof/>
         </w:rPr>
-        <w:lastRenderedPageBreak/>
         <w:drawing>
-          <wp:inline distT="0" distB="0" distL="0" distR="0" wp14:anchorId="4F33D5F1" wp14:editId="608FF4E1">
+          <wp:inline distT="0" distB="0" distL="0" distR="0" wp14:anchorId="686A17D0" wp14:editId="492064BF">
             <wp:extent cx="5943600" cy="2651125"/>
             <wp:effectExtent l="0" t="0" r="0" b="0"/>
             <wp:docPr id="548847122" name="Picture 1"/>
@@ -6851,7 +7131,23 @@
                 <w:rFonts w:ascii="Roboto Mono" w:hAnsi="Roboto Mono"/>
                 <w:lang w:val="en-US"/>
               </w:rPr>
-              <w:t>A .zip or .tar.gz file with all minified JS, CSS, HTML</w:t>
+              <w:t xml:space="preserve">A .zip </w:t>
+            </w:r>
+            <w:proofErr w:type="gramStart"/>
+            <w:r>
+              <w:rPr>
+                <w:rFonts w:ascii="Roboto Mono" w:hAnsi="Roboto Mono"/>
+                <w:lang w:val="en-US"/>
+              </w:rPr>
+              <w:t>or .</w:t>
+            </w:r>
+            <w:proofErr w:type="gramEnd"/>
+            <w:r>
+              <w:rPr>
+                <w:rFonts w:ascii="Roboto Mono" w:hAnsi="Roboto Mono"/>
+                <w:lang w:val="en-US"/>
+              </w:rPr>
+              <w:t>tar.gz file with all minified JS, CSS, HTML</w:t>
             </w:r>
           </w:p>
         </w:tc>
@@ -6927,6 +7223,7 @@
                 <w:rFonts w:ascii="Roboto Mono" w:hAnsi="Roboto Mono"/>
                 <w:lang w:val="en-US"/>
               </w:rPr>
+              <w:lastRenderedPageBreak/>
               <w:t>Python app</w:t>
             </w:r>
           </w:p>
@@ -6944,6 +7241,7 @@
                 <w:lang w:val="en-US"/>
               </w:rPr>
             </w:pPr>
+            <w:proofErr w:type="gramStart"/>
             <w:r>
               <w:rPr>
                 <w:rFonts w:ascii="Roboto Mono" w:hAnsi="Roboto Mono"/>
@@ -6960,12 +7258,29 @@
               <w:t>whl</w:t>
             </w:r>
             <w:proofErr w:type="spellEnd"/>
+            <w:proofErr w:type="gramEnd"/>
             <w:r>
               <w:rPr>
                 <w:rFonts w:ascii="Roboto Mono" w:hAnsi="Roboto Mono"/>
                 <w:lang w:val="en-US"/>
               </w:rPr>
-              <w:t xml:space="preserve"> (wheel) or .tar.gz distribution</w:t>
+              <w:t xml:space="preserve"> (wheel) </w:t>
+            </w:r>
+            <w:proofErr w:type="gramStart"/>
+            <w:r>
+              <w:rPr>
+                <w:rFonts w:ascii="Roboto Mono" w:hAnsi="Roboto Mono"/>
+                <w:lang w:val="en-US"/>
+              </w:rPr>
+              <w:t>or .</w:t>
+            </w:r>
+            <w:proofErr w:type="gramEnd"/>
+            <w:r>
+              <w:rPr>
+                <w:rFonts w:ascii="Roboto Mono" w:hAnsi="Roboto Mono"/>
+                <w:lang w:val="en-US"/>
+              </w:rPr>
+              <w:t>tar.gz distribution</w:t>
             </w:r>
           </w:p>
         </w:tc>
@@ -7030,7 +7345,15 @@
                 <w:rFonts w:ascii="Roboto Mono" w:hAnsi="Roboto Mono"/>
                 <w:lang w:val="en-US"/>
               </w:rPr>
-              <w:t xml:space="preserve"> (Android) or .</w:t>
+              <w:t xml:space="preserve"> (Android) </w:t>
+            </w:r>
+            <w:proofErr w:type="gramStart"/>
+            <w:r>
+              <w:rPr>
+                <w:rFonts w:ascii="Roboto Mono" w:hAnsi="Roboto Mono"/>
+                <w:lang w:val="en-US"/>
+              </w:rPr>
+              <w:t>or .</w:t>
             </w:r>
             <w:proofErr w:type="spellStart"/>
             <w:r>
@@ -7041,6 +7364,7 @@
               <w:t>ipa</w:t>
             </w:r>
             <w:proofErr w:type="spellEnd"/>
+            <w:proofErr w:type="gramEnd"/>
             <w:r>
               <w:rPr>
                 <w:rFonts w:ascii="Roboto Mono" w:hAnsi="Roboto Mono"/>
@@ -7243,8 +7567,8 @@
           <w:rFonts w:ascii="Roboto Mono" w:hAnsi="Roboto Mono"/>
           <w:lang w:val="en-US"/>
         </w:rPr>
-        <w:pict w14:anchorId="069FAD93">
-          <v:rect id="_x0000_i1051" style="width:0;height:1.5pt" o:hralign="center" o:hrstd="t" o:hr="t" fillcolor="#a0a0a0" stroked="f"/>
+        <w:pict w14:anchorId="34DC0A69">
+          <v:rect id="_x0000_i1149" style="width:0;height:1.5pt" o:hralign="center" o:hrstd="t" o:hr="t" fillcolor="#a0a0a0" stroked="f"/>
         </w:pict>
       </w:r>
     </w:p>
@@ -7271,7 +7595,7 @@
       <w:pPr>
         <w:numPr>
           <w:ilvl w:val="0"/>
-          <w:numId w:val="19"/>
+          <w:numId w:val="17"/>
         </w:numPr>
         <w:rPr>
           <w:rFonts w:ascii="Roboto Mono" w:hAnsi="Roboto Mono"/>
@@ -7312,7 +7636,7 @@
       <w:pPr>
         <w:numPr>
           <w:ilvl w:val="0"/>
-          <w:numId w:val="19"/>
+          <w:numId w:val="17"/>
         </w:numPr>
         <w:rPr>
           <w:rFonts w:ascii="Roboto Mono" w:hAnsi="Roboto Mono"/>
@@ -7353,7 +7677,7 @@
       <w:pPr>
         <w:numPr>
           <w:ilvl w:val="0"/>
-          <w:numId w:val="19"/>
+          <w:numId w:val="17"/>
         </w:numPr>
         <w:rPr>
           <w:rFonts w:ascii="Roboto Mono" w:hAnsi="Roboto Mono"/>
@@ -7394,7 +7718,7 @@
       <w:pPr>
         <w:numPr>
           <w:ilvl w:val="0"/>
-          <w:numId w:val="19"/>
+          <w:numId w:val="17"/>
         </w:numPr>
         <w:rPr>
           <w:rFonts w:ascii="Roboto Mono" w:hAnsi="Roboto Mono"/>
@@ -7443,8 +7767,8 @@
           <w:rFonts w:ascii="Roboto Mono" w:hAnsi="Roboto Mono"/>
           <w:lang w:val="en-US"/>
         </w:rPr>
-        <w:pict w14:anchorId="36D29215">
-          <v:rect id="_x0000_i1052" style="width:0;height:1.5pt" o:hralign="center" o:hrstd="t" o:hr="t" fillcolor="#a0a0a0" stroked="f"/>
+        <w:pict w14:anchorId="78882EFD">
+          <v:rect id="_x0000_i1150" style="width:0;height:1.5pt" o:hralign="center" o:hrstd="t" o:hr="t" fillcolor="#a0a0a0" stroked="f"/>
         </w:pict>
       </w:r>
     </w:p>
@@ -7490,7 +7814,7 @@
       <w:pPr>
         <w:numPr>
           <w:ilvl w:val="0"/>
-          <w:numId w:val="20"/>
+          <w:numId w:val="18"/>
         </w:numPr>
         <w:rPr>
           <w:rFonts w:ascii="Roboto Mono" w:hAnsi="Roboto Mono"/>
@@ -7531,7 +7855,7 @@
       <w:pPr>
         <w:numPr>
           <w:ilvl w:val="0"/>
-          <w:numId w:val="20"/>
+          <w:numId w:val="18"/>
         </w:numPr>
         <w:rPr>
           <w:rFonts w:ascii="Roboto Mono" w:hAnsi="Roboto Mono"/>
@@ -7572,7 +7896,7 @@
       <w:pPr>
         <w:numPr>
           <w:ilvl w:val="0"/>
-          <w:numId w:val="20"/>
+          <w:numId w:val="18"/>
         </w:numPr>
         <w:rPr>
           <w:rFonts w:ascii="Roboto Mono" w:hAnsi="Roboto Mono"/>
@@ -7613,7 +7937,7 @@
       <w:pPr>
         <w:numPr>
           <w:ilvl w:val="0"/>
-          <w:numId w:val="20"/>
+          <w:numId w:val="18"/>
         </w:numPr>
         <w:rPr>
           <w:rFonts w:ascii="Roboto Mono" w:hAnsi="Roboto Mono"/>
@@ -7662,9 +7986,8 @@
           <w:rFonts w:ascii="Roboto Mono" w:hAnsi="Roboto Mono"/>
           <w:lang w:val="en-US"/>
         </w:rPr>
-        <w:lastRenderedPageBreak/>
-        <w:pict w14:anchorId="473AF384">
-          <v:rect id="_x0000_i1053" style="width:0;height:1.5pt" o:hralign="center" o:hrstd="t" o:hr="t" fillcolor="#a0a0a0" stroked="f"/>
+        <w:pict w14:anchorId="1B7F9FBE">
+          <v:rect id="_x0000_i1151" style="width:0;height:1.5pt" o:hralign="center" o:hrstd="t" o:hr="t" fillcolor="#a0a0a0" stroked="f"/>
         </w:pict>
       </w:r>
     </w:p>
@@ -7739,7 +8062,26 @@
           <w:szCs w:val="14"/>
           <w:shd w:val="clear" w:color="auto" w:fill="B7B7B7"/>
         </w:rPr>
-        <w:t>(GPT-5-Standard) at [9/8/2025]</w:t>
+        <w:t>(GPT</w:t>
+      </w:r>
+      <w:r>
+        <w:rPr>
+          <w:rFonts w:ascii="Cambria Math" w:hAnsi="Cambria Math" w:cs="Cambria Math"/>
+          <w:b/>
+          <w:sz w:val="14"/>
+          <w:szCs w:val="14"/>
+          <w:shd w:val="clear" w:color="auto" w:fill="B7B7B7"/>
+        </w:rPr>
+        <w:t>‑</w:t>
+      </w:r>
+      <w:r>
+        <w:rPr>
+          <w:b/>
+          <w:sz w:val="14"/>
+          <w:szCs w:val="14"/>
+          <w:shd w:val="clear" w:color="auto" w:fill="B7B7B7"/>
+        </w:rPr>
+        <w:t>5 Mini) at [9/8/2025]</w:t>
       </w:r>
     </w:p>
     <w:p>
@@ -7809,8 +8151,8 @@
           <w:rFonts w:ascii="Roboto Mono" w:hAnsi="Roboto Mono"/>
           <w:lang w:val="en-US"/>
         </w:rPr>
-        <w:pict w14:anchorId="0F92C692">
-          <v:rect id="_x0000_i1054" style="width:0;height:1.5pt" o:hralign="center" o:hrstd="t" o:hr="t" fillcolor="#a0a0a0" stroked="f"/>
+        <w:pict w14:anchorId="0A1FEB02">
+          <v:rect id="_x0000_i1152" style="width:0;height:1.5pt" o:hralign="center" o:hrstd="t" o:hr="t" fillcolor="#a0a0a0" stroked="f"/>
         </w:pict>
       </w:r>
     </w:p>
@@ -8146,12 +8488,21 @@
                 <w:lang w:val="en-US"/>
               </w:rPr>
             </w:pPr>
+            <w:proofErr w:type="gramStart"/>
             <w:r>
               <w:rPr>
                 <w:rFonts w:ascii="Roboto Mono" w:hAnsi="Roboto Mono"/>
                 <w:lang w:val="en-US"/>
               </w:rPr>
-              <w:t>Actually putting that build into a specific environment (test, staging, production)</w:t>
+              <w:t>Actually</w:t>
+            </w:r>
+            <w:proofErr w:type="gramEnd"/>
+            <w:r>
+              <w:rPr>
+                <w:rFonts w:ascii="Roboto Mono" w:hAnsi="Roboto Mono"/>
+                <w:lang w:val="en-US"/>
+              </w:rPr>
+              <w:t xml:space="preserve"> putting that build into a specific environment (test, staging, production)</w:t>
             </w:r>
           </w:p>
         </w:tc>
@@ -8264,8 +8615,8 @@
           <w:rFonts w:ascii="Roboto Mono" w:hAnsi="Roboto Mono"/>
           <w:lang w:val="en-US"/>
         </w:rPr>
-        <w:pict w14:anchorId="0CD87F5F">
-          <v:rect id="_x0000_i1055" style="width:0;height:1.5pt" o:hralign="center" o:hrstd="t" o:hr="t" fillcolor="#a0a0a0" stroked="f"/>
+        <w:pict w14:anchorId="05875AEF">
+          <v:rect id="_x0000_i1153" style="width:0;height:1.5pt" o:hralign="center" o:hrstd="t" o:hr="t" fillcolor="#a0a0a0" stroked="f"/>
         </w:pict>
       </w:r>
     </w:p>
@@ -8301,7 +8652,7 @@
       <w:pPr>
         <w:numPr>
           <w:ilvl w:val="0"/>
-          <w:numId w:val="26"/>
+          <w:numId w:val="24"/>
         </w:numPr>
         <w:rPr>
           <w:rFonts w:ascii="Roboto Mono" w:hAnsi="Roboto Mono"/>
@@ -8358,7 +8709,7 @@
       <w:pPr>
         <w:numPr>
           <w:ilvl w:val="0"/>
-          <w:numId w:val="26"/>
+          <w:numId w:val="24"/>
         </w:numPr>
         <w:rPr>
           <w:rFonts w:ascii="Roboto Mono" w:hAnsi="Roboto Mono"/>
@@ -8437,8 +8788,8 @@
           <w:rFonts w:ascii="Roboto Mono" w:hAnsi="Roboto Mono"/>
           <w:lang w:val="en-US"/>
         </w:rPr>
-        <w:pict w14:anchorId="689B190E">
-          <v:rect id="_x0000_i1056" style="width:0;height:1.5pt" o:hralign="center" o:hrstd="t" o:hr="t" fillcolor="#a0a0a0" stroked="f"/>
+        <w:pict w14:anchorId="34B846EF">
+          <v:rect id="_x0000_i1154" style="width:0;height:1.5pt" o:hralign="center" o:hrstd="t" o:hr="t" fillcolor="#a0a0a0" stroked="f"/>
         </w:pict>
       </w:r>
     </w:p>
@@ -8590,7 +8941,26 @@
           <w:szCs w:val="14"/>
           <w:shd w:val="clear" w:color="auto" w:fill="B7B7B7"/>
         </w:rPr>
-        <w:t>(GPT-5-Standard) at [9/8/2025]</w:t>
+        <w:t>(GPT</w:t>
+      </w:r>
+      <w:r>
+        <w:rPr>
+          <w:rFonts w:ascii="Cambria Math" w:hAnsi="Cambria Math" w:cs="Cambria Math"/>
+          <w:b/>
+          <w:sz w:val="14"/>
+          <w:szCs w:val="14"/>
+          <w:shd w:val="clear" w:color="auto" w:fill="B7B7B7"/>
+        </w:rPr>
+        <w:t>‑</w:t>
+      </w:r>
+      <w:r>
+        <w:rPr>
+          <w:b/>
+          <w:sz w:val="14"/>
+          <w:szCs w:val="14"/>
+          <w:shd w:val="clear" w:color="auto" w:fill="B7B7B7"/>
+        </w:rPr>
+        <w:t>5 Mini) at [9/8/2025]</w:t>
       </w:r>
     </w:p>
     <w:p>
@@ -8653,8 +9023,8 @@
           <w:rFonts w:ascii="Roboto Mono" w:hAnsi="Roboto Mono"/>
           <w:lang w:val="en-US"/>
         </w:rPr>
-        <w:pict w14:anchorId="3595FF7B">
-          <v:rect id="_x0000_i1057" style="width:0;height:1.5pt" o:hralign="center" o:hrstd="t" o:hr="t" fillcolor="#a0a0a0" stroked="f"/>
+        <w:pict w14:anchorId="1C861CF0">
+          <v:rect id="_x0000_i1155" style="width:0;height:1.5pt" o:hralign="center" o:hrstd="t" o:hr="t" fillcolor="#a0a0a0" stroked="f"/>
         </w:pict>
       </w:r>
     </w:p>
@@ -8690,7 +9060,7 @@
       <w:pPr>
         <w:numPr>
           <w:ilvl w:val="0"/>
-          <w:numId w:val="25"/>
+          <w:numId w:val="23"/>
         </w:numPr>
         <w:rPr>
           <w:rFonts w:ascii="Roboto Mono" w:hAnsi="Roboto Mono"/>
@@ -8738,7 +9108,7 @@
       <w:pPr>
         <w:numPr>
           <w:ilvl w:val="0"/>
-          <w:numId w:val="25"/>
+          <w:numId w:val="23"/>
         </w:numPr>
         <w:rPr>
           <w:rFonts w:ascii="Roboto Mono" w:hAnsi="Roboto Mono"/>
@@ -8794,8 +9164,8 @@
           <w:rFonts w:ascii="Roboto Mono" w:hAnsi="Roboto Mono"/>
           <w:lang w:val="en-US"/>
         </w:rPr>
-        <w:pict w14:anchorId="5676E527">
-          <v:rect id="_x0000_i1058" style="width:0;height:1.5pt" o:hralign="center" o:hrstd="t" o:hr="t" fillcolor="#a0a0a0" stroked="f"/>
+        <w:pict w14:anchorId="6010DC0E">
+          <v:rect id="_x0000_i1156" style="width:0;height:1.5pt" o:hralign="center" o:hrstd="t" o:hr="t" fillcolor="#a0a0a0" stroked="f"/>
         </w:pict>
       </w:r>
     </w:p>
@@ -8841,7 +9211,7 @@
           <w:noProof/>
         </w:rPr>
         <w:drawing>
-          <wp:inline distT="0" distB="0" distL="0" distR="0" wp14:anchorId="75CFF516" wp14:editId="50D870CE">
+          <wp:inline distT="0" distB="0" distL="0" distR="0" wp14:anchorId="7AC5D996" wp14:editId="13394668">
             <wp:extent cx="5943600" cy="2059940"/>
             <wp:effectExtent l="0" t="0" r="0" b="0"/>
             <wp:docPr id="1532265859" name="Picture 1"/>
@@ -9219,8 +9589,8 @@
           <w:rFonts w:ascii="Roboto Mono" w:hAnsi="Roboto Mono"/>
           <w:lang w:val="en-US"/>
         </w:rPr>
-        <w:pict w14:anchorId="2A41F059">
-          <v:rect id="_x0000_i1059" style="width:0;height:1.5pt" o:hralign="center" o:hrstd="t" o:hr="t" fillcolor="#a0a0a0" stroked="f"/>
+        <w:pict w14:anchorId="01D7001F">
+          <v:rect id="_x0000_i1157" style="width:0;height:1.5pt" o:hralign="center" o:hrstd="t" o:hr="t" fillcolor="#a0a0a0" stroked="f"/>
         </w:pict>
       </w:r>
     </w:p>
@@ -9392,7 +9762,26 @@
           <w:szCs w:val="14"/>
           <w:shd w:val="clear" w:color="auto" w:fill="B7B7B7"/>
         </w:rPr>
-        <w:t>(GPT-5-Standard) at [9/8/2025]</w:t>
+        <w:t>(GPT</w:t>
+      </w:r>
+      <w:r>
+        <w:rPr>
+          <w:rFonts w:ascii="Cambria Math" w:hAnsi="Cambria Math" w:cs="Cambria Math"/>
+          <w:b/>
+          <w:sz w:val="14"/>
+          <w:szCs w:val="14"/>
+          <w:shd w:val="clear" w:color="auto" w:fill="B7B7B7"/>
+        </w:rPr>
+        <w:t>‑</w:t>
+      </w:r>
+      <w:r>
+        <w:rPr>
+          <w:b/>
+          <w:sz w:val="14"/>
+          <w:szCs w:val="14"/>
+          <w:shd w:val="clear" w:color="auto" w:fill="B7B7B7"/>
+        </w:rPr>
+        <w:t>5 Mini) at [9/8/2025]</w:t>
       </w:r>
     </w:p>
     <w:p>
@@ -9440,7 +9829,7 @@
           <w:noProof/>
         </w:rPr>
         <w:drawing>
-          <wp:inline distT="0" distB="0" distL="0" distR="0" wp14:anchorId="433D6F57" wp14:editId="26E54582">
+          <wp:inline distT="0" distB="0" distL="0" distR="0" wp14:anchorId="174EC173" wp14:editId="43601F0F">
             <wp:extent cx="5943600" cy="4402455"/>
             <wp:effectExtent l="0" t="0" r="0" b="0"/>
             <wp:docPr id="738325711" name="Picture 1"/>
@@ -9660,7 +10049,6 @@
                 <w:bCs/>
                 <w:lang w:val="en-US"/>
               </w:rPr>
-              <w:lastRenderedPageBreak/>
               <w:t>Integration</w:t>
             </w:r>
           </w:p>
@@ -9742,6 +10130,7 @@
                 <w:bCs/>
                 <w:lang w:val="en-US"/>
               </w:rPr>
+              <w:lastRenderedPageBreak/>
               <w:t>Testing / QA</w:t>
             </w:r>
           </w:p>
@@ -10247,7 +10636,26 @@
           <w:szCs w:val="14"/>
           <w:shd w:val="clear" w:color="auto" w:fill="B7B7B7"/>
         </w:rPr>
-        <w:t>(GPT-5-Standard) at [9/8/2025]</w:t>
+        <w:t>(GPT</w:t>
+      </w:r>
+      <w:r>
+        <w:rPr>
+          <w:rFonts w:ascii="Cambria Math" w:hAnsi="Cambria Math" w:cs="Cambria Math"/>
+          <w:b/>
+          <w:sz w:val="14"/>
+          <w:szCs w:val="14"/>
+          <w:shd w:val="clear" w:color="auto" w:fill="B7B7B7"/>
+        </w:rPr>
+        <w:t>‑</w:t>
+      </w:r>
+      <w:r>
+        <w:rPr>
+          <w:b/>
+          <w:sz w:val="14"/>
+          <w:szCs w:val="14"/>
+          <w:shd w:val="clear" w:color="auto" w:fill="B7B7B7"/>
+        </w:rPr>
+        <w:t>5 Mini) at [9/8/2025]</w:t>
       </w:r>
     </w:p>
     <w:p>
@@ -10310,8 +10718,8 @@
           <w:rFonts w:ascii="Roboto Mono" w:hAnsi="Roboto Mono"/>
           <w:lang w:val="en-US"/>
         </w:rPr>
-        <w:pict w14:anchorId="4EA1DF38">
-          <v:rect id="_x0000_i1060" style="width:0;height:1.5pt" o:hralign="center" o:hrstd="t" o:hr="t" fillcolor="#a0a0a0" stroked="f"/>
+        <w:pict w14:anchorId="302C627B">
+          <v:rect id="_x0000_i1158" style="width:0;height:1.5pt" o:hralign="center" o:hrstd="t" o:hr="t" fillcolor="#a0a0a0" stroked="f"/>
         </w:pict>
       </w:r>
     </w:p>
@@ -10347,7 +10755,7 @@
       <w:pPr>
         <w:numPr>
           <w:ilvl w:val="0"/>
-          <w:numId w:val="28"/>
+          <w:numId w:val="26"/>
         </w:numPr>
         <w:rPr>
           <w:rFonts w:ascii="Roboto Mono" w:hAnsi="Roboto Mono"/>
@@ -10382,7 +10790,7 @@
       <w:pPr>
         <w:numPr>
           <w:ilvl w:val="0"/>
-          <w:numId w:val="28"/>
+          <w:numId w:val="26"/>
         </w:numPr>
         <w:rPr>
           <w:rFonts w:ascii="Roboto Mono" w:hAnsi="Roboto Mono"/>
@@ -10417,7 +10825,7 @@
       <w:pPr>
         <w:numPr>
           <w:ilvl w:val="0"/>
-          <w:numId w:val="28"/>
+          <w:numId w:val="26"/>
         </w:numPr>
         <w:rPr>
           <w:rFonts w:ascii="Roboto Mono" w:hAnsi="Roboto Mono"/>
@@ -10460,8 +10868,8 @@
           <w:rFonts w:ascii="Roboto Mono" w:hAnsi="Roboto Mono"/>
           <w:lang w:val="en-US"/>
         </w:rPr>
-        <w:pict w14:anchorId="32FD53C4">
-          <v:rect id="_x0000_i1061" style="width:0;height:1.5pt" o:hralign="center" o:hrstd="t" o:hr="t" fillcolor="#a0a0a0" stroked="f"/>
+        <w:pict w14:anchorId="31CACB86">
+          <v:rect id="_x0000_i1159" style="width:0;height:1.5pt" o:hralign="center" o:hrstd="t" o:hr="t" fillcolor="#a0a0a0" stroked="f"/>
         </w:pict>
       </w:r>
     </w:p>
@@ -10508,7 +10916,7 @@
         </w:rPr>
         <w:lastRenderedPageBreak/>
         <w:drawing>
-          <wp:inline distT="0" distB="0" distL="0" distR="0" wp14:anchorId="56B8AAC7" wp14:editId="527CC31E">
+          <wp:inline distT="0" distB="0" distL="0" distR="0" wp14:anchorId="59946AD3" wp14:editId="2DD2FB78">
             <wp:extent cx="5943600" cy="1717040"/>
             <wp:effectExtent l="0" t="0" r="0" b="0"/>
             <wp:docPr id="1206991262" name="Picture 1"/>
@@ -10959,8 +11367,8 @@
           <w:rFonts w:ascii="Roboto Mono" w:hAnsi="Roboto Mono"/>
           <w:lang w:val="en-US"/>
         </w:rPr>
-        <w:pict w14:anchorId="3B8359AD">
-          <v:rect id="_x0000_i1062" style="width:0;height:1.5pt" o:hralign="center" o:hrstd="t" o:hr="t" fillcolor="#a0a0a0" stroked="f"/>
+        <w:pict w14:anchorId="4BEE9F0F">
+          <v:rect id="_x0000_i1160" style="width:0;height:1.5pt" o:hralign="center" o:hrstd="t" o:hr="t" fillcolor="#a0a0a0" stroked="f"/>
         </w:pict>
       </w:r>
     </w:p>
@@ -11129,7 +11537,26 @@
           <w:szCs w:val="14"/>
           <w:shd w:val="clear" w:color="auto" w:fill="B7B7B7"/>
         </w:rPr>
-        <w:t>(GPT-5-Standard) at [8/13/2025]</w:t>
+        <w:t>(GPT</w:t>
+      </w:r>
+      <w:r>
+        <w:rPr>
+          <w:rFonts w:ascii="Cambria Math" w:hAnsi="Cambria Math" w:cs="Cambria Math"/>
+          <w:b/>
+          <w:sz w:val="14"/>
+          <w:szCs w:val="14"/>
+          <w:shd w:val="clear" w:color="auto" w:fill="B7B7B7"/>
+        </w:rPr>
+        <w:t>‑</w:t>
+      </w:r>
+      <w:r>
+        <w:rPr>
+          <w:b/>
+          <w:sz w:val="14"/>
+          <w:szCs w:val="14"/>
+          <w:shd w:val="clear" w:color="auto" w:fill="B7B7B7"/>
+        </w:rPr>
+        <w:t>5 Mini) at [8/13/2025]</w:t>
       </w:r>
     </w:p>
     <w:p>
@@ -11277,8 +11704,8 @@
     </w:p>
     <w:p>
       <w:r>
-        <w:pict w14:anchorId="271BD179">
-          <v:rect id="_x0000_i1063" style="width:0;height:1.5pt" o:hralign="center" o:hrstd="t" o:hr="t" fillcolor="#a0a0a0" stroked="f"/>
+        <w:pict w14:anchorId="1C58D1F3">
+          <v:rect id="_x0000_i1161" style="width:0;height:1.5pt" o:hralign="center" o:hrstd="t" o:hr="t" fillcolor="#a0a0a0" stroked="f"/>
         </w:pict>
       </w:r>
     </w:p>
@@ -11334,7 +11761,26 @@
           <w:szCs w:val="14"/>
           <w:shd w:val="clear" w:color="auto" w:fill="B7B7B7"/>
         </w:rPr>
-        <w:t>(GPT-5-Standard) at [8/13/2025]</w:t>
+        <w:t>(GPT</w:t>
+      </w:r>
+      <w:r>
+        <w:rPr>
+          <w:rFonts w:ascii="Cambria Math" w:hAnsi="Cambria Math" w:cs="Cambria Math"/>
+          <w:b/>
+          <w:sz w:val="14"/>
+          <w:szCs w:val="14"/>
+          <w:shd w:val="clear" w:color="auto" w:fill="B7B7B7"/>
+        </w:rPr>
+        <w:t>‑</w:t>
+      </w:r>
+      <w:r>
+        <w:rPr>
+          <w:b/>
+          <w:sz w:val="14"/>
+          <w:szCs w:val="14"/>
+          <w:shd w:val="clear" w:color="auto" w:fill="B7B7B7"/>
+        </w:rPr>
+        <w:t>5 Mini) at [8/13/2025]</w:t>
       </w:r>
     </w:p>
     <w:p>
@@ -11449,8 +11895,8 @@
     </w:p>
     <w:p>
       <w:r>
-        <w:pict w14:anchorId="713FE2CD">
-          <v:rect id="_x0000_i1064" style="width:0;height:1.5pt" o:hralign="center" o:hrstd="t" o:hr="t" fillcolor="#a0a0a0" stroked="f"/>
+        <w:pict w14:anchorId="167B2668">
+          <v:rect id="_x0000_i1162" style="width:0;height:1.5pt" o:hralign="center" o:hrstd="t" o:hr="t" fillcolor="#a0a0a0" stroked="f"/>
         </w:pict>
       </w:r>
     </w:p>
@@ -11506,7 +11952,26 @@
           <w:szCs w:val="14"/>
           <w:shd w:val="clear" w:color="auto" w:fill="B7B7B7"/>
         </w:rPr>
-        <w:t>(GPT-5-Standard) at [8/13/2025]</w:t>
+        <w:t>(GPT</w:t>
+      </w:r>
+      <w:r>
+        <w:rPr>
+          <w:rFonts w:ascii="Cambria Math" w:hAnsi="Cambria Math" w:cs="Cambria Math"/>
+          <w:b/>
+          <w:sz w:val="14"/>
+          <w:szCs w:val="14"/>
+          <w:shd w:val="clear" w:color="auto" w:fill="B7B7B7"/>
+        </w:rPr>
+        <w:t>‑</w:t>
+      </w:r>
+      <w:r>
+        <w:rPr>
+          <w:b/>
+          <w:sz w:val="14"/>
+          <w:szCs w:val="14"/>
+          <w:shd w:val="clear" w:color="auto" w:fill="B7B7B7"/>
+        </w:rPr>
+        <w:t>5 Mini) at [8/13/2025]</w:t>
       </w:r>
     </w:p>
     <w:p>
@@ -11516,7 +11981,7 @@
         </w:rPr>
         <w:lastRenderedPageBreak/>
         <w:drawing>
-          <wp:inline distT="114300" distB="114300" distL="114300" distR="114300" wp14:anchorId="3AECB621" wp14:editId="2613D9F2">
+          <wp:inline distT="114300" distB="114300" distL="114300" distR="114300" wp14:anchorId="1205E3C4" wp14:editId="06FFA063">
             <wp:extent cx="5943600" cy="3162300"/>
             <wp:effectExtent l="0" t="0" r="0" b="0"/>
             <wp:docPr id="2" name="image2.png"/>
@@ -11554,9 +12019,7 @@
     </w:p>
     <w:tbl>
       <w:tblPr>
-        <w:tblStyle w:val="a"/>
         <w:tblW w:w="9360" w:type="dxa"/>
-        <w:tblInd w:w="0" w:type="dxa"/>
         <w:tblBorders>
           <w:top w:val="nil"/>
           <w:left w:val="nil"/>
@@ -12446,8 +12909,8 @@
     </w:tbl>
     <w:p>
       <w:r>
-        <w:pict w14:anchorId="629CD71A">
-          <v:rect id="_x0000_i1065" style="width:0;height:1.5pt" o:hralign="center" o:hrstd="t" o:hr="t" fillcolor="#a0a0a0" stroked="f"/>
+        <w:pict w14:anchorId="0D7D1011">
+          <v:rect id="_x0000_i1163" style="width:0;height:1.5pt" o:hralign="center" o:hrstd="t" o:hr="t" fillcolor="#a0a0a0" stroked="f"/>
         </w:pict>
       </w:r>
     </w:p>
@@ -12503,7 +12966,26 @@
           <w:szCs w:val="14"/>
           <w:shd w:val="clear" w:color="auto" w:fill="B7B7B7"/>
         </w:rPr>
-        <w:t>(GPT-5-Standard) at [8/13/2025]</w:t>
+        <w:t>(GPT</w:t>
+      </w:r>
+      <w:r>
+        <w:rPr>
+          <w:rFonts w:ascii="Cambria Math" w:hAnsi="Cambria Math" w:cs="Cambria Math"/>
+          <w:b/>
+          <w:sz w:val="14"/>
+          <w:szCs w:val="14"/>
+          <w:shd w:val="clear" w:color="auto" w:fill="B7B7B7"/>
+        </w:rPr>
+        <w:t>‑</w:t>
+      </w:r>
+      <w:r>
+        <w:rPr>
+          <w:b/>
+          <w:sz w:val="14"/>
+          <w:szCs w:val="14"/>
+          <w:shd w:val="clear" w:color="auto" w:fill="B7B7B7"/>
+        </w:rPr>
+        <w:t>5 Mini) at [8/13/2025]</w:t>
       </w:r>
     </w:p>
     <w:p>
@@ -12512,7 +12994,7 @@
           <w:noProof/>
         </w:rPr>
         <w:drawing>
-          <wp:inline distT="114300" distB="114300" distL="114300" distR="114300" wp14:anchorId="35F4F782" wp14:editId="11C801C2">
+          <wp:inline distT="114300" distB="114300" distL="114300" distR="114300" wp14:anchorId="17B8A2B3" wp14:editId="2146715D">
             <wp:extent cx="5943600" cy="698500"/>
             <wp:effectExtent l="0" t="0" r="0" b="0"/>
             <wp:docPr id="3" name="image3.png"/>
@@ -12669,8 +13151,8 @@
     </w:p>
     <w:p>
       <w:r>
-        <w:pict w14:anchorId="40F8268D">
-          <v:rect id="_x0000_i1066" style="width:0;height:1.5pt" o:hralign="center" o:hrstd="t" o:hr="t" fillcolor="#a0a0a0" stroked="f"/>
+        <w:pict w14:anchorId="11DE1D11">
+          <v:rect id="_x0000_i1164" style="width:0;height:1.5pt" o:hralign="center" o:hrstd="t" o:hr="t" fillcolor="#a0a0a0" stroked="f"/>
         </w:pict>
       </w:r>
     </w:p>
@@ -12726,7 +13208,26 @@
           <w:szCs w:val="14"/>
           <w:shd w:val="clear" w:color="auto" w:fill="B7B7B7"/>
         </w:rPr>
-        <w:t>(GPT-5-Standard) at [8/13/2025]</w:t>
+        <w:t>(GPT</w:t>
+      </w:r>
+      <w:r>
+        <w:rPr>
+          <w:rFonts w:ascii="Cambria Math" w:hAnsi="Cambria Math" w:cs="Cambria Math"/>
+          <w:b/>
+          <w:sz w:val="14"/>
+          <w:szCs w:val="14"/>
+          <w:shd w:val="clear" w:color="auto" w:fill="B7B7B7"/>
+        </w:rPr>
+        <w:t>‑</w:t>
+      </w:r>
+      <w:r>
+        <w:rPr>
+          <w:b/>
+          <w:sz w:val="14"/>
+          <w:szCs w:val="14"/>
+          <w:shd w:val="clear" w:color="auto" w:fill="B7B7B7"/>
+        </w:rPr>
+        <w:t>5 Mini) at [8/13/2025]</w:t>
       </w:r>
     </w:p>
     <w:p>
@@ -12824,7 +13325,6 @@
           <w:rFonts w:ascii="Roboto Mono" w:eastAsia="Roboto Mono" w:hAnsi="Roboto Mono" w:cs="Roboto Mono"/>
           <w:b/>
         </w:rPr>
-        <w:lastRenderedPageBreak/>
         <w:t>Lower risk</w:t>
       </w:r>
       <w:r>
@@ -12839,8 +13339,8 @@
     </w:p>
     <w:p>
       <w:r>
-        <w:pict w14:anchorId="0AEBB61C">
-          <v:rect id="_x0000_i1067" style="width:0;height:1.5pt" o:hralign="center" o:hrstd="t" o:hr="t" fillcolor="#a0a0a0" stroked="f"/>
+        <w:pict w14:anchorId="110DD432">
+          <v:rect id="_x0000_i1165" style="width:0;height:1.5pt" o:hralign="center" o:hrstd="t" o:hr="t" fillcolor="#a0a0a0" stroked="f"/>
         </w:pict>
       </w:r>
     </w:p>
@@ -12856,161 +13356,7 @@
 
 <file path=word/numbering.xml><?xml version="1.0" encoding="utf-8"?>
 <w:numbering xmlns:wpc="http://schemas.microsoft.com/office/word/2010/wordprocessingCanvas" xmlns:cx="http://schemas.microsoft.com/office/drawing/2014/chartex" xmlns:cx1="http://schemas.microsoft.com/office/drawing/2015/9/8/chartex" xmlns:cx2="http://schemas.microsoft.com/office/drawing/2015/10/21/chartex" xmlns:cx3="http://schemas.microsoft.com/office/drawing/2016/5/9/chartex" xmlns:cx4="http://schemas.microsoft.com/office/drawing/2016/5/10/chartex" xmlns:cx5="http://schemas.microsoft.com/office/drawing/2016/5/11/chartex" xmlns:cx6="http://schemas.microsoft.com/office/drawing/2016/5/12/chartex" xmlns:cx7="http://schemas.microsoft.com/office/drawing/2016/5/13/chartex" xmlns:cx8="http://schemas.microsoft.com/office/drawing/2016/5/14/chartex" xmlns:mc="http://schemas.openxmlformats.org/markup-compatibility/2006" xmlns:aink="http://schemas.microsoft.com/office/drawing/2016/ink" xmlns:am3d="http://schemas.microsoft.com/office/drawing/2017/model3d" xmlns:o="urn:schemas-microsoft-com:office:office" xmlns:oel="http://schemas.microsoft.com/office/2019/extlst" xmlns:r="http://schemas.openxmlformats.org/officeDocument/2006/relationships" xmlns:m="http://schemas.openxmlformats.org/officeDocument/2006/math" xmlns:v="urn:schemas-microsoft-com:vml" xmlns:wp14="http://schemas.microsoft.com/office/word/2010/wordprocessingDrawing" xmlns:wp="http://schemas.openxmlformats.org/drawingml/2006/wordprocessingDrawing" xmlns:w10="urn:schemas-microsoft-com:office:word" xmlns:w="http://schemas.openxmlformats.org/wordprocessingml/2006/main" xmlns:w14="http://schemas.microsoft.com/office/word/2010/wordml" xmlns:w15="http://schemas.microsoft.com/office/word/2012/wordml" xmlns:w16cex="http://schemas.microsoft.com/office/word/2018/wordml/cex" xmlns:w16cid="http://schemas.microsoft.com/office/word/2016/wordml/cid" xmlns:w16="http://schemas.microsoft.com/office/word/2018/wordml" xmlns:w16du="http://schemas.microsoft.com/office/word/2023/wordml/word16du" xmlns:w16sdtdh="http://schemas.microsoft.com/office/word/2020/wordml/sdtdatahash" xmlns:w16sdtfl="http://schemas.microsoft.com/office/word/2024/wordml/sdtformatlock" xmlns:w16se="http://schemas.microsoft.com/office/word/2015/wordml/symex" xmlns:wpg="http://schemas.microsoft.com/office/word/2010/wordprocessingGroup" xmlns:wpi="http://schemas.microsoft.com/office/word/2010/wordprocessingInk" xmlns:wne="http://schemas.microsoft.com/office/word/2006/wordml" xmlns:wps="http://schemas.microsoft.com/office/word/2010/wordprocessingShape" mc:Ignorable="w14 w15 w16se w16cid w16 w16cex w16sdtdh w16sdtfl w16du wp14">
-  <w:numPicBullet w:numPicBulletId="0">
-    <w:pict>
-      <v:rect id="_x0000_i1054" style="width:0;height:1.5pt" o:hralign="center" o:bullet="t" o:hrstd="t" o:hr="t" fillcolor="#a0a0a0" stroked="f"/>
-    </w:pict>
-  </w:numPicBullet>
   <w:abstractNum w:abstractNumId="0" w15:restartNumberingAfterBreak="0">
-    <w:nsid w:val="00A316B7"/>
-    <w:multiLevelType w:val="multilevel"/>
-    <w:tmpl w:val="5D6EA580"/>
-    <w:lvl w:ilvl="0">
-      <w:start w:val="1"/>
-      <w:numFmt w:val="bullet"/>
-      <w:lvlText w:val=""/>
-      <w:lvlJc w:val="left"/>
-      <w:pPr>
-        <w:tabs>
-          <w:tab w:val="num" w:pos="720"/>
-        </w:tabs>
-        <w:ind w:left="720" w:hanging="360"/>
-      </w:pPr>
-      <w:rPr>
-        <w:rFonts w:ascii="Symbol" w:hAnsi="Symbol" w:hint="default"/>
-        <w:sz w:val="20"/>
-      </w:rPr>
-    </w:lvl>
-    <w:lvl w:ilvl="1" w:tentative="1">
-      <w:start w:val="1"/>
-      <w:numFmt w:val="bullet"/>
-      <w:lvlText w:val="o"/>
-      <w:lvlJc w:val="left"/>
-      <w:pPr>
-        <w:tabs>
-          <w:tab w:val="num" w:pos="1440"/>
-        </w:tabs>
-        <w:ind w:left="1440" w:hanging="360"/>
-      </w:pPr>
-      <w:rPr>
-        <w:rFonts w:ascii="Courier New" w:hAnsi="Courier New" w:hint="default"/>
-        <w:sz w:val="20"/>
-      </w:rPr>
-    </w:lvl>
-    <w:lvl w:ilvl="2" w:tentative="1">
-      <w:start w:val="1"/>
-      <w:numFmt w:val="bullet"/>
-      <w:lvlText w:val=""/>
-      <w:lvlJc w:val="left"/>
-      <w:pPr>
-        <w:tabs>
-          <w:tab w:val="num" w:pos="2160"/>
-        </w:tabs>
-        <w:ind w:left="2160" w:hanging="360"/>
-      </w:pPr>
-      <w:rPr>
-        <w:rFonts w:ascii="Wingdings" w:hAnsi="Wingdings" w:hint="default"/>
-        <w:sz w:val="20"/>
-      </w:rPr>
-    </w:lvl>
-    <w:lvl w:ilvl="3" w:tentative="1">
-      <w:start w:val="1"/>
-      <w:numFmt w:val="bullet"/>
-      <w:lvlText w:val=""/>
-      <w:lvlJc w:val="left"/>
-      <w:pPr>
-        <w:tabs>
-          <w:tab w:val="num" w:pos="2880"/>
-        </w:tabs>
-        <w:ind w:left="2880" w:hanging="360"/>
-      </w:pPr>
-      <w:rPr>
-        <w:rFonts w:ascii="Wingdings" w:hAnsi="Wingdings" w:hint="default"/>
-        <w:sz w:val="20"/>
-      </w:rPr>
-    </w:lvl>
-    <w:lvl w:ilvl="4" w:tentative="1">
-      <w:start w:val="1"/>
-      <w:numFmt w:val="bullet"/>
-      <w:lvlText w:val=""/>
-      <w:lvlJc w:val="left"/>
-      <w:pPr>
-        <w:tabs>
-          <w:tab w:val="num" w:pos="3600"/>
-        </w:tabs>
-        <w:ind w:left="3600" w:hanging="360"/>
-      </w:pPr>
-      <w:rPr>
-        <w:rFonts w:ascii="Wingdings" w:hAnsi="Wingdings" w:hint="default"/>
-        <w:sz w:val="20"/>
-      </w:rPr>
-    </w:lvl>
-    <w:lvl w:ilvl="5" w:tentative="1">
-      <w:start w:val="1"/>
-      <w:numFmt w:val="bullet"/>
-      <w:lvlText w:val=""/>
-      <w:lvlJc w:val="left"/>
-      <w:pPr>
-        <w:tabs>
-          <w:tab w:val="num" w:pos="4320"/>
-        </w:tabs>
-        <w:ind w:left="4320" w:hanging="360"/>
-      </w:pPr>
-      <w:rPr>
-        <w:rFonts w:ascii="Wingdings" w:hAnsi="Wingdings" w:hint="default"/>
-        <w:sz w:val="20"/>
-      </w:rPr>
-    </w:lvl>
-    <w:lvl w:ilvl="6" w:tentative="1">
-      <w:start w:val="1"/>
-      <w:numFmt w:val="bullet"/>
-      <w:lvlText w:val=""/>
-      <w:lvlJc w:val="left"/>
-      <w:pPr>
-        <w:tabs>
-          <w:tab w:val="num" w:pos="5040"/>
-        </w:tabs>
-        <w:ind w:left="5040" w:hanging="360"/>
-      </w:pPr>
-      <w:rPr>
-        <w:rFonts w:ascii="Wingdings" w:hAnsi="Wingdings" w:hint="default"/>
-        <w:sz w:val="20"/>
-      </w:rPr>
-    </w:lvl>
-    <w:lvl w:ilvl="7" w:tentative="1">
-      <w:start w:val="1"/>
-      <w:numFmt w:val="bullet"/>
-      <w:lvlText w:val=""/>
-      <w:lvlJc w:val="left"/>
-      <w:pPr>
-        <w:tabs>
-          <w:tab w:val="num" w:pos="5760"/>
-        </w:tabs>
-        <w:ind w:left="5760" w:hanging="360"/>
-      </w:pPr>
-      <w:rPr>
-        <w:rFonts w:ascii="Wingdings" w:hAnsi="Wingdings" w:hint="default"/>
-        <w:sz w:val="20"/>
-      </w:rPr>
-    </w:lvl>
-    <w:lvl w:ilvl="8" w:tentative="1">
-      <w:start w:val="1"/>
-      <w:numFmt w:val="bullet"/>
-      <w:lvlText w:val=""/>
-      <w:lvlJc w:val="left"/>
-      <w:pPr>
-        <w:tabs>
-          <w:tab w:val="num" w:pos="6480"/>
-        </w:tabs>
-        <w:ind w:left="6480" w:hanging="360"/>
-      </w:pPr>
-      <w:rPr>
-        <w:rFonts w:ascii="Wingdings" w:hAnsi="Wingdings" w:hint="default"/>
-        <w:sz w:val="20"/>
-      </w:rPr>
-    </w:lvl>
-  </w:abstractNum>
-  <w:abstractNum w:abstractNumId="1" w15:restartNumberingAfterBreak="0">
     <w:nsid w:val="06C979AC"/>
     <w:multiLevelType w:val="multilevel"/>
     <w:tmpl w:val="230009E0"/>
@@ -13123,7 +13469,7 @@
       </w:rPr>
     </w:lvl>
   </w:abstractNum>
-  <w:abstractNum w:abstractNumId="2" w15:restartNumberingAfterBreak="0">
+  <w:abstractNum w:abstractNumId="1" w15:restartNumberingAfterBreak="0">
     <w:nsid w:val="07057FA0"/>
     <w:multiLevelType w:val="multilevel"/>
     <w:tmpl w:val="EA4E4ABC"/>
@@ -13236,7 +13582,7 @@
       </w:rPr>
     </w:lvl>
   </w:abstractNum>
-  <w:abstractNum w:abstractNumId="3" w15:restartNumberingAfterBreak="0">
+  <w:abstractNum w:abstractNumId="2" w15:restartNumberingAfterBreak="0">
     <w:nsid w:val="0C90236C"/>
     <w:multiLevelType w:val="multilevel"/>
     <w:tmpl w:val="62AE3D1E"/>
@@ -13385,7 +13731,7 @@
       </w:rPr>
     </w:lvl>
   </w:abstractNum>
-  <w:abstractNum w:abstractNumId="4" w15:restartNumberingAfterBreak="0">
+  <w:abstractNum w:abstractNumId="3" w15:restartNumberingAfterBreak="0">
     <w:nsid w:val="0CEC5FD8"/>
     <w:multiLevelType w:val="multilevel"/>
     <w:tmpl w:val="3A0679B4"/>
@@ -13498,7 +13844,7 @@
       </w:rPr>
     </w:lvl>
   </w:abstractNum>
-  <w:abstractNum w:abstractNumId="5" w15:restartNumberingAfterBreak="0">
+  <w:abstractNum w:abstractNumId="4" w15:restartNumberingAfterBreak="0">
     <w:nsid w:val="12602220"/>
     <w:multiLevelType w:val="multilevel"/>
     <w:tmpl w:val="A290DD30"/>
@@ -13611,156 +13957,7 @@
       </w:pPr>
     </w:lvl>
   </w:abstractNum>
-  <w:abstractNum w:abstractNumId="6" w15:restartNumberingAfterBreak="0">
-    <w:nsid w:val="14176CE5"/>
-    <w:multiLevelType w:val="multilevel"/>
-    <w:tmpl w:val="C1AECED2"/>
-    <w:lvl w:ilvl="0">
-      <w:start w:val="1"/>
-      <w:numFmt w:val="bullet"/>
-      <w:lvlText w:val=""/>
-      <w:lvlJc w:val="left"/>
-      <w:pPr>
-        <w:tabs>
-          <w:tab w:val="num" w:pos="720"/>
-        </w:tabs>
-        <w:ind w:left="720" w:hanging="360"/>
-      </w:pPr>
-      <w:rPr>
-        <w:rFonts w:ascii="Symbol" w:hAnsi="Symbol" w:hint="default"/>
-        <w:sz w:val="20"/>
-      </w:rPr>
-    </w:lvl>
-    <w:lvl w:ilvl="1" w:tentative="1">
-      <w:start w:val="1"/>
-      <w:numFmt w:val="bullet"/>
-      <w:lvlText w:val="o"/>
-      <w:lvlJc w:val="left"/>
-      <w:pPr>
-        <w:tabs>
-          <w:tab w:val="num" w:pos="1440"/>
-        </w:tabs>
-        <w:ind w:left="1440" w:hanging="360"/>
-      </w:pPr>
-      <w:rPr>
-        <w:rFonts w:ascii="Courier New" w:hAnsi="Courier New" w:hint="default"/>
-        <w:sz w:val="20"/>
-      </w:rPr>
-    </w:lvl>
-    <w:lvl w:ilvl="2" w:tentative="1">
-      <w:start w:val="1"/>
-      <w:numFmt w:val="bullet"/>
-      <w:lvlText w:val=""/>
-      <w:lvlJc w:val="left"/>
-      <w:pPr>
-        <w:tabs>
-          <w:tab w:val="num" w:pos="2160"/>
-        </w:tabs>
-        <w:ind w:left="2160" w:hanging="360"/>
-      </w:pPr>
-      <w:rPr>
-        <w:rFonts w:ascii="Wingdings" w:hAnsi="Wingdings" w:hint="default"/>
-        <w:sz w:val="20"/>
-      </w:rPr>
-    </w:lvl>
-    <w:lvl w:ilvl="3" w:tentative="1">
-      <w:start w:val="1"/>
-      <w:numFmt w:val="bullet"/>
-      <w:lvlText w:val=""/>
-      <w:lvlJc w:val="left"/>
-      <w:pPr>
-        <w:tabs>
-          <w:tab w:val="num" w:pos="2880"/>
-        </w:tabs>
-        <w:ind w:left="2880" w:hanging="360"/>
-      </w:pPr>
-      <w:rPr>
-        <w:rFonts w:ascii="Wingdings" w:hAnsi="Wingdings" w:hint="default"/>
-        <w:sz w:val="20"/>
-      </w:rPr>
-    </w:lvl>
-    <w:lvl w:ilvl="4" w:tentative="1">
-      <w:start w:val="1"/>
-      <w:numFmt w:val="bullet"/>
-      <w:lvlText w:val=""/>
-      <w:lvlJc w:val="left"/>
-      <w:pPr>
-        <w:tabs>
-          <w:tab w:val="num" w:pos="3600"/>
-        </w:tabs>
-        <w:ind w:left="3600" w:hanging="360"/>
-      </w:pPr>
-      <w:rPr>
-        <w:rFonts w:ascii="Wingdings" w:hAnsi="Wingdings" w:hint="default"/>
-        <w:sz w:val="20"/>
-      </w:rPr>
-    </w:lvl>
-    <w:lvl w:ilvl="5" w:tentative="1">
-      <w:start w:val="1"/>
-      <w:numFmt w:val="bullet"/>
-      <w:lvlText w:val=""/>
-      <w:lvlJc w:val="left"/>
-      <w:pPr>
-        <w:tabs>
-          <w:tab w:val="num" w:pos="4320"/>
-        </w:tabs>
-        <w:ind w:left="4320" w:hanging="360"/>
-      </w:pPr>
-      <w:rPr>
-        <w:rFonts w:ascii="Wingdings" w:hAnsi="Wingdings" w:hint="default"/>
-        <w:sz w:val="20"/>
-      </w:rPr>
-    </w:lvl>
-    <w:lvl w:ilvl="6" w:tentative="1">
-      <w:start w:val="1"/>
-      <w:numFmt w:val="bullet"/>
-      <w:lvlText w:val=""/>
-      <w:lvlJc w:val="left"/>
-      <w:pPr>
-        <w:tabs>
-          <w:tab w:val="num" w:pos="5040"/>
-        </w:tabs>
-        <w:ind w:left="5040" w:hanging="360"/>
-      </w:pPr>
-      <w:rPr>
-        <w:rFonts w:ascii="Wingdings" w:hAnsi="Wingdings" w:hint="default"/>
-        <w:sz w:val="20"/>
-      </w:rPr>
-    </w:lvl>
-    <w:lvl w:ilvl="7" w:tentative="1">
-      <w:start w:val="1"/>
-      <w:numFmt w:val="bullet"/>
-      <w:lvlText w:val=""/>
-      <w:lvlJc w:val="left"/>
-      <w:pPr>
-        <w:tabs>
-          <w:tab w:val="num" w:pos="5760"/>
-        </w:tabs>
-        <w:ind w:left="5760" w:hanging="360"/>
-      </w:pPr>
-      <w:rPr>
-        <w:rFonts w:ascii="Wingdings" w:hAnsi="Wingdings" w:hint="default"/>
-        <w:sz w:val="20"/>
-      </w:rPr>
-    </w:lvl>
-    <w:lvl w:ilvl="8" w:tentative="1">
-      <w:start w:val="1"/>
-      <w:numFmt w:val="bullet"/>
-      <w:lvlText w:val=""/>
-      <w:lvlJc w:val="left"/>
-      <w:pPr>
-        <w:tabs>
-          <w:tab w:val="num" w:pos="6480"/>
-        </w:tabs>
-        <w:ind w:left="6480" w:hanging="360"/>
-      </w:pPr>
-      <w:rPr>
-        <w:rFonts w:ascii="Wingdings" w:hAnsi="Wingdings" w:hint="default"/>
-        <w:sz w:val="20"/>
-      </w:rPr>
-    </w:lvl>
-  </w:abstractNum>
-  <w:abstractNum w:abstractNumId="7" w15:restartNumberingAfterBreak="0">
+  <w:abstractNum w:abstractNumId="5" w15:restartNumberingAfterBreak="0">
     <w:nsid w:val="148159CC"/>
     <w:multiLevelType w:val="multilevel"/>
     <w:tmpl w:val="4306BFF8"/>
@@ -13873,7 +14070,7 @@
       </w:pPr>
     </w:lvl>
   </w:abstractNum>
-  <w:abstractNum w:abstractNumId="8" w15:restartNumberingAfterBreak="0">
+  <w:abstractNum w:abstractNumId="6" w15:restartNumberingAfterBreak="0">
     <w:nsid w:val="16FF73F7"/>
     <w:multiLevelType w:val="multilevel"/>
     <w:tmpl w:val="348C5C82"/>
@@ -14022,7 +14219,7 @@
       </w:rPr>
     </w:lvl>
   </w:abstractNum>
-  <w:abstractNum w:abstractNumId="9" w15:restartNumberingAfterBreak="0">
+  <w:abstractNum w:abstractNumId="7" w15:restartNumberingAfterBreak="0">
     <w:nsid w:val="20DD01F6"/>
     <w:multiLevelType w:val="multilevel"/>
     <w:tmpl w:val="B86A4D22"/>
@@ -14171,7 +14368,7 @@
       </w:rPr>
     </w:lvl>
   </w:abstractNum>
-  <w:abstractNum w:abstractNumId="10" w15:restartNumberingAfterBreak="0">
+  <w:abstractNum w:abstractNumId="8" w15:restartNumberingAfterBreak="0">
     <w:nsid w:val="20FC2822"/>
     <w:multiLevelType w:val="multilevel"/>
     <w:tmpl w:val="9F9A7B46"/>
@@ -14320,7 +14517,7 @@
       </w:rPr>
     </w:lvl>
   </w:abstractNum>
-  <w:abstractNum w:abstractNumId="11" w15:restartNumberingAfterBreak="0">
+  <w:abstractNum w:abstractNumId="9" w15:restartNumberingAfterBreak="0">
     <w:nsid w:val="2E2A333E"/>
     <w:multiLevelType w:val="multilevel"/>
     <w:tmpl w:val="2FF66704"/>
@@ -14469,7 +14666,7 @@
       </w:rPr>
     </w:lvl>
   </w:abstractNum>
-  <w:abstractNum w:abstractNumId="12" w15:restartNumberingAfterBreak="0">
+  <w:abstractNum w:abstractNumId="10" w15:restartNumberingAfterBreak="0">
     <w:nsid w:val="35042766"/>
     <w:multiLevelType w:val="multilevel"/>
     <w:tmpl w:val="57DC19CA"/>
@@ -14618,7 +14815,7 @@
       </w:rPr>
     </w:lvl>
   </w:abstractNum>
-  <w:abstractNum w:abstractNumId="13" w15:restartNumberingAfterBreak="0">
+  <w:abstractNum w:abstractNumId="11" w15:restartNumberingAfterBreak="0">
     <w:nsid w:val="35146FA1"/>
     <w:multiLevelType w:val="multilevel"/>
     <w:tmpl w:val="9F749EB2"/>
@@ -14731,7 +14928,7 @@
       </w:rPr>
     </w:lvl>
   </w:abstractNum>
-  <w:abstractNum w:abstractNumId="14" w15:restartNumberingAfterBreak="0">
+  <w:abstractNum w:abstractNumId="12" w15:restartNumberingAfterBreak="0">
     <w:nsid w:val="3EF45377"/>
     <w:multiLevelType w:val="multilevel"/>
     <w:tmpl w:val="61F0B720"/>
@@ -14844,7 +15041,7 @@
       </w:rPr>
     </w:lvl>
   </w:abstractNum>
-  <w:abstractNum w:abstractNumId="15" w15:restartNumberingAfterBreak="0">
+  <w:abstractNum w:abstractNumId="13" w15:restartNumberingAfterBreak="0">
     <w:nsid w:val="42BD1D7B"/>
     <w:multiLevelType w:val="multilevel"/>
     <w:tmpl w:val="40F8E6AA"/>
@@ -14993,7 +15190,7 @@
       </w:rPr>
     </w:lvl>
   </w:abstractNum>
-  <w:abstractNum w:abstractNumId="16" w15:restartNumberingAfterBreak="0">
+  <w:abstractNum w:abstractNumId="14" w15:restartNumberingAfterBreak="0">
     <w:nsid w:val="43D87B84"/>
     <w:multiLevelType w:val="multilevel"/>
     <w:tmpl w:val="B970B7CC"/>
@@ -15142,7 +15339,7 @@
       </w:rPr>
     </w:lvl>
   </w:abstractNum>
-  <w:abstractNum w:abstractNumId="17" w15:restartNumberingAfterBreak="0">
+  <w:abstractNum w:abstractNumId="15" w15:restartNumberingAfterBreak="0">
     <w:nsid w:val="45E76AD0"/>
     <w:multiLevelType w:val="multilevel"/>
     <w:tmpl w:val="D5FA82BA"/>
@@ -15255,7 +15452,7 @@
       </w:pPr>
     </w:lvl>
   </w:abstractNum>
-  <w:abstractNum w:abstractNumId="18" w15:restartNumberingAfterBreak="0">
+  <w:abstractNum w:abstractNumId="16" w15:restartNumberingAfterBreak="0">
     <w:nsid w:val="49E4697F"/>
     <w:multiLevelType w:val="multilevel"/>
     <w:tmpl w:val="0FBABA48"/>
@@ -15404,7 +15601,7 @@
       </w:rPr>
     </w:lvl>
   </w:abstractNum>
-  <w:abstractNum w:abstractNumId="19" w15:restartNumberingAfterBreak="0">
+  <w:abstractNum w:abstractNumId="17" w15:restartNumberingAfterBreak="0">
     <w:nsid w:val="4AB11B00"/>
     <w:multiLevelType w:val="multilevel"/>
     <w:tmpl w:val="0DDC17F6"/>
@@ -15553,7 +15750,7 @@
       </w:rPr>
     </w:lvl>
   </w:abstractNum>
-  <w:abstractNum w:abstractNumId="20" w15:restartNumberingAfterBreak="0">
+  <w:abstractNum w:abstractNumId="18" w15:restartNumberingAfterBreak="0">
     <w:nsid w:val="4AF30C40"/>
     <w:multiLevelType w:val="multilevel"/>
     <w:tmpl w:val="328A5240"/>
@@ -15702,7 +15899,7 @@
       </w:rPr>
     </w:lvl>
   </w:abstractNum>
-  <w:abstractNum w:abstractNumId="21" w15:restartNumberingAfterBreak="0">
+  <w:abstractNum w:abstractNumId="19" w15:restartNumberingAfterBreak="0">
     <w:nsid w:val="54AE5AB0"/>
     <w:multiLevelType w:val="multilevel"/>
     <w:tmpl w:val="9B78C8BA"/>
@@ -15819,7 +16016,7 @@
       </w:pPr>
     </w:lvl>
   </w:abstractNum>
-  <w:abstractNum w:abstractNumId="22" w15:restartNumberingAfterBreak="0">
+  <w:abstractNum w:abstractNumId="20" w15:restartNumberingAfterBreak="0">
     <w:nsid w:val="56AA7957"/>
     <w:multiLevelType w:val="multilevel"/>
     <w:tmpl w:val="964451AA"/>
@@ -15968,7 +16165,7 @@
       </w:rPr>
     </w:lvl>
   </w:abstractNum>
-  <w:abstractNum w:abstractNumId="23" w15:restartNumberingAfterBreak="0">
+  <w:abstractNum w:abstractNumId="21" w15:restartNumberingAfterBreak="0">
     <w:nsid w:val="65FD5FE5"/>
     <w:multiLevelType w:val="multilevel"/>
     <w:tmpl w:val="63226786"/>
@@ -16117,7 +16314,7 @@
       </w:rPr>
     </w:lvl>
   </w:abstractNum>
-  <w:abstractNum w:abstractNumId="24" w15:restartNumberingAfterBreak="0">
+  <w:abstractNum w:abstractNumId="22" w15:restartNumberingAfterBreak="0">
     <w:nsid w:val="66FD48F9"/>
     <w:multiLevelType w:val="multilevel"/>
     <w:tmpl w:val="8580FAA6"/>
@@ -16266,7 +16463,7 @@
       </w:rPr>
     </w:lvl>
   </w:abstractNum>
-  <w:abstractNum w:abstractNumId="25" w15:restartNumberingAfterBreak="0">
+  <w:abstractNum w:abstractNumId="23" w15:restartNumberingAfterBreak="0">
     <w:nsid w:val="679512C0"/>
     <w:multiLevelType w:val="multilevel"/>
     <w:tmpl w:val="09C65CBC"/>
@@ -16379,7 +16576,7 @@
       </w:pPr>
     </w:lvl>
   </w:abstractNum>
-  <w:abstractNum w:abstractNumId="26" w15:restartNumberingAfterBreak="0">
+  <w:abstractNum w:abstractNumId="24" w15:restartNumberingAfterBreak="0">
     <w:nsid w:val="692F029F"/>
     <w:multiLevelType w:val="multilevel"/>
     <w:tmpl w:val="62001F0A"/>
@@ -16528,7 +16725,7 @@
       </w:rPr>
     </w:lvl>
   </w:abstractNum>
-  <w:abstractNum w:abstractNumId="27" w15:restartNumberingAfterBreak="0">
+  <w:abstractNum w:abstractNumId="25" w15:restartNumberingAfterBreak="0">
     <w:nsid w:val="6D4957B3"/>
     <w:multiLevelType w:val="multilevel"/>
     <w:tmpl w:val="5C0CC68A"/>
@@ -16641,7 +16838,7 @@
       </w:rPr>
     </w:lvl>
   </w:abstractNum>
-  <w:abstractNum w:abstractNumId="28" w15:restartNumberingAfterBreak="0">
+  <w:abstractNum w:abstractNumId="26" w15:restartNumberingAfterBreak="0">
     <w:nsid w:val="6EB42EF5"/>
     <w:multiLevelType w:val="multilevel"/>
     <w:tmpl w:val="3B489882"/>
@@ -16790,7 +16987,7 @@
       </w:rPr>
     </w:lvl>
   </w:abstractNum>
-  <w:abstractNum w:abstractNumId="29" w15:restartNumberingAfterBreak="0">
+  <w:abstractNum w:abstractNumId="27" w15:restartNumberingAfterBreak="0">
     <w:nsid w:val="6F4216A8"/>
     <w:multiLevelType w:val="multilevel"/>
     <w:tmpl w:val="C932211E"/>
@@ -16939,7 +17136,7 @@
       </w:rPr>
     </w:lvl>
   </w:abstractNum>
-  <w:abstractNum w:abstractNumId="30" w15:restartNumberingAfterBreak="0">
+  <w:abstractNum w:abstractNumId="28" w15:restartNumberingAfterBreak="0">
     <w:nsid w:val="704E3D57"/>
     <w:multiLevelType w:val="multilevel"/>
     <w:tmpl w:val="FB28D6DC"/>
@@ -17088,7 +17285,7 @@
       </w:rPr>
     </w:lvl>
   </w:abstractNum>
-  <w:abstractNum w:abstractNumId="31" w15:restartNumberingAfterBreak="0">
+  <w:abstractNum w:abstractNumId="29" w15:restartNumberingAfterBreak="0">
     <w:nsid w:val="74CD31B8"/>
     <w:multiLevelType w:val="multilevel"/>
     <w:tmpl w:val="265AB214"/>
@@ -17202,100 +17399,94 @@
     </w:lvl>
   </w:abstractNum>
   <w:num w:numId="1" w16cid:durableId="1907643852">
+    <w:abstractNumId w:val="25"/>
+  </w:num>
+  <w:num w:numId="2" w16cid:durableId="1671715068">
+    <w:abstractNumId w:val="11"/>
+  </w:num>
+  <w:num w:numId="3" w16cid:durableId="1744909147">
+    <w:abstractNumId w:val="12"/>
+  </w:num>
+  <w:num w:numId="4" w16cid:durableId="1281108070">
+    <w:abstractNumId w:val="0"/>
+  </w:num>
+  <w:num w:numId="5" w16cid:durableId="592863290">
+    <w:abstractNumId w:val="29"/>
+  </w:num>
+  <w:num w:numId="6" w16cid:durableId="456874929">
+    <w:abstractNumId w:val="1"/>
+  </w:num>
+  <w:num w:numId="7" w16cid:durableId="854224107">
+    <w:abstractNumId w:val="3"/>
+  </w:num>
+  <w:num w:numId="8" w16cid:durableId="1002658856">
+    <w:abstractNumId w:val="7"/>
+  </w:num>
+  <w:num w:numId="9" w16cid:durableId="1296907657">
+    <w:abstractNumId w:val="15"/>
+  </w:num>
+  <w:num w:numId="10" w16cid:durableId="2008746494">
     <w:abstractNumId w:val="27"/>
   </w:num>
-  <w:num w:numId="2" w16cid:durableId="1671715068">
+  <w:num w:numId="11" w16cid:durableId="221253877">
+    <w:abstractNumId w:val="4"/>
+  </w:num>
+  <w:num w:numId="12" w16cid:durableId="1820338697">
+    <w:abstractNumId w:val="16"/>
+  </w:num>
+  <w:num w:numId="13" w16cid:durableId="131951801">
+    <w:abstractNumId w:val="2"/>
+  </w:num>
+  <w:num w:numId="14" w16cid:durableId="616834266">
+    <w:abstractNumId w:val="20"/>
+  </w:num>
+  <w:num w:numId="15" w16cid:durableId="438376509">
+    <w:abstractNumId w:val="24"/>
+  </w:num>
+  <w:num w:numId="16" w16cid:durableId="698942143">
+    <w:abstractNumId w:val="6"/>
+  </w:num>
+  <w:num w:numId="17" w16cid:durableId="1629705365">
+    <w:abstractNumId w:val="14"/>
+  </w:num>
+  <w:num w:numId="18" w16cid:durableId="245651075">
+    <w:abstractNumId w:val="5"/>
+  </w:num>
+  <w:num w:numId="19" w16cid:durableId="231086797">
+    <w:abstractNumId w:val="19"/>
+  </w:num>
+  <w:num w:numId="20" w16cid:durableId="1957252217">
+    <w:abstractNumId w:val="21"/>
+  </w:num>
+  <w:num w:numId="21" w16cid:durableId="604728471">
+    <w:abstractNumId w:val="22"/>
+  </w:num>
+  <w:num w:numId="22" w16cid:durableId="1151364207">
+    <w:abstractNumId w:val="9"/>
+  </w:num>
+  <w:num w:numId="23" w16cid:durableId="1583636263">
+    <w:abstractNumId w:val="18"/>
+  </w:num>
+  <w:num w:numId="24" w16cid:durableId="965158830">
+    <w:abstractNumId w:val="28"/>
+  </w:num>
+  <w:num w:numId="25" w16cid:durableId="1647323361">
+    <w:abstractNumId w:val="10"/>
+  </w:num>
+  <w:num w:numId="26" w16cid:durableId="1419248106">
     <w:abstractNumId w:val="13"/>
   </w:num>
-  <w:num w:numId="3" w16cid:durableId="1744909147">
-    <w:abstractNumId w:val="14"/>
+  <w:num w:numId="27" w16cid:durableId="1380397437">
+    <w:abstractNumId w:val="8"/>
   </w:num>
-  <w:num w:numId="4" w16cid:durableId="1281108070">
-    <w:abstractNumId w:val="1"/>
-  </w:num>
-  <w:num w:numId="5" w16cid:durableId="592863290">
-    <w:abstractNumId w:val="31"/>
-  </w:num>
-  <w:num w:numId="6" w16cid:durableId="456874929">
-    <w:abstractNumId w:val="2"/>
-  </w:num>
-  <w:num w:numId="7" w16cid:durableId="854224107">
-    <w:abstractNumId w:val="4"/>
-  </w:num>
-  <w:num w:numId="8" w16cid:durableId="1002658856">
-    <w:abstractNumId w:val="9"/>
-  </w:num>
-  <w:num w:numId="9" w16cid:durableId="1296907657">
+  <w:num w:numId="28" w16cid:durableId="1154250972">
     <w:abstractNumId w:val="17"/>
   </w:num>
-  <w:num w:numId="10" w16cid:durableId="2008746494">
-    <w:abstractNumId w:val="29"/>
-  </w:num>
-  <w:num w:numId="11" w16cid:durableId="221253877">
-    <w:abstractNumId w:val="5"/>
-  </w:num>
-  <w:num w:numId="12" w16cid:durableId="1820338697">
-    <w:abstractNumId w:val="18"/>
-  </w:num>
-  <w:num w:numId="13" w16cid:durableId="131951801">
-    <w:abstractNumId w:val="3"/>
-  </w:num>
-  <w:num w:numId="14" w16cid:durableId="616834266">
-    <w:abstractNumId w:val="22"/>
-  </w:num>
-  <w:num w:numId="15" w16cid:durableId="2118324878">
-    <w:abstractNumId w:val="6"/>
-  </w:num>
-  <w:num w:numId="16" w16cid:durableId="1625111382">
-    <w:abstractNumId w:val="0"/>
-  </w:num>
-  <w:num w:numId="17" w16cid:durableId="438376509">
+  <w:num w:numId="29" w16cid:durableId="347024746">
     <w:abstractNumId w:val="26"/>
   </w:num>
-  <w:num w:numId="18" w16cid:durableId="698942143">
-    <w:abstractNumId w:val="8"/>
-  </w:num>
-  <w:num w:numId="19" w16cid:durableId="1629705365">
-    <w:abstractNumId w:val="16"/>
-  </w:num>
-  <w:num w:numId="20" w16cid:durableId="245651075">
-    <w:abstractNumId w:val="7"/>
-  </w:num>
-  <w:num w:numId="21" w16cid:durableId="231086797">
-    <w:abstractNumId w:val="21"/>
-  </w:num>
-  <w:num w:numId="22" w16cid:durableId="1957252217">
+  <w:num w:numId="30" w16cid:durableId="2026127488">
     <w:abstractNumId w:val="23"/>
-  </w:num>
-  <w:num w:numId="23" w16cid:durableId="604728471">
-    <w:abstractNumId w:val="24"/>
-  </w:num>
-  <w:num w:numId="24" w16cid:durableId="1151364207">
-    <w:abstractNumId w:val="11"/>
-  </w:num>
-  <w:num w:numId="25" w16cid:durableId="1583636263">
-    <w:abstractNumId w:val="20"/>
-  </w:num>
-  <w:num w:numId="26" w16cid:durableId="965158830">
-    <w:abstractNumId w:val="30"/>
-  </w:num>
-  <w:num w:numId="27" w16cid:durableId="1647323361">
-    <w:abstractNumId w:val="12"/>
-  </w:num>
-  <w:num w:numId="28" w16cid:durableId="1419248106">
-    <w:abstractNumId w:val="15"/>
-  </w:num>
-  <w:num w:numId="29" w16cid:durableId="1380397437">
-    <w:abstractNumId w:val="10"/>
-  </w:num>
-  <w:num w:numId="30" w16cid:durableId="1154250972">
-    <w:abstractNumId w:val="19"/>
-  </w:num>
-  <w:num w:numId="31" w16cid:durableId="347024746">
-    <w:abstractNumId w:val="28"/>
-  </w:num>
-  <w:num w:numId="32" w16cid:durableId="2026127488">
-    <w:abstractNumId w:val="25"/>
   </w:num>
 </w:numbering>
 </file>
@@ -17305,15 +17496,17 @@
   <w:docDefaults>
     <w:rPrDefault>
       <w:rPr>
-        <w:rFonts w:ascii="Arial" w:eastAsia="Arial" w:hAnsi="Arial" w:cs="Arial"/>
-        <w:sz w:val="22"/>
-        <w:szCs w:val="22"/>
-        <w:lang w:val="en" w:eastAsia="en-US" w:bidi="ar-SA"/>
+        <w:rFonts w:asciiTheme="minorHAnsi" w:eastAsiaTheme="minorHAnsi" w:hAnsiTheme="minorHAnsi" w:cstheme="minorBidi"/>
+        <w:kern w:val="2"/>
+        <w:sz w:val="24"/>
+        <w:szCs w:val="24"/>
+        <w:lang w:val="en-US" w:eastAsia="en-US" w:bidi="ar-SA"/>
+        <w14:ligatures w14:val="standardContextual"/>
       </w:rPr>
     </w:rPrDefault>
     <w:pPrDefault>
       <w:pPr>
-        <w:spacing w:line="276" w:lineRule="auto"/>
+        <w:spacing w:after="160" w:line="278" w:lineRule="auto"/>
       </w:pPr>
     </w:pPrDefault>
   </w:docDefaults>
@@ -17698,21 +17891,36 @@
   <w:style w:type="paragraph" w:default="1" w:styleId="Normal">
     <w:name w:val="Normal"/>
     <w:qFormat/>
-    <w:rsid w:val="00624915"/>
+    <w:rsid w:val="004515E5"/>
+    <w:pPr>
+      <w:spacing w:after="0" w:line="276" w:lineRule="auto"/>
+    </w:pPr>
+    <w:rPr>
+      <w:rFonts w:ascii="Arial" w:eastAsia="Arial" w:hAnsi="Arial" w:cs="Arial"/>
+      <w:kern w:val="0"/>
+      <w:sz w:val="22"/>
+      <w:szCs w:val="22"/>
+      <w:lang w:val="en"/>
+      <w14:ligatures w14:val="none"/>
+    </w:rPr>
   </w:style>
   <w:style w:type="paragraph" w:styleId="Heading1">
     <w:name w:val="heading 1"/>
     <w:basedOn w:val="Normal"/>
     <w:next w:val="Normal"/>
+    <w:link w:val="Heading1Char"/>
     <w:uiPriority w:val="9"/>
     <w:qFormat/>
+    <w:rsid w:val="00C13E67"/>
     <w:pPr>
       <w:keepNext/>
       <w:keepLines/>
-      <w:spacing w:before="400" w:after="120"/>
+      <w:spacing w:before="360" w:after="80"/>
       <w:outlineLvl w:val="0"/>
     </w:pPr>
     <w:rPr>
+      <w:rFonts w:asciiTheme="majorHAnsi" w:eastAsiaTheme="majorEastAsia" w:hAnsiTheme="majorHAnsi" w:cstheme="majorBidi"/>
+      <w:color w:val="2F5496" w:themeColor="accent1" w:themeShade="BF"/>
       <w:sz w:val="40"/>
       <w:szCs w:val="40"/>
     </w:rPr>
@@ -17721,16 +17929,20 @@
     <w:name w:val="heading 2"/>
     <w:basedOn w:val="Normal"/>
     <w:next w:val="Normal"/>
+    <w:link w:val="Heading2Char"/>
     <w:uiPriority w:val="9"/>
     <w:unhideWhenUsed/>
     <w:qFormat/>
+    <w:rsid w:val="00C13E67"/>
     <w:pPr>
       <w:keepNext/>
       <w:keepLines/>
-      <w:spacing w:before="360" w:after="120"/>
+      <w:spacing w:before="160" w:after="80"/>
       <w:outlineLvl w:val="1"/>
     </w:pPr>
     <w:rPr>
+      <w:rFonts w:asciiTheme="majorHAnsi" w:eastAsiaTheme="majorEastAsia" w:hAnsiTheme="majorHAnsi" w:cstheme="majorBidi"/>
+      <w:color w:val="2F5496" w:themeColor="accent1" w:themeShade="BF"/>
       <w:sz w:val="32"/>
       <w:szCs w:val="32"/>
     </w:rPr>
@@ -17739,17 +17951,20 @@
     <w:name w:val="heading 3"/>
     <w:basedOn w:val="Normal"/>
     <w:next w:val="Normal"/>
+    <w:link w:val="Heading3Char"/>
     <w:uiPriority w:val="9"/>
     <w:unhideWhenUsed/>
     <w:qFormat/>
+    <w:rsid w:val="00C13E67"/>
     <w:pPr>
       <w:keepNext/>
       <w:keepLines/>
-      <w:spacing w:before="320" w:after="80"/>
+      <w:spacing w:before="160" w:after="80"/>
       <w:outlineLvl w:val="2"/>
     </w:pPr>
     <w:rPr>
-      <w:color w:val="434343"/>
+      <w:rFonts w:eastAsiaTheme="majorEastAsia" w:cstheme="majorBidi"/>
+      <w:color w:val="2F5496" w:themeColor="accent1" w:themeShade="BF"/>
       <w:sz w:val="28"/>
       <w:szCs w:val="28"/>
     </w:rPr>
@@ -17762,58 +17977,131 @@
     <w:uiPriority w:val="9"/>
     <w:unhideWhenUsed/>
     <w:qFormat/>
+    <w:rsid w:val="00C13E67"/>
     <w:pPr>
       <w:keepNext/>
       <w:keepLines/>
-      <w:spacing w:before="280" w:after="80"/>
+      <w:spacing w:before="80" w:after="40"/>
       <w:outlineLvl w:val="3"/>
     </w:pPr>
     <w:rPr>
-      <w:color w:val="666666"/>
-      <w:sz w:val="24"/>
-      <w:szCs w:val="24"/>
+      <w:rFonts w:eastAsiaTheme="majorEastAsia" w:cstheme="majorBidi"/>
+      <w:i/>
+      <w:iCs/>
+      <w:color w:val="2F5496" w:themeColor="accent1" w:themeShade="BF"/>
     </w:rPr>
   </w:style>
   <w:style w:type="paragraph" w:styleId="Heading5">
     <w:name w:val="heading 5"/>
     <w:basedOn w:val="Normal"/>
     <w:next w:val="Normal"/>
+    <w:link w:val="Heading5Char"/>
     <w:uiPriority w:val="9"/>
     <w:semiHidden/>
     <w:unhideWhenUsed/>
     <w:qFormat/>
+    <w:rsid w:val="00C13E67"/>
     <w:pPr>
       <w:keepNext/>
       <w:keepLines/>
-      <w:spacing w:before="240" w:after="80"/>
+      <w:spacing w:before="80" w:after="40"/>
       <w:outlineLvl w:val="4"/>
     </w:pPr>
     <w:rPr>
-      <w:color w:val="666666"/>
+      <w:rFonts w:eastAsiaTheme="majorEastAsia" w:cstheme="majorBidi"/>
+      <w:color w:val="2F5496" w:themeColor="accent1" w:themeShade="BF"/>
     </w:rPr>
   </w:style>
   <w:style w:type="paragraph" w:styleId="Heading6">
     <w:name w:val="heading 6"/>
     <w:basedOn w:val="Normal"/>
     <w:next w:val="Normal"/>
+    <w:link w:val="Heading6Char"/>
     <w:uiPriority w:val="9"/>
     <w:semiHidden/>
     <w:unhideWhenUsed/>
     <w:qFormat/>
+    <w:rsid w:val="00C13E67"/>
     <w:pPr>
       <w:keepNext/>
       <w:keepLines/>
-      <w:spacing w:before="240" w:after="80"/>
+      <w:spacing w:before="40"/>
       <w:outlineLvl w:val="5"/>
     </w:pPr>
     <w:rPr>
+      <w:rFonts w:eastAsiaTheme="majorEastAsia" w:cstheme="majorBidi"/>
       <w:i/>
-      <w:color w:val="666666"/>
+      <w:iCs/>
+      <w:color w:val="595959" w:themeColor="text1" w:themeTint="A6"/>
+    </w:rPr>
+  </w:style>
+  <w:style w:type="paragraph" w:styleId="Heading7">
+    <w:name w:val="heading 7"/>
+    <w:basedOn w:val="Normal"/>
+    <w:next w:val="Normal"/>
+    <w:link w:val="Heading7Char"/>
+    <w:uiPriority w:val="9"/>
+    <w:semiHidden/>
+    <w:unhideWhenUsed/>
+    <w:qFormat/>
+    <w:rsid w:val="00C13E67"/>
+    <w:pPr>
+      <w:keepNext/>
+      <w:keepLines/>
+      <w:spacing w:before="40"/>
+      <w:outlineLvl w:val="6"/>
+    </w:pPr>
+    <w:rPr>
+      <w:rFonts w:eastAsiaTheme="majorEastAsia" w:cstheme="majorBidi"/>
+      <w:color w:val="595959" w:themeColor="text1" w:themeTint="A6"/>
+    </w:rPr>
+  </w:style>
+  <w:style w:type="paragraph" w:styleId="Heading8">
+    <w:name w:val="heading 8"/>
+    <w:basedOn w:val="Normal"/>
+    <w:next w:val="Normal"/>
+    <w:link w:val="Heading8Char"/>
+    <w:uiPriority w:val="9"/>
+    <w:semiHidden/>
+    <w:unhideWhenUsed/>
+    <w:qFormat/>
+    <w:rsid w:val="00C13E67"/>
+    <w:pPr>
+      <w:keepNext/>
+      <w:keepLines/>
+      <w:outlineLvl w:val="7"/>
+    </w:pPr>
+    <w:rPr>
+      <w:rFonts w:eastAsiaTheme="majorEastAsia" w:cstheme="majorBidi"/>
+      <w:i/>
+      <w:iCs/>
+      <w:color w:val="272727" w:themeColor="text1" w:themeTint="D8"/>
+    </w:rPr>
+  </w:style>
+  <w:style w:type="paragraph" w:styleId="Heading9">
+    <w:name w:val="heading 9"/>
+    <w:basedOn w:val="Normal"/>
+    <w:next w:val="Normal"/>
+    <w:link w:val="Heading9Char"/>
+    <w:uiPriority w:val="9"/>
+    <w:semiHidden/>
+    <w:unhideWhenUsed/>
+    <w:qFormat/>
+    <w:rsid w:val="00C13E67"/>
+    <w:pPr>
+      <w:keepNext/>
+      <w:keepLines/>
+      <w:outlineLvl w:val="8"/>
+    </w:pPr>
+    <w:rPr>
+      <w:rFonts w:eastAsiaTheme="majorEastAsia" w:cstheme="majorBidi"/>
+      <w:color w:val="272727" w:themeColor="text1" w:themeTint="D8"/>
     </w:rPr>
   </w:style>
   <w:style w:type="character" w:default="1" w:styleId="DefaultParagraphFont">
     <w:name w:val="Default Paragraph Font"/>
     <w:uiPriority w:val="1"/>
+    <w:semiHidden/>
     <w:unhideWhenUsed/>
   </w:style>
   <w:style w:type="table" w:default="1" w:styleId="TableNormal">
@@ -17837,84 +18125,291 @@
     <w:semiHidden/>
     <w:unhideWhenUsed/>
   </w:style>
-  <w:style w:type="table" w:customStyle="1" w:styleId="TableNormal0">
-    <w:name w:val="TableNormal"/>
-    <w:tblPr>
-      <w:tblCellMar>
-        <w:top w:w="0" w:type="dxa"/>
-        <w:left w:w="0" w:type="dxa"/>
-        <w:bottom w:w="0" w:type="dxa"/>
-        <w:right w:w="0" w:type="dxa"/>
-      </w:tblCellMar>
-    </w:tblPr>
+  <w:style w:type="character" w:customStyle="1" w:styleId="Heading1Char">
+    <w:name w:val="Heading 1 Char"/>
+    <w:basedOn w:val="DefaultParagraphFont"/>
+    <w:link w:val="Heading1"/>
+    <w:uiPriority w:val="9"/>
+    <w:rsid w:val="00C13E67"/>
+    <w:rPr>
+      <w:rFonts w:asciiTheme="majorHAnsi" w:eastAsiaTheme="majorEastAsia" w:hAnsiTheme="majorHAnsi" w:cstheme="majorBidi"/>
+      <w:color w:val="2F5496" w:themeColor="accent1" w:themeShade="BF"/>
+      <w:sz w:val="40"/>
+      <w:szCs w:val="40"/>
+    </w:rPr>
+  </w:style>
+  <w:style w:type="character" w:customStyle="1" w:styleId="Heading2Char">
+    <w:name w:val="Heading 2 Char"/>
+    <w:basedOn w:val="DefaultParagraphFont"/>
+    <w:link w:val="Heading2"/>
+    <w:uiPriority w:val="9"/>
+    <w:rsid w:val="00C13E67"/>
+    <w:rPr>
+      <w:rFonts w:asciiTheme="majorHAnsi" w:eastAsiaTheme="majorEastAsia" w:hAnsiTheme="majorHAnsi" w:cstheme="majorBidi"/>
+      <w:color w:val="2F5496" w:themeColor="accent1" w:themeShade="BF"/>
+      <w:sz w:val="32"/>
+      <w:szCs w:val="32"/>
+    </w:rPr>
+  </w:style>
+  <w:style w:type="character" w:customStyle="1" w:styleId="Heading3Char">
+    <w:name w:val="Heading 3 Char"/>
+    <w:basedOn w:val="DefaultParagraphFont"/>
+    <w:link w:val="Heading3"/>
+    <w:uiPriority w:val="9"/>
+    <w:rsid w:val="00C13E67"/>
+    <w:rPr>
+      <w:rFonts w:eastAsiaTheme="majorEastAsia" w:cstheme="majorBidi"/>
+      <w:color w:val="2F5496" w:themeColor="accent1" w:themeShade="BF"/>
+      <w:sz w:val="28"/>
+      <w:szCs w:val="28"/>
+    </w:rPr>
+  </w:style>
+  <w:style w:type="character" w:customStyle="1" w:styleId="Heading4Char">
+    <w:name w:val="Heading 4 Char"/>
+    <w:basedOn w:val="DefaultParagraphFont"/>
+    <w:link w:val="Heading4"/>
+    <w:uiPriority w:val="9"/>
+    <w:rsid w:val="00C13E67"/>
+    <w:rPr>
+      <w:rFonts w:eastAsiaTheme="majorEastAsia" w:cstheme="majorBidi"/>
+      <w:i/>
+      <w:iCs/>
+      <w:color w:val="2F5496" w:themeColor="accent1" w:themeShade="BF"/>
+    </w:rPr>
+  </w:style>
+  <w:style w:type="character" w:customStyle="1" w:styleId="Heading5Char">
+    <w:name w:val="Heading 5 Char"/>
+    <w:basedOn w:val="DefaultParagraphFont"/>
+    <w:link w:val="Heading5"/>
+    <w:uiPriority w:val="9"/>
+    <w:semiHidden/>
+    <w:rsid w:val="00C13E67"/>
+    <w:rPr>
+      <w:rFonts w:eastAsiaTheme="majorEastAsia" w:cstheme="majorBidi"/>
+      <w:color w:val="2F5496" w:themeColor="accent1" w:themeShade="BF"/>
+    </w:rPr>
+  </w:style>
+  <w:style w:type="character" w:customStyle="1" w:styleId="Heading6Char">
+    <w:name w:val="Heading 6 Char"/>
+    <w:basedOn w:val="DefaultParagraphFont"/>
+    <w:link w:val="Heading6"/>
+    <w:uiPriority w:val="9"/>
+    <w:semiHidden/>
+    <w:rsid w:val="00C13E67"/>
+    <w:rPr>
+      <w:rFonts w:eastAsiaTheme="majorEastAsia" w:cstheme="majorBidi"/>
+      <w:i/>
+      <w:iCs/>
+      <w:color w:val="595959" w:themeColor="text1" w:themeTint="A6"/>
+    </w:rPr>
+  </w:style>
+  <w:style w:type="character" w:customStyle="1" w:styleId="Heading7Char">
+    <w:name w:val="Heading 7 Char"/>
+    <w:basedOn w:val="DefaultParagraphFont"/>
+    <w:link w:val="Heading7"/>
+    <w:uiPriority w:val="9"/>
+    <w:semiHidden/>
+    <w:rsid w:val="00C13E67"/>
+    <w:rPr>
+      <w:rFonts w:eastAsiaTheme="majorEastAsia" w:cstheme="majorBidi"/>
+      <w:color w:val="595959" w:themeColor="text1" w:themeTint="A6"/>
+    </w:rPr>
+  </w:style>
+  <w:style w:type="character" w:customStyle="1" w:styleId="Heading8Char">
+    <w:name w:val="Heading 8 Char"/>
+    <w:basedOn w:val="DefaultParagraphFont"/>
+    <w:link w:val="Heading8"/>
+    <w:uiPriority w:val="9"/>
+    <w:semiHidden/>
+    <w:rsid w:val="00C13E67"/>
+    <w:rPr>
+      <w:rFonts w:eastAsiaTheme="majorEastAsia" w:cstheme="majorBidi"/>
+      <w:i/>
+      <w:iCs/>
+      <w:color w:val="272727" w:themeColor="text1" w:themeTint="D8"/>
+    </w:rPr>
+  </w:style>
+  <w:style w:type="character" w:customStyle="1" w:styleId="Heading9Char">
+    <w:name w:val="Heading 9 Char"/>
+    <w:basedOn w:val="DefaultParagraphFont"/>
+    <w:link w:val="Heading9"/>
+    <w:uiPriority w:val="9"/>
+    <w:semiHidden/>
+    <w:rsid w:val="00C13E67"/>
+    <w:rPr>
+      <w:rFonts w:eastAsiaTheme="majorEastAsia" w:cstheme="majorBidi"/>
+      <w:color w:val="272727" w:themeColor="text1" w:themeTint="D8"/>
+    </w:rPr>
   </w:style>
   <w:style w:type="paragraph" w:styleId="Title">
     <w:name w:val="Title"/>
     <w:basedOn w:val="Normal"/>
     <w:next w:val="Normal"/>
+    <w:link w:val="TitleChar"/>
     <w:uiPriority w:val="10"/>
     <w:qFormat/>
+    <w:rsid w:val="00C13E67"/>
     <w:pPr>
-      <w:keepNext/>
-      <w:keepLines/>
-      <w:spacing w:after="60"/>
+      <w:spacing w:after="80" w:line="240" w:lineRule="auto"/>
+      <w:contextualSpacing/>
     </w:pPr>
     <w:rPr>
-      <w:sz w:val="52"/>
-      <w:szCs w:val="52"/>
+      <w:rFonts w:asciiTheme="majorHAnsi" w:eastAsiaTheme="majorEastAsia" w:hAnsiTheme="majorHAnsi" w:cstheme="majorBidi"/>
+      <w:spacing w:val="-10"/>
+      <w:kern w:val="28"/>
+      <w:sz w:val="56"/>
+      <w:szCs w:val="56"/>
+    </w:rPr>
+  </w:style>
+  <w:style w:type="character" w:customStyle="1" w:styleId="TitleChar">
+    <w:name w:val="Title Char"/>
+    <w:basedOn w:val="DefaultParagraphFont"/>
+    <w:link w:val="Title"/>
+    <w:uiPriority w:val="10"/>
+    <w:rsid w:val="00C13E67"/>
+    <w:rPr>
+      <w:rFonts w:asciiTheme="majorHAnsi" w:eastAsiaTheme="majorEastAsia" w:hAnsiTheme="majorHAnsi" w:cstheme="majorBidi"/>
+      <w:spacing w:val="-10"/>
+      <w:kern w:val="28"/>
+      <w:sz w:val="56"/>
+      <w:szCs w:val="56"/>
     </w:rPr>
   </w:style>
   <w:style w:type="paragraph" w:styleId="Subtitle">
     <w:name w:val="Subtitle"/>
     <w:basedOn w:val="Normal"/>
     <w:next w:val="Normal"/>
+    <w:link w:val="SubtitleChar"/>
     <w:uiPriority w:val="11"/>
     <w:qFormat/>
+    <w:rsid w:val="00C13E67"/>
     <w:pPr>
-      <w:keepNext/>
-      <w:keepLines/>
-      <w:spacing w:after="320"/>
+      <w:numPr>
+        <w:ilvl w:val="1"/>
+      </w:numPr>
     </w:pPr>
     <w:rPr>
-      <w:color w:val="666666"/>
-      <w:sz w:val="30"/>
-      <w:szCs w:val="30"/>
+      <w:rFonts w:eastAsiaTheme="majorEastAsia" w:cstheme="majorBidi"/>
+      <w:color w:val="595959" w:themeColor="text1" w:themeTint="A6"/>
+      <w:spacing w:val="15"/>
+      <w:sz w:val="28"/>
+      <w:szCs w:val="28"/>
     </w:rPr>
   </w:style>
-  <w:style w:type="table" w:customStyle="1" w:styleId="a">
-    <w:basedOn w:val="TableNormal0"/>
-    <w:tblPr>
-      <w:tblStyleRowBandSize w:val="1"/>
-      <w:tblStyleColBandSize w:val="1"/>
-      <w:tblCellMar>
-        <w:top w:w="100" w:type="dxa"/>
-        <w:left w:w="100" w:type="dxa"/>
-        <w:bottom w:w="100" w:type="dxa"/>
-        <w:right w:w="100" w:type="dxa"/>
-      </w:tblCellMar>
-    </w:tblPr>
+  <w:style w:type="character" w:customStyle="1" w:styleId="SubtitleChar">
+    <w:name w:val="Subtitle Char"/>
+    <w:basedOn w:val="DefaultParagraphFont"/>
+    <w:link w:val="Subtitle"/>
+    <w:uiPriority w:val="11"/>
+    <w:rsid w:val="00C13E67"/>
+    <w:rPr>
+      <w:rFonts w:eastAsiaTheme="majorEastAsia" w:cstheme="majorBidi"/>
+      <w:color w:val="595959" w:themeColor="text1" w:themeTint="A6"/>
+      <w:spacing w:val="15"/>
+      <w:sz w:val="28"/>
+      <w:szCs w:val="28"/>
+    </w:rPr>
+  </w:style>
+  <w:style w:type="paragraph" w:styleId="Quote">
+    <w:name w:val="Quote"/>
+    <w:basedOn w:val="Normal"/>
+    <w:next w:val="Normal"/>
+    <w:link w:val="QuoteChar"/>
+    <w:uiPriority w:val="29"/>
+    <w:qFormat/>
+    <w:rsid w:val="00C13E67"/>
+    <w:pPr>
+      <w:spacing w:before="160"/>
+      <w:jc w:val="center"/>
+    </w:pPr>
+    <w:rPr>
+      <w:i/>
+      <w:iCs/>
+      <w:color w:val="404040" w:themeColor="text1" w:themeTint="BF"/>
+    </w:rPr>
+  </w:style>
+  <w:style w:type="character" w:customStyle="1" w:styleId="QuoteChar">
+    <w:name w:val="Quote Char"/>
+    <w:basedOn w:val="DefaultParagraphFont"/>
+    <w:link w:val="Quote"/>
+    <w:uiPriority w:val="29"/>
+    <w:rsid w:val="00C13E67"/>
+    <w:rPr>
+      <w:i/>
+      <w:iCs/>
+      <w:color w:val="404040" w:themeColor="text1" w:themeTint="BF"/>
+    </w:rPr>
   </w:style>
   <w:style w:type="paragraph" w:styleId="ListParagraph">
     <w:name w:val="List Paragraph"/>
     <w:basedOn w:val="Normal"/>
     <w:uiPriority w:val="34"/>
     <w:qFormat/>
-    <w:rsid w:val="000B4A13"/>
+    <w:rsid w:val="00C13E67"/>
     <w:pPr>
       <w:ind w:left="720"/>
       <w:contextualSpacing/>
     </w:pPr>
   </w:style>
-  <w:style w:type="character" w:customStyle="1" w:styleId="Heading4Char">
-    <w:name w:val="Heading 4 Char"/>
+  <w:style w:type="character" w:styleId="IntenseEmphasis">
+    <w:name w:val="Intense Emphasis"/>
     <w:basedOn w:val="DefaultParagraphFont"/>
-    <w:link w:val="Heading4"/>
-    <w:uiPriority w:val="9"/>
-    <w:rsid w:val="00EB5850"/>
+    <w:uiPriority w:val="21"/>
+    <w:qFormat/>
+    <w:rsid w:val="00C13E67"/>
     <w:rPr>
-      <w:color w:val="666666"/>
-      <w:sz w:val="24"/>
-      <w:szCs w:val="24"/>
+      <w:i/>
+      <w:iCs/>
+      <w:color w:val="2F5496" w:themeColor="accent1" w:themeShade="BF"/>
+    </w:rPr>
+  </w:style>
+  <w:style w:type="paragraph" w:styleId="IntenseQuote">
+    <w:name w:val="Intense Quote"/>
+    <w:basedOn w:val="Normal"/>
+    <w:next w:val="Normal"/>
+    <w:link w:val="IntenseQuoteChar"/>
+    <w:uiPriority w:val="30"/>
+    <w:qFormat/>
+    <w:rsid w:val="00C13E67"/>
+    <w:pPr>
+      <w:pBdr>
+        <w:top w:val="single" w:sz="4" w:space="10" w:color="2F5496" w:themeColor="accent1" w:themeShade="BF"/>
+        <w:bottom w:val="single" w:sz="4" w:space="10" w:color="2F5496" w:themeColor="accent1" w:themeShade="BF"/>
+      </w:pBdr>
+      <w:spacing w:before="360" w:after="360"/>
+      <w:ind w:left="864" w:right="864"/>
+      <w:jc w:val="center"/>
+    </w:pPr>
+    <w:rPr>
+      <w:i/>
+      <w:iCs/>
+      <w:color w:val="2F5496" w:themeColor="accent1" w:themeShade="BF"/>
+    </w:rPr>
+  </w:style>
+  <w:style w:type="character" w:customStyle="1" w:styleId="IntenseQuoteChar">
+    <w:name w:val="Intense Quote Char"/>
+    <w:basedOn w:val="DefaultParagraphFont"/>
+    <w:link w:val="IntenseQuote"/>
+    <w:uiPriority w:val="30"/>
+    <w:rsid w:val="00C13E67"/>
+    <w:rPr>
+      <w:i/>
+      <w:iCs/>
+      <w:color w:val="2F5496" w:themeColor="accent1" w:themeShade="BF"/>
+    </w:rPr>
+  </w:style>
+  <w:style w:type="character" w:styleId="IntenseReference">
+    <w:name w:val="Intense Reference"/>
+    <w:basedOn w:val="DefaultParagraphFont"/>
+    <w:uiPriority w:val="32"/>
+    <w:qFormat/>
+    <w:rsid w:val="00C13E67"/>
+    <w:rPr>
+      <w:b/>
+      <w:bCs/>
+      <w:smallCaps/>
+      <w:color w:val="2F5496" w:themeColor="accent1" w:themeShade="BF"/>
+      <w:spacing w:val="5"/>
     </w:rPr>
   </w:style>
 </w:styles>
@@ -17931,44 +18426,44 @@
         <a:sysClr val="window" lastClr="FFFFFF"/>
       </a:lt1>
       <a:dk2>
-        <a:srgbClr val="1F497D"/>
+        <a:srgbClr val="44546A"/>
       </a:dk2>
       <a:lt2>
-        <a:srgbClr val="EEECE1"/>
+        <a:srgbClr val="E7E6E6"/>
       </a:lt2>
       <a:accent1>
-        <a:srgbClr val="4F81BD"/>
+        <a:srgbClr val="4472C4"/>
       </a:accent1>
       <a:accent2>
-        <a:srgbClr val="C0504D"/>
+        <a:srgbClr val="ED7D31"/>
       </a:accent2>
       <a:accent3>
-        <a:srgbClr val="9BBB59"/>
+        <a:srgbClr val="A5A5A5"/>
       </a:accent3>
       <a:accent4>
-        <a:srgbClr val="8064A2"/>
+        <a:srgbClr val="FFC000"/>
       </a:accent4>
       <a:accent5>
-        <a:srgbClr val="4BACC6"/>
+        <a:srgbClr val="5B9BD5"/>
       </a:accent5>
       <a:accent6>
-        <a:srgbClr val="F79646"/>
+        <a:srgbClr val="70AD47"/>
       </a:accent6>
       <a:hlink>
-        <a:srgbClr val="0000FF"/>
+        <a:srgbClr val="0563C1"/>
       </a:hlink>
       <a:folHlink>
-        <a:srgbClr val="800080"/>
+        <a:srgbClr val="954F72"/>
       </a:folHlink>
     </a:clrScheme>
     <a:fontScheme name="Office">
       <a:majorFont>
-        <a:latin typeface="Calibri"/>
+        <a:latin typeface="Calibri Light" panose="020F0302020204030204"/>
         <a:ea typeface=""/>
         <a:cs typeface=""/>
-        <a:font script="Jpan" typeface="ＭＳ ゴシック"/>
+        <a:font script="Jpan" typeface="游ゴシック Light"/>
         <a:font script="Hang" typeface="맑은 고딕"/>
-        <a:font script="Hans" typeface="宋体"/>
+        <a:font script="Hans" typeface="等线 Light"/>
         <a:font script="Hant" typeface="新細明體"/>
         <a:font script="Arab" typeface="Times New Roman"/>
         <a:font script="Hebr" typeface="Times New Roman"/>
@@ -17996,14 +18491,31 @@
         <a:font script="Viet" typeface="Times New Roman"/>
         <a:font script="Uigh" typeface="Microsoft Uighur"/>
         <a:font script="Geor" typeface="Sylfaen"/>
+        <a:font script="Armn" typeface="Arial"/>
+        <a:font script="Bugi" typeface="Leelawadee UI"/>
+        <a:font script="Bopo" typeface="Microsoft JhengHei"/>
+        <a:font script="Java" typeface="Javanese Text"/>
+        <a:font script="Lisu" typeface="Segoe UI"/>
+        <a:font script="Mymr" typeface="Myanmar Text"/>
+        <a:font script="Nkoo" typeface="Ebrima"/>
+        <a:font script="Olck" typeface="Nirmala UI"/>
+        <a:font script="Osma" typeface="Ebrima"/>
+        <a:font script="Phag" typeface="Phagspa"/>
+        <a:font script="Syrn" typeface="Estrangelo Edessa"/>
+        <a:font script="Syrj" typeface="Estrangelo Edessa"/>
+        <a:font script="Syre" typeface="Estrangelo Edessa"/>
+        <a:font script="Sora" typeface="Nirmala UI"/>
+        <a:font script="Tale" typeface="Microsoft Tai Le"/>
+        <a:font script="Talu" typeface="Microsoft New Tai Lue"/>
+        <a:font script="Tfng" typeface="Ebrima"/>
       </a:majorFont>
       <a:minorFont>
-        <a:latin typeface="Cambria"/>
+        <a:latin typeface="Calibri" panose="020F0502020204030204"/>
         <a:ea typeface=""/>
         <a:cs typeface=""/>
-        <a:font script="Jpan" typeface="ＭＳ 明朝"/>
+        <a:font script="Jpan" typeface="游ゴシック"/>
         <a:font script="Hang" typeface="맑은 고딕"/>
-        <a:font script="Hans" typeface="宋体"/>
+        <a:font script="Hans" typeface="等线"/>
         <a:font script="Hant" typeface="新細明體"/>
         <a:font script="Arab" typeface="Arial"/>
         <a:font script="Hebr" typeface="Arial"/>
@@ -18031,6 +18543,23 @@
         <a:font script="Viet" typeface="Arial"/>
         <a:font script="Uigh" typeface="Microsoft Uighur"/>
         <a:font script="Geor" typeface="Sylfaen"/>
+        <a:font script="Armn" typeface="Arial"/>
+        <a:font script="Bugi" typeface="Leelawadee UI"/>
+        <a:font script="Bopo" typeface="Microsoft JhengHei"/>
+        <a:font script="Java" typeface="Javanese Text"/>
+        <a:font script="Lisu" typeface="Segoe UI"/>
+        <a:font script="Mymr" typeface="Myanmar Text"/>
+        <a:font script="Nkoo" typeface="Ebrima"/>
+        <a:font script="Olck" typeface="Nirmala UI"/>
+        <a:font script="Osma" typeface="Ebrima"/>
+        <a:font script="Phag" typeface="Phagspa"/>
+        <a:font script="Syrn" typeface="Estrangelo Edessa"/>
+        <a:font script="Syrj" typeface="Estrangelo Edessa"/>
+        <a:font script="Syre" typeface="Estrangelo Edessa"/>
+        <a:font script="Sora" typeface="Nirmala UI"/>
+        <a:font script="Tale" typeface="Microsoft Tai Le"/>
+        <a:font script="Talu" typeface="Microsoft New Tai Lue"/>
+        <a:font script="Tfng" typeface="Ebrima"/>
       </a:minorFont>
     </a:fontScheme>
     <a:fmtScheme name="Office">
@@ -18042,200 +18571,141 @@
           <a:gsLst>
             <a:gs pos="0">
               <a:schemeClr val="phClr">
-                <a:tint val="50000"/>
-                <a:satMod val="300000"/>
+                <a:lumMod val="110000"/>
+                <a:satMod val="105000"/>
+                <a:tint val="67000"/>
               </a:schemeClr>
             </a:gs>
-            <a:gs pos="35000">
+            <a:gs pos="50000">
               <a:schemeClr val="phClr">
-                <a:tint val="37000"/>
-                <a:satMod val="300000"/>
+                <a:lumMod val="105000"/>
+                <a:satMod val="103000"/>
+                <a:tint val="73000"/>
               </a:schemeClr>
             </a:gs>
             <a:gs pos="100000">
               <a:schemeClr val="phClr">
-                <a:tint val="15000"/>
-                <a:satMod val="350000"/>
+                <a:lumMod val="105000"/>
+                <a:satMod val="109000"/>
+                <a:tint val="81000"/>
               </a:schemeClr>
             </a:gs>
           </a:gsLst>
-          <a:lin ang="16200000" scaled="1"/>
+          <a:lin ang="5400000" scaled="0"/>
         </a:gradFill>
         <a:gradFill rotWithShape="1">
           <a:gsLst>
             <a:gs pos="0">
               <a:schemeClr val="phClr">
-                <a:tint val="100000"/>
+                <a:satMod val="103000"/>
+                <a:lumMod val="102000"/>
+                <a:tint val="94000"/>
+              </a:schemeClr>
+            </a:gs>
+            <a:gs pos="50000">
+              <a:schemeClr val="phClr">
+                <a:satMod val="110000"/>
+                <a:lumMod val="100000"/>
                 <a:shade val="100000"/>
-                <a:satMod val="130000"/>
               </a:schemeClr>
             </a:gs>
             <a:gs pos="100000">
               <a:schemeClr val="phClr">
-                <a:tint val="50000"/>
-                <a:shade val="100000"/>
-                <a:satMod val="350000"/>
+                <a:lumMod val="99000"/>
+                <a:satMod val="120000"/>
+                <a:shade val="78000"/>
               </a:schemeClr>
             </a:gs>
           </a:gsLst>
-          <a:lin ang="16200000" scaled="0"/>
+          <a:lin ang="5400000" scaled="0"/>
         </a:gradFill>
       </a:fillStyleLst>
       <a:lnStyleLst>
-        <a:ln w="9525" cap="flat" cmpd="sng" algn="ctr">
-          <a:solidFill>
-            <a:schemeClr val="phClr">
-              <a:shade val="95000"/>
-              <a:satMod val="105000"/>
-            </a:schemeClr>
-          </a:solidFill>
-          <a:prstDash val="solid"/>
-        </a:ln>
-        <a:ln w="25400" cap="flat" cmpd="sng" algn="ctr">
+        <a:ln w="6350" cap="flat" cmpd="sng" algn="ctr">
           <a:solidFill>
             <a:schemeClr val="phClr"/>
           </a:solidFill>
           <a:prstDash val="solid"/>
+          <a:miter lim="800000"/>
         </a:ln>
-        <a:ln w="38100" cap="flat" cmpd="sng" algn="ctr">
+        <a:ln w="12700" cap="flat" cmpd="sng" algn="ctr">
           <a:solidFill>
             <a:schemeClr val="phClr"/>
           </a:solidFill>
           <a:prstDash val="solid"/>
+          <a:miter lim="800000"/>
+        </a:ln>
+        <a:ln w="19050" cap="flat" cmpd="sng" algn="ctr">
+          <a:solidFill>
+            <a:schemeClr val="phClr"/>
+          </a:solidFill>
+          <a:prstDash val="solid"/>
+          <a:miter lim="800000"/>
         </a:ln>
       </a:lnStyleLst>
       <a:effectStyleLst>
         <a:effectStyle>
+          <a:effectLst/>
+        </a:effectStyle>
+        <a:effectStyle>
+          <a:effectLst/>
+        </a:effectStyle>
+        <a:effectStyle>
           <a:effectLst>
-            <a:outerShdw blurRad="40000" dist="20000" dir="5400000" rotWithShape="0">
+            <a:outerShdw blurRad="57150" dist="19050" dir="5400000" algn="ctr" rotWithShape="0">
               <a:srgbClr val="000000">
-                <a:alpha val="38000"/>
+                <a:alpha val="63000"/>
               </a:srgbClr>
             </a:outerShdw>
           </a:effectLst>
-        </a:effectStyle>
-        <a:effectStyle>
-          <a:effectLst>
-            <a:outerShdw blurRad="40000" dist="23000" dir="5400000" rotWithShape="0">
-              <a:srgbClr val="000000">
-                <a:alpha val="35000"/>
-              </a:srgbClr>
-            </a:outerShdw>
-          </a:effectLst>
-        </a:effectStyle>
-        <a:effectStyle>
-          <a:effectLst>
-            <a:outerShdw blurRad="40000" dist="23000" dir="5400000" rotWithShape="0">
-              <a:srgbClr val="000000">
-                <a:alpha val="35000"/>
-              </a:srgbClr>
-            </a:outerShdw>
-          </a:effectLst>
-          <a:scene3d>
-            <a:camera prst="orthographicFront">
-              <a:rot lat="0" lon="0" rev="0"/>
-            </a:camera>
-            <a:lightRig rig="threePt" dir="t">
-              <a:rot lat="0" lon="0" rev="1200000"/>
-            </a:lightRig>
-          </a:scene3d>
-          <a:sp3d>
-            <a:bevelT w="63500" h="25400"/>
-          </a:sp3d>
         </a:effectStyle>
       </a:effectStyleLst>
       <a:bgFillStyleLst>
         <a:solidFill>
           <a:schemeClr val="phClr"/>
         </a:solidFill>
+        <a:solidFill>
+          <a:schemeClr val="phClr">
+            <a:tint val="95000"/>
+            <a:satMod val="170000"/>
+          </a:schemeClr>
+        </a:solidFill>
         <a:gradFill rotWithShape="1">
           <a:gsLst>
             <a:gs pos="0">
               <a:schemeClr val="phClr">
-                <a:tint val="40000"/>
-                <a:satMod val="350000"/>
+                <a:tint val="93000"/>
+                <a:satMod val="150000"/>
+                <a:shade val="98000"/>
+                <a:lumMod val="102000"/>
               </a:schemeClr>
             </a:gs>
-            <a:gs pos="40000">
+            <a:gs pos="50000">
               <a:schemeClr val="phClr">
-                <a:tint val="45000"/>
-                <a:shade val="99000"/>
-                <a:satMod val="350000"/>
+                <a:tint val="98000"/>
+                <a:satMod val="130000"/>
+                <a:shade val="90000"/>
+                <a:lumMod val="103000"/>
               </a:schemeClr>
             </a:gs>
             <a:gs pos="100000">
               <a:schemeClr val="phClr">
-                <a:shade val="20000"/>
-                <a:satMod val="255000"/>
+                <a:shade val="63000"/>
+                <a:satMod val="120000"/>
               </a:schemeClr>
             </a:gs>
           </a:gsLst>
-          <a:path path="circle">
-            <a:fillToRect l="50000" t="-80000" r="50000" b="180000"/>
-          </a:path>
-        </a:gradFill>
-        <a:gradFill rotWithShape="1">
-          <a:gsLst>
-            <a:gs pos="0">
-              <a:schemeClr val="phClr">
-                <a:tint val="80000"/>
-                <a:satMod val="300000"/>
-              </a:schemeClr>
-            </a:gs>
-            <a:gs pos="100000">
-              <a:schemeClr val="phClr">
-                <a:shade val="30000"/>
-                <a:satMod val="200000"/>
-              </a:schemeClr>
-            </a:gs>
-          </a:gsLst>
-          <a:path path="circle">
-            <a:fillToRect l="50000" t="50000" r="50000" b="50000"/>
-          </a:path>
+          <a:lin ang="5400000" scaled="0"/>
         </a:gradFill>
       </a:bgFillStyleLst>
     </a:fmtScheme>
   </a:themeElements>
-  <a:objectDefaults>
-    <a:spDef>
-      <a:spPr/>
-      <a:bodyPr/>
-      <a:lstStyle/>
-      <a:style>
-        <a:lnRef idx="1">
-          <a:schemeClr val="accent1"/>
-        </a:lnRef>
-        <a:fillRef idx="3">
-          <a:schemeClr val="accent1"/>
-        </a:fillRef>
-        <a:effectRef idx="2">
-          <a:schemeClr val="accent1"/>
-        </a:effectRef>
-        <a:fontRef idx="minor">
-          <a:schemeClr val="lt1"/>
-        </a:fontRef>
-      </a:style>
-    </a:spDef>
-    <a:lnDef>
-      <a:spPr/>
-      <a:bodyPr/>
-      <a:lstStyle/>
-      <a:style>
-        <a:lnRef idx="2">
-          <a:schemeClr val="accent1"/>
-        </a:lnRef>
-        <a:fillRef idx="0">
-          <a:schemeClr val="accent1"/>
-        </a:fillRef>
-        <a:effectRef idx="1">
-          <a:schemeClr val="accent1"/>
-        </a:effectRef>
-        <a:fontRef idx="minor">
-          <a:schemeClr val="tx1"/>
-        </a:fontRef>
-      </a:style>
-    </a:lnDef>
-  </a:objectDefaults>
+  <a:objectDefaults/>
   <a:extraClrSchemeLst/>
+  <a:extLst>
+    <a:ext uri="{05A4C25C-085E-4340-85A3-A5531E510DB2}">
+      <thm15:themeFamily xmlns:thm15="http://schemas.microsoft.com/office/thememl/2012/main" name="Office Theme" id="{62F939B6-93AF-4DB8-9C6B-D6C7DFDC589F}" vid="{4A3C46E8-61CC-4603-A589-7422A47A8E4A}"/>
+    </a:ext>
+  </a:extLst>
 </a:theme>
 </file>